--- a/BTS4723 Software Engineering Project.docx
+++ b/BTS4723 Software Engineering Project.docx
@@ -4,28 +4,187 @@
   <w:body>
     <w:p>
       <w:pPr>
-        <w:pStyle w:val="Heading1"/>
+        <w:jc w:val="center"/>
         <w:rPr>
           <w:lang w:val="en-US"/>
         </w:rPr>
       </w:pPr>
       <w:r>
         <w:rPr>
-          <w:lang w:val="en-US"/>
-        </w:rPr>
-        <w:t>Q</w:t>
+          <w:noProof/>
+          <w:sz w:val="20"/>
+        </w:rPr>
+        <w:drawing>
+          <wp:inline distT="0" distB="0" distL="0" distR="0" wp14:anchorId="420FE76D" wp14:editId="772E0A40">
+            <wp:extent cx="2335158" cy="1692211"/>
+            <wp:effectExtent l="0" t="0" r="0" b="0"/>
+            <wp:docPr id="1" name="Image 1" descr="A logo with a black background  Description automatically generated "/>
+            <wp:cNvGraphicFramePr>
+              <a:graphicFrameLocks xmlns:a="http://schemas.openxmlformats.org/drawingml/2006/main"/>
+            </wp:cNvGraphicFramePr>
+            <a:graphic xmlns:a="http://schemas.openxmlformats.org/drawingml/2006/main">
+              <a:graphicData uri="http://schemas.openxmlformats.org/drawingml/2006/picture">
+                <pic:pic xmlns:pic="http://schemas.openxmlformats.org/drawingml/2006/picture">
+                  <pic:nvPicPr>
+                    <pic:cNvPr id="1" name="Image 1" descr="A logo with a black background  Description automatically generated "/>
+                    <pic:cNvPicPr/>
+                  </pic:nvPicPr>
+                  <pic:blipFill>
+                    <a:blip r:embed="rId8" cstate="print"/>
+                    <a:stretch>
+                      <a:fillRect/>
+                    </a:stretch>
+                  </pic:blipFill>
+                  <pic:spPr>
+                    <a:xfrm>
+                      <a:off x="0" y="0"/>
+                      <a:ext cx="2335158" cy="1692211"/>
+                    </a:xfrm>
+                    <a:prstGeom prst="rect">
+                      <a:avLst/>
+                    </a:prstGeom>
+                  </pic:spPr>
+                </pic:pic>
+              </a:graphicData>
+            </a:graphic>
+          </wp:inline>
+        </w:drawing>
+      </w:r>
+    </w:p>
+    <w:p>
+      <w:pPr>
+        <w:jc w:val="center"/>
+        <w:rPr>
+          <w:b/>
+          <w:bCs/>
+          <w:lang w:val="en-US"/>
+        </w:rPr>
+      </w:pPr>
+      <w:r>
+        <w:rPr>
+          <w:b/>
+          <w:bCs/>
+        </w:rPr>
+        <w:t>FAKULTI</w:t>
       </w:r>
       <w:r>
         <w:rPr>
-          <w:lang w:val="en-US"/>
-        </w:rPr>
-        <w:t xml:space="preserve">UESTION </w:t>
+          <w:b/>
+          <w:bCs/>
+          <w:spacing w:val="-6"/>
+        </w:rPr>
+        <w:t xml:space="preserve"> </w:t>
       </w:r>
       <w:r>
         <w:rPr>
-          <w:lang w:val="en-US"/>
-        </w:rPr>
-        <w:t>2</w:t>
+          <w:b/>
+          <w:bCs/>
+        </w:rPr>
+        <w:t>TEKNOLOGI</w:t>
+      </w:r>
+      <w:r>
+        <w:rPr>
+          <w:b/>
+          <w:bCs/>
+          <w:spacing w:val="-4"/>
+        </w:rPr>
+        <w:t xml:space="preserve"> </w:t>
+      </w:r>
+      <w:r>
+        <w:rPr>
+          <w:b/>
+          <w:bCs/>
+        </w:rPr>
+        <w:t>KEJURUTERAAN</w:t>
+      </w:r>
+      <w:r>
+        <w:rPr>
+          <w:b/>
+          <w:bCs/>
+          <w:spacing w:val="-5"/>
+        </w:rPr>
+        <w:t xml:space="preserve"> </w:t>
+      </w:r>
+      <w:r>
+        <w:rPr>
+          <w:b/>
+          <w:bCs/>
+        </w:rPr>
+        <w:t>ELEKTRIK</w:t>
+      </w:r>
+      <w:r>
+        <w:rPr>
+          <w:b/>
+          <w:bCs/>
+          <w:spacing w:val="-4"/>
+        </w:rPr>
+        <w:t xml:space="preserve"> </w:t>
+      </w:r>
+      <w:r>
+        <w:rPr>
+          <w:b/>
+          <w:bCs/>
+        </w:rPr>
+        <w:t>DAN</w:t>
+      </w:r>
+      <w:r>
+        <w:rPr>
+          <w:b/>
+          <w:bCs/>
+          <w:spacing w:val="-5"/>
+        </w:rPr>
+        <w:t xml:space="preserve"> </w:t>
+      </w:r>
+      <w:r>
+        <w:rPr>
+          <w:b/>
+          <w:bCs/>
+          <w:spacing w:val="-2"/>
+        </w:rPr>
+        <w:t>ELEKTRONIK</w:t>
+      </w:r>
+    </w:p>
+    <w:p>
+      <w:pPr>
+        <w:rPr>
+          <w:lang w:val="en-US"/>
+        </w:rPr>
+      </w:pPr>
+    </w:p>
+    <w:p>
+      <w:pPr>
+        <w:jc w:val="center"/>
+        <w:rPr>
+          <w:b/>
+          <w:bCs/>
+          <w:lang w:val="en-US"/>
+        </w:rPr>
+      </w:pPr>
+      <w:r>
+        <w:rPr>
+          <w:b/>
+          <w:bCs/>
+          <w:lang w:val="en-US"/>
+        </w:rPr>
+        <w:t>BTS4723</w:t>
+      </w:r>
+    </w:p>
+    <w:p>
+      <w:pPr>
+        <w:jc w:val="center"/>
+        <w:rPr>
+          <w:b/>
+          <w:bCs/>
+          <w:lang w:val="en-US"/>
+        </w:rPr>
+      </w:pPr>
+      <w:r>
+        <w:rPr>
+          <w:b/>
+          <w:bCs/>
+          <w:lang w:val="en-US"/>
+        </w:rPr>
+        <w:t>SOFTWARE ENGINEERING PROJECT PROPOSAL</w:t>
       </w:r>
     </w:p>
     <w:p>
@@ -74,7 +233,7 @@
           <w:u w:val="single"/>
           <w:lang w:val="en-US"/>
         </w:rPr>
-        <w:t>ATHLETE MANAGEMENT SYSTEM</w:t>
+        <w:t>SPORTSPHERE</w:t>
       </w:r>
     </w:p>
     <w:p>
@@ -270,6 +429,598 @@
         </w:rPr>
       </w:pPr>
     </w:p>
+    <w:sdt>
+      <w:sdtPr>
+        <w:id w:val="751242234"/>
+        <w:docPartObj>
+          <w:docPartGallery w:val="Table of Contents"/>
+          <w:docPartUnique/>
+        </w:docPartObj>
+      </w:sdtPr>
+      <w:sdtEndPr>
+        <w:rPr>
+          <w:rFonts w:ascii="Times New Roman" w:eastAsiaTheme="minorHAnsi" w:hAnsi="Times New Roman" w:cstheme="minorBidi"/>
+          <w:b/>
+          <w:bCs/>
+          <w:noProof/>
+          <w:color w:val="auto"/>
+          <w:sz w:val="24"/>
+          <w:szCs w:val="22"/>
+          <w:lang w:val="en-MY"/>
+        </w:rPr>
+      </w:sdtEndPr>
+      <w:sdtContent>
+        <w:p>
+          <w:pPr>
+            <w:pStyle w:val="TOCHeading"/>
+          </w:pPr>
+        </w:p>
+        <w:p>
+          <w:pPr>
+            <w:rPr>
+              <w:rFonts w:asciiTheme="majorHAnsi" w:eastAsiaTheme="majorEastAsia" w:hAnsiTheme="majorHAnsi" w:cstheme="majorBidi"/>
+              <w:color w:val="2F5496" w:themeColor="accent1" w:themeShade="BF"/>
+              <w:sz w:val="32"/>
+              <w:szCs w:val="32"/>
+              <w:lang w:val="en-US"/>
+            </w:rPr>
+          </w:pPr>
+          <w:r>
+            <w:br w:type="page"/>
+          </w:r>
+        </w:p>
+        <w:p>
+          <w:pPr>
+            <w:pStyle w:val="TOCHeading"/>
+          </w:pPr>
+          <w:r>
+            <w:rPr>
+              <w:rFonts w:ascii="Times New Roman" w:hAnsi="Times New Roman" w:cs="Times New Roman"/>
+              <w:b/>
+              <w:bCs/>
+              <w:color w:val="auto"/>
+            </w:rPr>
+            <w:lastRenderedPageBreak/>
+            <w:t>TABLE OF CONTENTS</w:t>
+          </w:r>
+        </w:p>
+        <w:p>
+          <w:pPr>
+            <w:pStyle w:val="TOC1"/>
+            <w:tabs>
+              <w:tab w:val="right" w:leader="dot" w:pos="9016"/>
+            </w:tabs>
+            <w:rPr>
+              <w:rFonts w:asciiTheme="minorHAnsi" w:eastAsiaTheme="minorEastAsia" w:hAnsiTheme="minorHAnsi"/>
+              <w:noProof/>
+              <w:kern w:val="2"/>
+              <w:szCs w:val="24"/>
+              <w:lang w:eastAsia="zh-CN"/>
+              <w14:ligatures w14:val="standardContextual"/>
+            </w:rPr>
+          </w:pPr>
+          <w:r>
+            <w:fldChar w:fldCharType="begin"/>
+          </w:r>
+          <w:r>
+            <w:instrText xml:space="preserve"> TOC \o "1-3" \h \z \u </w:instrText>
+          </w:r>
+          <w:r>
+            <w:fldChar w:fldCharType="separate"/>
+          </w:r>
+          <w:hyperlink w:anchor="_Toc219192605" w:history="1">
+            <w:r>
+              <w:rPr>
+                <w:rStyle w:val="Hyperlink"/>
+                <w:noProof/>
+                <w:lang w:val="en-US"/>
+              </w:rPr>
+              <w:t>DATA MODEL</w:t>
+            </w:r>
+            <w:r>
+              <w:rPr>
+                <w:noProof/>
+                <w:webHidden/>
+              </w:rPr>
+              <w:tab/>
+            </w:r>
+            <w:r>
+              <w:rPr>
+                <w:noProof/>
+                <w:webHidden/>
+              </w:rPr>
+              <w:fldChar w:fldCharType="begin"/>
+            </w:r>
+            <w:r>
+              <w:rPr>
+                <w:noProof/>
+                <w:webHidden/>
+              </w:rPr>
+              <w:instrText xml:space="preserve"> PAGEREF _Toc219192605 \h </w:instrText>
+            </w:r>
+            <w:r>
+              <w:rPr>
+                <w:noProof/>
+                <w:webHidden/>
+              </w:rPr>
+            </w:r>
+            <w:r>
+              <w:rPr>
+                <w:noProof/>
+                <w:webHidden/>
+              </w:rPr>
+              <w:fldChar w:fldCharType="separate"/>
+            </w:r>
+            <w:r>
+              <w:rPr>
+                <w:noProof/>
+                <w:webHidden/>
+              </w:rPr>
+              <w:t>3</w:t>
+            </w:r>
+            <w:r>
+              <w:rPr>
+                <w:noProof/>
+                <w:webHidden/>
+              </w:rPr>
+              <w:fldChar w:fldCharType="end"/>
+            </w:r>
+          </w:hyperlink>
+        </w:p>
+        <w:p>
+          <w:pPr>
+            <w:pStyle w:val="TOC1"/>
+            <w:tabs>
+              <w:tab w:val="right" w:leader="dot" w:pos="9016"/>
+            </w:tabs>
+            <w:rPr>
+              <w:rFonts w:asciiTheme="minorHAnsi" w:eastAsiaTheme="minorEastAsia" w:hAnsiTheme="minorHAnsi"/>
+              <w:noProof/>
+              <w:kern w:val="2"/>
+              <w:szCs w:val="24"/>
+              <w:lang w:eastAsia="zh-CN"/>
+              <w14:ligatures w14:val="standardContextual"/>
+            </w:rPr>
+          </w:pPr>
+          <w:hyperlink w:anchor="_Toc219192606" w:history="1">
+            <w:r>
+              <w:rPr>
+                <w:rStyle w:val="Hyperlink"/>
+                <w:noProof/>
+                <w:lang w:val="en-US"/>
+              </w:rPr>
+              <w:t>GANTT CHART &amp; COST ESTIMATION</w:t>
+            </w:r>
+            <w:r>
+              <w:rPr>
+                <w:noProof/>
+                <w:webHidden/>
+              </w:rPr>
+              <w:tab/>
+            </w:r>
+            <w:r>
+              <w:rPr>
+                <w:noProof/>
+                <w:webHidden/>
+              </w:rPr>
+              <w:fldChar w:fldCharType="begin"/>
+            </w:r>
+            <w:r>
+              <w:rPr>
+                <w:noProof/>
+                <w:webHidden/>
+              </w:rPr>
+              <w:instrText xml:space="preserve"> PAGEREF _Toc219192606 \h </w:instrText>
+            </w:r>
+            <w:r>
+              <w:rPr>
+                <w:noProof/>
+                <w:webHidden/>
+              </w:rPr>
+            </w:r>
+            <w:r>
+              <w:rPr>
+                <w:noProof/>
+                <w:webHidden/>
+              </w:rPr>
+              <w:fldChar w:fldCharType="separate"/>
+            </w:r>
+            <w:r>
+              <w:rPr>
+                <w:noProof/>
+                <w:webHidden/>
+              </w:rPr>
+              <w:t>6</w:t>
+            </w:r>
+            <w:r>
+              <w:rPr>
+                <w:noProof/>
+                <w:webHidden/>
+              </w:rPr>
+              <w:fldChar w:fldCharType="end"/>
+            </w:r>
+          </w:hyperlink>
+        </w:p>
+        <w:p>
+          <w:pPr>
+            <w:pStyle w:val="TOC1"/>
+            <w:tabs>
+              <w:tab w:val="right" w:leader="dot" w:pos="9016"/>
+            </w:tabs>
+            <w:rPr>
+              <w:rFonts w:asciiTheme="minorHAnsi" w:eastAsiaTheme="minorEastAsia" w:hAnsiTheme="minorHAnsi"/>
+              <w:noProof/>
+              <w:kern w:val="2"/>
+              <w:szCs w:val="24"/>
+              <w:lang w:eastAsia="zh-CN"/>
+              <w14:ligatures w14:val="standardContextual"/>
+            </w:rPr>
+          </w:pPr>
+          <w:hyperlink w:anchor="_Toc219192607" w:history="1">
+            <w:r>
+              <w:rPr>
+                <w:rStyle w:val="Hyperlink"/>
+                <w:noProof/>
+                <w:lang w:val="en-US"/>
+              </w:rPr>
+              <w:t>API REQUEST/RESPONSE</w:t>
+            </w:r>
+            <w:r>
+              <w:rPr>
+                <w:noProof/>
+                <w:webHidden/>
+              </w:rPr>
+              <w:tab/>
+            </w:r>
+            <w:r>
+              <w:rPr>
+                <w:noProof/>
+                <w:webHidden/>
+              </w:rPr>
+              <w:fldChar w:fldCharType="begin"/>
+            </w:r>
+            <w:r>
+              <w:rPr>
+                <w:noProof/>
+                <w:webHidden/>
+              </w:rPr>
+              <w:instrText xml:space="preserve"> PAGEREF _Toc219192607 \h </w:instrText>
+            </w:r>
+            <w:r>
+              <w:rPr>
+                <w:noProof/>
+                <w:webHidden/>
+              </w:rPr>
+            </w:r>
+            <w:r>
+              <w:rPr>
+                <w:noProof/>
+                <w:webHidden/>
+              </w:rPr>
+              <w:fldChar w:fldCharType="separate"/>
+            </w:r>
+            <w:r>
+              <w:rPr>
+                <w:noProof/>
+                <w:webHidden/>
+              </w:rPr>
+              <w:t>8</w:t>
+            </w:r>
+            <w:r>
+              <w:rPr>
+                <w:noProof/>
+                <w:webHidden/>
+              </w:rPr>
+              <w:fldChar w:fldCharType="end"/>
+            </w:r>
+          </w:hyperlink>
+        </w:p>
+        <w:p>
+          <w:pPr>
+            <w:pStyle w:val="TOC1"/>
+            <w:tabs>
+              <w:tab w:val="right" w:leader="dot" w:pos="9016"/>
+            </w:tabs>
+            <w:rPr>
+              <w:rFonts w:asciiTheme="minorHAnsi" w:eastAsiaTheme="minorEastAsia" w:hAnsiTheme="minorHAnsi"/>
+              <w:noProof/>
+              <w:kern w:val="2"/>
+              <w:szCs w:val="24"/>
+              <w:lang w:eastAsia="zh-CN"/>
+              <w14:ligatures w14:val="standardContextual"/>
+            </w:rPr>
+          </w:pPr>
+          <w:hyperlink w:anchor="_Toc219192608" w:history="1">
+            <w:r>
+              <w:rPr>
+                <w:rStyle w:val="Hyperlink"/>
+                <w:noProof/>
+                <w:lang w:val="en-US"/>
+              </w:rPr>
+              <w:t>TEST CASES</w:t>
+            </w:r>
+            <w:r>
+              <w:rPr>
+                <w:noProof/>
+                <w:webHidden/>
+              </w:rPr>
+              <w:tab/>
+            </w:r>
+            <w:r>
+              <w:rPr>
+                <w:noProof/>
+                <w:webHidden/>
+              </w:rPr>
+              <w:fldChar w:fldCharType="begin"/>
+            </w:r>
+            <w:r>
+              <w:rPr>
+                <w:noProof/>
+                <w:webHidden/>
+              </w:rPr>
+              <w:instrText xml:space="preserve"> PAGEREF _Toc219192608 \h </w:instrText>
+            </w:r>
+            <w:r>
+              <w:rPr>
+                <w:noProof/>
+                <w:webHidden/>
+              </w:rPr>
+            </w:r>
+            <w:r>
+              <w:rPr>
+                <w:noProof/>
+                <w:webHidden/>
+              </w:rPr>
+              <w:fldChar w:fldCharType="separate"/>
+            </w:r>
+            <w:r>
+              <w:rPr>
+                <w:noProof/>
+                <w:webHidden/>
+              </w:rPr>
+              <w:t>10</w:t>
+            </w:r>
+            <w:r>
+              <w:rPr>
+                <w:noProof/>
+                <w:webHidden/>
+              </w:rPr>
+              <w:fldChar w:fldCharType="end"/>
+            </w:r>
+          </w:hyperlink>
+        </w:p>
+        <w:p>
+          <w:pPr>
+            <w:pStyle w:val="TOC1"/>
+            <w:tabs>
+              <w:tab w:val="right" w:leader="dot" w:pos="9016"/>
+            </w:tabs>
+            <w:rPr>
+              <w:rFonts w:asciiTheme="minorHAnsi" w:eastAsiaTheme="minorEastAsia" w:hAnsiTheme="minorHAnsi"/>
+              <w:noProof/>
+              <w:kern w:val="2"/>
+              <w:szCs w:val="24"/>
+              <w:lang w:eastAsia="zh-CN"/>
+              <w14:ligatures w14:val="standardContextual"/>
+            </w:rPr>
+          </w:pPr>
+          <w:hyperlink w:anchor="_Toc219192609" w:history="1">
+            <w:r>
+              <w:rPr>
+                <w:rStyle w:val="Hyperlink"/>
+                <w:noProof/>
+                <w:lang w:val="en-US"/>
+              </w:rPr>
+              <w:t>ETHICAL CONCERNS</w:t>
+            </w:r>
+            <w:r>
+              <w:rPr>
+                <w:noProof/>
+                <w:webHidden/>
+              </w:rPr>
+              <w:tab/>
+            </w:r>
+            <w:r>
+              <w:rPr>
+                <w:noProof/>
+                <w:webHidden/>
+              </w:rPr>
+              <w:fldChar w:fldCharType="begin"/>
+            </w:r>
+            <w:r>
+              <w:rPr>
+                <w:noProof/>
+                <w:webHidden/>
+              </w:rPr>
+              <w:instrText xml:space="preserve"> PAGEREF _Toc219192609 \h </w:instrText>
+            </w:r>
+            <w:r>
+              <w:rPr>
+                <w:noProof/>
+                <w:webHidden/>
+              </w:rPr>
+            </w:r>
+            <w:r>
+              <w:rPr>
+                <w:noProof/>
+                <w:webHidden/>
+              </w:rPr>
+              <w:fldChar w:fldCharType="separate"/>
+            </w:r>
+            <w:r>
+              <w:rPr>
+                <w:noProof/>
+                <w:webHidden/>
+              </w:rPr>
+              <w:t>11</w:t>
+            </w:r>
+            <w:r>
+              <w:rPr>
+                <w:noProof/>
+                <w:webHidden/>
+              </w:rPr>
+              <w:fldChar w:fldCharType="end"/>
+            </w:r>
+          </w:hyperlink>
+        </w:p>
+        <w:p>
+          <w:pPr>
+            <w:pStyle w:val="TOC1"/>
+            <w:tabs>
+              <w:tab w:val="right" w:leader="dot" w:pos="9016"/>
+            </w:tabs>
+            <w:rPr>
+              <w:rFonts w:asciiTheme="minorHAnsi" w:eastAsiaTheme="minorEastAsia" w:hAnsiTheme="minorHAnsi"/>
+              <w:noProof/>
+              <w:kern w:val="2"/>
+              <w:szCs w:val="24"/>
+              <w:lang w:eastAsia="zh-CN"/>
+              <w14:ligatures w14:val="standardContextual"/>
+            </w:rPr>
+          </w:pPr>
+          <w:hyperlink w:anchor="_Toc219192610" w:history="1">
+            <w:r>
+              <w:rPr>
+                <w:rStyle w:val="Hyperlink"/>
+                <w:noProof/>
+              </w:rPr>
+              <w:t>ARTICLE RESEARCH</w:t>
+            </w:r>
+            <w:r>
+              <w:rPr>
+                <w:noProof/>
+                <w:webHidden/>
+              </w:rPr>
+              <w:tab/>
+            </w:r>
+            <w:r>
+              <w:rPr>
+                <w:noProof/>
+                <w:webHidden/>
+              </w:rPr>
+              <w:fldChar w:fldCharType="begin"/>
+            </w:r>
+            <w:r>
+              <w:rPr>
+                <w:noProof/>
+                <w:webHidden/>
+              </w:rPr>
+              <w:instrText xml:space="preserve"> PAGEREF _Toc219192610 \h </w:instrText>
+            </w:r>
+            <w:r>
+              <w:rPr>
+                <w:noProof/>
+                <w:webHidden/>
+              </w:rPr>
+            </w:r>
+            <w:r>
+              <w:rPr>
+                <w:noProof/>
+                <w:webHidden/>
+              </w:rPr>
+              <w:fldChar w:fldCharType="separate"/>
+            </w:r>
+            <w:r>
+              <w:rPr>
+                <w:noProof/>
+                <w:webHidden/>
+              </w:rPr>
+              <w:t>12</w:t>
+            </w:r>
+            <w:r>
+              <w:rPr>
+                <w:noProof/>
+                <w:webHidden/>
+              </w:rPr>
+              <w:fldChar w:fldCharType="end"/>
+            </w:r>
+          </w:hyperlink>
+        </w:p>
+        <w:p>
+          <w:pPr>
+            <w:pStyle w:val="TOC1"/>
+            <w:tabs>
+              <w:tab w:val="right" w:leader="dot" w:pos="9016"/>
+            </w:tabs>
+            <w:rPr>
+              <w:rFonts w:asciiTheme="minorHAnsi" w:eastAsiaTheme="minorEastAsia" w:hAnsiTheme="minorHAnsi"/>
+              <w:noProof/>
+              <w:kern w:val="2"/>
+              <w:szCs w:val="24"/>
+              <w:lang w:eastAsia="zh-CN"/>
+              <w14:ligatures w14:val="standardContextual"/>
+            </w:rPr>
+          </w:pPr>
+          <w:hyperlink w:anchor="_Toc219192611" w:history="1">
+            <w:r>
+              <w:rPr>
+                <w:rStyle w:val="Hyperlink"/>
+                <w:noProof/>
+              </w:rPr>
+              <w:t>REFERENCES</w:t>
+            </w:r>
+            <w:r>
+              <w:rPr>
+                <w:noProof/>
+                <w:webHidden/>
+              </w:rPr>
+              <w:tab/>
+            </w:r>
+            <w:r>
+              <w:rPr>
+                <w:noProof/>
+                <w:webHidden/>
+              </w:rPr>
+              <w:fldChar w:fldCharType="begin"/>
+            </w:r>
+            <w:r>
+              <w:rPr>
+                <w:noProof/>
+                <w:webHidden/>
+              </w:rPr>
+              <w:instrText xml:space="preserve"> PAGEREF _Toc219192611 \h </w:instrText>
+            </w:r>
+            <w:r>
+              <w:rPr>
+                <w:noProof/>
+                <w:webHidden/>
+              </w:rPr>
+            </w:r>
+            <w:r>
+              <w:rPr>
+                <w:noProof/>
+                <w:webHidden/>
+              </w:rPr>
+              <w:fldChar w:fldCharType="separate"/>
+            </w:r>
+            <w:r>
+              <w:rPr>
+                <w:noProof/>
+                <w:webHidden/>
+              </w:rPr>
+              <w:t>13</w:t>
+            </w:r>
+            <w:r>
+              <w:rPr>
+                <w:noProof/>
+                <w:webHidden/>
+              </w:rPr>
+              <w:fldChar w:fldCharType="end"/>
+            </w:r>
+          </w:hyperlink>
+        </w:p>
+        <w:p>
+          <w:r>
+            <w:rPr>
+              <w:b/>
+              <w:bCs/>
+              <w:noProof/>
+            </w:rPr>
+            <w:fldChar w:fldCharType="end"/>
+          </w:r>
+        </w:p>
+      </w:sdtContent>
+    </w:sdt>
     <w:p>
       <w:pPr>
         <w:rPr>
@@ -303,31 +1054,21 @@
           <w:lang w:val="en-US"/>
         </w:rPr>
       </w:pPr>
+      <w:bookmarkStart w:id="0" w:name="_Toc219192605"/>
       <w:r>
         <w:rPr>
           <w:lang w:val="en-US"/>
         </w:rPr>
         <w:lastRenderedPageBreak/>
-        <w:t>Q</w:t>
+        <w:t>D</w:t>
       </w:r>
       <w:r>
         <w:rPr>
           <w:lang w:val="en-US"/>
         </w:rPr>
-        <w:t xml:space="preserve">UESTION </w:t>
+        <w:t>ATA MODEL</w:t>
       </w:r>
-      <w:r>
-        <w:rPr>
-          <w:lang w:val="en-US"/>
-        </w:rPr>
-        <w:t xml:space="preserve">5: </w:t>
-      </w:r>
-      <w:r>
-        <w:rPr>
-          <w:lang w:val="en-US"/>
-        </w:rPr>
-        <w:t>Data Model</w:t>
-      </w:r>
+      <w:bookmarkEnd w:id="0"/>
     </w:p>
     <w:p>
       <w:pPr>
@@ -1973,25 +2714,7 @@
         <w:rPr>
           <w:lang w:val="en-US"/>
         </w:rPr>
-        <w:t xml:space="preserve">Table </w:t>
-      </w:r>
-      <w:r>
-        <w:rPr>
-          <w:lang w:val="en-US"/>
-        </w:rPr>
-        <w:t>4</w:t>
-      </w:r>
-      <w:r>
-        <w:rPr>
-          <w:lang w:val="en-US"/>
-        </w:rPr>
-        <w:t xml:space="preserve">: </w:t>
-      </w:r>
-      <w:r>
-        <w:rPr>
-          <w:lang w:val="en-US"/>
-        </w:rPr>
-        <w:t>Match</w:t>
+        <w:t>Table 4: Match</w:t>
       </w:r>
     </w:p>
     <w:tbl>
@@ -2669,7 +3392,7 @@
                     <pic:cNvPicPr/>
                   </pic:nvPicPr>
                   <pic:blipFill>
-                    <a:blip r:embed="rId5">
+                    <a:blip r:embed="rId9">
                       <a:extLst>
                         <a:ext uri="{28A0092B-C50C-407E-A947-70E740481C1C}">
                           <a14:useLocalDpi xmlns:a14="http://schemas.microsoft.com/office/drawing/2010/main" val="0"/>
@@ -3298,31 +4021,7 @@
         <w:rPr>
           <w:lang w:val="en-US"/>
         </w:rPr>
-        <w:t xml:space="preserve">Table </w:t>
-      </w:r>
-      <w:r>
-        <w:rPr>
-          <w:lang w:val="en-US"/>
-        </w:rPr>
-        <w:t>6</w:t>
-      </w:r>
-      <w:r>
-        <w:rPr>
-          <w:lang w:val="en-US"/>
-        </w:rPr>
-        <w:t xml:space="preserve">: Sample for </w:t>
-      </w:r>
-      <w:r>
-        <w:rPr>
-          <w:lang w:val="en-US"/>
-        </w:rPr>
-        <w:t>Tournament</w:t>
-      </w:r>
-      <w:r>
-        <w:rPr>
-          <w:lang w:val="en-US"/>
-        </w:rPr>
-        <w:t xml:space="preserve"> Table</w:t>
+        <w:t>Table 6: Sample for Tournament Table</w:t>
       </w:r>
     </w:p>
     <w:tbl>
@@ -3708,31 +4407,7 @@
           <w:lang w:val="en-US"/>
         </w:rPr>
         <w:lastRenderedPageBreak/>
-        <w:t xml:space="preserve">Table </w:t>
-      </w:r>
-      <w:r>
-        <w:rPr>
-          <w:lang w:val="en-US"/>
-        </w:rPr>
-        <w:t>7</w:t>
-      </w:r>
-      <w:r>
-        <w:rPr>
-          <w:lang w:val="en-US"/>
-        </w:rPr>
-        <w:t xml:space="preserve">: Sample for </w:t>
-      </w:r>
-      <w:r>
-        <w:rPr>
-          <w:lang w:val="en-US"/>
-        </w:rPr>
-        <w:t>Match</w:t>
-      </w:r>
-      <w:r>
-        <w:rPr>
-          <w:lang w:val="en-US"/>
-        </w:rPr>
-        <w:t xml:space="preserve"> Table</w:t>
+        <w:t>Table 7: Sample for Match Table</w:t>
       </w:r>
     </w:p>
     <w:tbl>
@@ -4301,31 +4976,7 @@
         <w:rPr>
           <w:lang w:val="en-US"/>
         </w:rPr>
-        <w:t xml:space="preserve">Table </w:t>
-      </w:r>
-      <w:r>
-        <w:rPr>
-          <w:lang w:val="en-US"/>
-        </w:rPr>
-        <w:t>8</w:t>
-      </w:r>
-      <w:r>
-        <w:rPr>
-          <w:lang w:val="en-US"/>
-        </w:rPr>
-        <w:t xml:space="preserve">: Sample for </w:t>
-      </w:r>
-      <w:r>
-        <w:rPr>
-          <w:lang w:val="en-US"/>
-        </w:rPr>
-        <w:t>Performance</w:t>
-      </w:r>
-      <w:r>
-        <w:rPr>
-          <w:lang w:val="en-US"/>
-        </w:rPr>
-        <w:t xml:space="preserve"> Table</w:t>
+        <w:t>Table 8: Sample for Performance Table</w:t>
       </w:r>
     </w:p>
     <w:tbl>
@@ -5150,28 +5801,3820 @@
       <w:pPr>
         <w:pStyle w:val="Heading1"/>
         <w:rPr>
-          <w:lang w:val="en-US"/>
-        </w:rPr>
-      </w:pPr>
+          <w:u w:val="single"/>
+          <w:lang w:val="en-US"/>
+        </w:rPr>
+      </w:pPr>
+      <w:bookmarkStart w:id="1" w:name="_Toc219192606"/>
       <w:r>
         <w:rPr>
           <w:lang w:val="en-US"/>
         </w:rPr>
         <w:lastRenderedPageBreak/>
-        <w:t>Q</w:t>
+        <w:t>GANTT CHART &amp; COST ESTIMATION</w:t>
+      </w:r>
+      <w:bookmarkEnd w:id="1"/>
+    </w:p>
+    <w:p>
+      <w:pPr>
+        <w:rPr>
+          <w:u w:val="single"/>
+          <w:lang w:val="en-US"/>
+        </w:rPr>
+      </w:pPr>
+    </w:p>
+    <w:tbl>
+      <w:tblPr>
+        <w:tblW w:w="9288" w:type="dxa"/>
+        <w:tblCellMar>
+          <w:left w:w="0" w:type="dxa"/>
+          <w:right w:w="0" w:type="dxa"/>
+        </w:tblCellMar>
+        <w:tblLook w:val="04A0" w:firstRow="1" w:lastRow="0" w:firstColumn="1" w:lastColumn="0" w:noHBand="0" w:noVBand="1"/>
+      </w:tblPr>
+      <w:tblGrid>
+        <w:gridCol w:w="3237"/>
+        <w:gridCol w:w="472"/>
+        <w:gridCol w:w="472"/>
+        <w:gridCol w:w="472"/>
+        <w:gridCol w:w="472"/>
+        <w:gridCol w:w="472"/>
+        <w:gridCol w:w="472"/>
+        <w:gridCol w:w="472"/>
+        <w:gridCol w:w="472"/>
+        <w:gridCol w:w="472"/>
+        <w:gridCol w:w="601"/>
+        <w:gridCol w:w="601"/>
+        <w:gridCol w:w="601"/>
+      </w:tblGrid>
+      <w:tr>
+        <w:trPr>
+          <w:trHeight w:val="348"/>
+        </w:trPr>
+        <w:tc>
+          <w:tcPr>
+            <w:tcW w:w="0" w:type="auto"/>
+            <w:tcBorders>
+              <w:top w:val="single" w:sz="6" w:space="0" w:color="000000"/>
+              <w:left w:val="single" w:sz="6" w:space="0" w:color="000000"/>
+              <w:bottom w:val="single" w:sz="6" w:space="0" w:color="000000"/>
+              <w:right w:val="single" w:sz="6" w:space="0" w:color="000000"/>
+            </w:tcBorders>
+            <w:tcMar>
+              <w:top w:w="30" w:type="dxa"/>
+              <w:left w:w="45" w:type="dxa"/>
+              <w:bottom w:w="30" w:type="dxa"/>
+              <w:right w:w="45" w:type="dxa"/>
+            </w:tcMar>
+            <w:vAlign w:val="bottom"/>
+            <w:hideMark/>
+          </w:tcPr>
+          <w:p>
+            <w:pPr>
+              <w:rPr>
+                <w:lang w:val="en-US"/>
+              </w:rPr>
+            </w:pPr>
+            <w:r>
+              <w:rPr>
+                <w:lang w:val="en-US"/>
+              </w:rPr>
+              <w:t>ACTIVIITY</w:t>
+            </w:r>
+          </w:p>
+        </w:tc>
+        <w:tc>
+          <w:tcPr>
+            <w:tcW w:w="0" w:type="auto"/>
+            <w:tcBorders>
+              <w:top w:val="single" w:sz="6" w:space="0" w:color="000000"/>
+              <w:left w:val="single" w:sz="6" w:space="0" w:color="CCCCCC"/>
+              <w:bottom w:val="single" w:sz="6" w:space="0" w:color="000000"/>
+              <w:right w:val="single" w:sz="6" w:space="0" w:color="000000"/>
+            </w:tcBorders>
+            <w:tcMar>
+              <w:top w:w="30" w:type="dxa"/>
+              <w:left w:w="45" w:type="dxa"/>
+              <w:bottom w:w="30" w:type="dxa"/>
+              <w:right w:w="45" w:type="dxa"/>
+            </w:tcMar>
+            <w:vAlign w:val="bottom"/>
+            <w:hideMark/>
+          </w:tcPr>
+          <w:p>
+            <w:pPr>
+              <w:rPr>
+                <w:lang w:val="en-US"/>
+              </w:rPr>
+            </w:pPr>
+            <w:r>
+              <w:rPr>
+                <w:lang w:val="en-US"/>
+              </w:rPr>
+              <w:t>W1</w:t>
+            </w:r>
+          </w:p>
+        </w:tc>
+        <w:tc>
+          <w:tcPr>
+            <w:tcW w:w="0" w:type="auto"/>
+            <w:tcBorders>
+              <w:top w:val="single" w:sz="6" w:space="0" w:color="000000"/>
+              <w:left w:val="single" w:sz="6" w:space="0" w:color="CCCCCC"/>
+              <w:bottom w:val="single" w:sz="6" w:space="0" w:color="000000"/>
+              <w:right w:val="single" w:sz="6" w:space="0" w:color="000000"/>
+            </w:tcBorders>
+            <w:tcMar>
+              <w:top w:w="30" w:type="dxa"/>
+              <w:left w:w="45" w:type="dxa"/>
+              <w:bottom w:w="30" w:type="dxa"/>
+              <w:right w:w="45" w:type="dxa"/>
+            </w:tcMar>
+            <w:vAlign w:val="bottom"/>
+            <w:hideMark/>
+          </w:tcPr>
+          <w:p>
+            <w:pPr>
+              <w:rPr>
+                <w:lang w:val="en-US"/>
+              </w:rPr>
+            </w:pPr>
+            <w:r>
+              <w:rPr>
+                <w:lang w:val="en-US"/>
+              </w:rPr>
+              <w:t>W2</w:t>
+            </w:r>
+          </w:p>
+        </w:tc>
+        <w:tc>
+          <w:tcPr>
+            <w:tcW w:w="0" w:type="auto"/>
+            <w:tcBorders>
+              <w:top w:val="single" w:sz="6" w:space="0" w:color="000000"/>
+              <w:left w:val="single" w:sz="6" w:space="0" w:color="CCCCCC"/>
+              <w:bottom w:val="single" w:sz="6" w:space="0" w:color="000000"/>
+              <w:right w:val="single" w:sz="6" w:space="0" w:color="000000"/>
+            </w:tcBorders>
+            <w:tcMar>
+              <w:top w:w="30" w:type="dxa"/>
+              <w:left w:w="45" w:type="dxa"/>
+              <w:bottom w:w="30" w:type="dxa"/>
+              <w:right w:w="45" w:type="dxa"/>
+            </w:tcMar>
+            <w:vAlign w:val="bottom"/>
+            <w:hideMark/>
+          </w:tcPr>
+          <w:p>
+            <w:pPr>
+              <w:rPr>
+                <w:lang w:val="en-US"/>
+              </w:rPr>
+            </w:pPr>
+            <w:r>
+              <w:rPr>
+                <w:lang w:val="en-US"/>
+              </w:rPr>
+              <w:t>W3</w:t>
+            </w:r>
+          </w:p>
+        </w:tc>
+        <w:tc>
+          <w:tcPr>
+            <w:tcW w:w="0" w:type="auto"/>
+            <w:tcBorders>
+              <w:top w:val="single" w:sz="6" w:space="0" w:color="000000"/>
+              <w:left w:val="single" w:sz="6" w:space="0" w:color="CCCCCC"/>
+              <w:bottom w:val="single" w:sz="6" w:space="0" w:color="000000"/>
+              <w:right w:val="single" w:sz="6" w:space="0" w:color="000000"/>
+            </w:tcBorders>
+            <w:tcMar>
+              <w:top w:w="30" w:type="dxa"/>
+              <w:left w:w="45" w:type="dxa"/>
+              <w:bottom w:w="30" w:type="dxa"/>
+              <w:right w:w="45" w:type="dxa"/>
+            </w:tcMar>
+            <w:vAlign w:val="bottom"/>
+            <w:hideMark/>
+          </w:tcPr>
+          <w:p>
+            <w:pPr>
+              <w:rPr>
+                <w:lang w:val="en-US"/>
+              </w:rPr>
+            </w:pPr>
+            <w:r>
+              <w:rPr>
+                <w:lang w:val="en-US"/>
+              </w:rPr>
+              <w:t>W4</w:t>
+            </w:r>
+          </w:p>
+        </w:tc>
+        <w:tc>
+          <w:tcPr>
+            <w:tcW w:w="0" w:type="auto"/>
+            <w:tcBorders>
+              <w:top w:val="single" w:sz="6" w:space="0" w:color="000000"/>
+              <w:left w:val="single" w:sz="6" w:space="0" w:color="CCCCCC"/>
+              <w:bottom w:val="single" w:sz="6" w:space="0" w:color="000000"/>
+              <w:right w:val="single" w:sz="6" w:space="0" w:color="000000"/>
+            </w:tcBorders>
+            <w:tcMar>
+              <w:top w:w="30" w:type="dxa"/>
+              <w:left w:w="45" w:type="dxa"/>
+              <w:bottom w:w="30" w:type="dxa"/>
+              <w:right w:w="45" w:type="dxa"/>
+            </w:tcMar>
+            <w:vAlign w:val="bottom"/>
+            <w:hideMark/>
+          </w:tcPr>
+          <w:p>
+            <w:pPr>
+              <w:rPr>
+                <w:lang w:val="en-US"/>
+              </w:rPr>
+            </w:pPr>
+            <w:r>
+              <w:rPr>
+                <w:lang w:val="en-US"/>
+              </w:rPr>
+              <w:t>W5</w:t>
+            </w:r>
+          </w:p>
+        </w:tc>
+        <w:tc>
+          <w:tcPr>
+            <w:tcW w:w="0" w:type="auto"/>
+            <w:tcBorders>
+              <w:top w:val="single" w:sz="6" w:space="0" w:color="000000"/>
+              <w:left w:val="single" w:sz="6" w:space="0" w:color="CCCCCC"/>
+              <w:bottom w:val="single" w:sz="6" w:space="0" w:color="000000"/>
+              <w:right w:val="single" w:sz="6" w:space="0" w:color="000000"/>
+            </w:tcBorders>
+            <w:tcMar>
+              <w:top w:w="30" w:type="dxa"/>
+              <w:left w:w="45" w:type="dxa"/>
+              <w:bottom w:w="30" w:type="dxa"/>
+              <w:right w:w="45" w:type="dxa"/>
+            </w:tcMar>
+            <w:vAlign w:val="bottom"/>
+            <w:hideMark/>
+          </w:tcPr>
+          <w:p>
+            <w:pPr>
+              <w:rPr>
+                <w:lang w:val="en-US"/>
+              </w:rPr>
+            </w:pPr>
+            <w:r>
+              <w:rPr>
+                <w:lang w:val="en-US"/>
+              </w:rPr>
+              <w:t>W6</w:t>
+            </w:r>
+          </w:p>
+        </w:tc>
+        <w:tc>
+          <w:tcPr>
+            <w:tcW w:w="0" w:type="auto"/>
+            <w:tcBorders>
+              <w:top w:val="single" w:sz="6" w:space="0" w:color="000000"/>
+              <w:left w:val="single" w:sz="6" w:space="0" w:color="CCCCCC"/>
+              <w:bottom w:val="single" w:sz="6" w:space="0" w:color="000000"/>
+              <w:right w:val="single" w:sz="6" w:space="0" w:color="000000"/>
+            </w:tcBorders>
+            <w:tcMar>
+              <w:top w:w="30" w:type="dxa"/>
+              <w:left w:w="45" w:type="dxa"/>
+              <w:bottom w:w="30" w:type="dxa"/>
+              <w:right w:w="45" w:type="dxa"/>
+            </w:tcMar>
+            <w:vAlign w:val="bottom"/>
+            <w:hideMark/>
+          </w:tcPr>
+          <w:p>
+            <w:pPr>
+              <w:rPr>
+                <w:lang w:val="en-US"/>
+              </w:rPr>
+            </w:pPr>
+            <w:r>
+              <w:rPr>
+                <w:lang w:val="en-US"/>
+              </w:rPr>
+              <w:t>W7</w:t>
+            </w:r>
+          </w:p>
+        </w:tc>
+        <w:tc>
+          <w:tcPr>
+            <w:tcW w:w="0" w:type="auto"/>
+            <w:tcBorders>
+              <w:top w:val="single" w:sz="6" w:space="0" w:color="000000"/>
+              <w:left w:val="single" w:sz="6" w:space="0" w:color="CCCCCC"/>
+              <w:bottom w:val="single" w:sz="6" w:space="0" w:color="000000"/>
+              <w:right w:val="single" w:sz="6" w:space="0" w:color="000000"/>
+            </w:tcBorders>
+            <w:tcMar>
+              <w:top w:w="30" w:type="dxa"/>
+              <w:left w:w="45" w:type="dxa"/>
+              <w:bottom w:w="30" w:type="dxa"/>
+              <w:right w:w="45" w:type="dxa"/>
+            </w:tcMar>
+            <w:vAlign w:val="bottom"/>
+            <w:hideMark/>
+          </w:tcPr>
+          <w:p>
+            <w:pPr>
+              <w:rPr>
+                <w:lang w:val="en-US"/>
+              </w:rPr>
+            </w:pPr>
+            <w:r>
+              <w:rPr>
+                <w:lang w:val="en-US"/>
+              </w:rPr>
+              <w:t>W8</w:t>
+            </w:r>
+          </w:p>
+        </w:tc>
+        <w:tc>
+          <w:tcPr>
+            <w:tcW w:w="0" w:type="auto"/>
+            <w:tcBorders>
+              <w:top w:val="single" w:sz="6" w:space="0" w:color="000000"/>
+              <w:left w:val="single" w:sz="6" w:space="0" w:color="CCCCCC"/>
+              <w:bottom w:val="single" w:sz="6" w:space="0" w:color="000000"/>
+              <w:right w:val="single" w:sz="6" w:space="0" w:color="000000"/>
+            </w:tcBorders>
+            <w:tcMar>
+              <w:top w:w="30" w:type="dxa"/>
+              <w:left w:w="45" w:type="dxa"/>
+              <w:bottom w:w="30" w:type="dxa"/>
+              <w:right w:w="45" w:type="dxa"/>
+            </w:tcMar>
+            <w:vAlign w:val="bottom"/>
+            <w:hideMark/>
+          </w:tcPr>
+          <w:p>
+            <w:pPr>
+              <w:rPr>
+                <w:lang w:val="en-US"/>
+              </w:rPr>
+            </w:pPr>
+            <w:r>
+              <w:rPr>
+                <w:lang w:val="en-US"/>
+              </w:rPr>
+              <w:t>W9</w:t>
+            </w:r>
+          </w:p>
+        </w:tc>
+        <w:tc>
+          <w:tcPr>
+            <w:tcW w:w="0" w:type="auto"/>
+            <w:tcBorders>
+              <w:top w:val="single" w:sz="6" w:space="0" w:color="000000"/>
+              <w:left w:val="single" w:sz="6" w:space="0" w:color="CCCCCC"/>
+              <w:bottom w:val="single" w:sz="6" w:space="0" w:color="000000"/>
+              <w:right w:val="single" w:sz="6" w:space="0" w:color="000000"/>
+            </w:tcBorders>
+            <w:tcMar>
+              <w:top w:w="30" w:type="dxa"/>
+              <w:left w:w="45" w:type="dxa"/>
+              <w:bottom w:w="30" w:type="dxa"/>
+              <w:right w:w="45" w:type="dxa"/>
+            </w:tcMar>
+            <w:vAlign w:val="bottom"/>
+            <w:hideMark/>
+          </w:tcPr>
+          <w:p>
+            <w:pPr>
+              <w:rPr>
+                <w:lang w:val="en-US"/>
+              </w:rPr>
+            </w:pPr>
+            <w:r>
+              <w:rPr>
+                <w:lang w:val="en-US"/>
+              </w:rPr>
+              <w:t>W10</w:t>
+            </w:r>
+          </w:p>
+        </w:tc>
+        <w:tc>
+          <w:tcPr>
+            <w:tcW w:w="0" w:type="auto"/>
+            <w:tcBorders>
+              <w:top w:val="single" w:sz="6" w:space="0" w:color="000000"/>
+              <w:left w:val="single" w:sz="6" w:space="0" w:color="CCCCCC"/>
+              <w:bottom w:val="single" w:sz="6" w:space="0" w:color="000000"/>
+              <w:right w:val="single" w:sz="6" w:space="0" w:color="000000"/>
+            </w:tcBorders>
+            <w:tcMar>
+              <w:top w:w="30" w:type="dxa"/>
+              <w:left w:w="45" w:type="dxa"/>
+              <w:bottom w:w="30" w:type="dxa"/>
+              <w:right w:w="45" w:type="dxa"/>
+            </w:tcMar>
+            <w:vAlign w:val="bottom"/>
+            <w:hideMark/>
+          </w:tcPr>
+          <w:p>
+            <w:pPr>
+              <w:rPr>
+                <w:lang w:val="en-US"/>
+              </w:rPr>
+            </w:pPr>
+            <w:r>
+              <w:rPr>
+                <w:lang w:val="en-US"/>
+              </w:rPr>
+              <w:t>W11</w:t>
+            </w:r>
+          </w:p>
+        </w:tc>
+        <w:tc>
+          <w:tcPr>
+            <w:tcW w:w="0" w:type="auto"/>
+            <w:tcBorders>
+              <w:top w:val="single" w:sz="6" w:space="0" w:color="000000"/>
+              <w:left w:val="single" w:sz="6" w:space="0" w:color="CCCCCC"/>
+              <w:bottom w:val="single" w:sz="6" w:space="0" w:color="000000"/>
+              <w:right w:val="single" w:sz="6" w:space="0" w:color="000000"/>
+            </w:tcBorders>
+            <w:tcMar>
+              <w:top w:w="30" w:type="dxa"/>
+              <w:left w:w="45" w:type="dxa"/>
+              <w:bottom w:w="30" w:type="dxa"/>
+              <w:right w:w="45" w:type="dxa"/>
+            </w:tcMar>
+            <w:vAlign w:val="bottom"/>
+            <w:hideMark/>
+          </w:tcPr>
+          <w:p>
+            <w:pPr>
+              <w:rPr>
+                <w:lang w:val="en-US"/>
+              </w:rPr>
+            </w:pPr>
+            <w:r>
+              <w:rPr>
+                <w:lang w:val="en-US"/>
+              </w:rPr>
+              <w:t>W12</w:t>
+            </w:r>
+          </w:p>
+        </w:tc>
+      </w:tr>
+      <w:tr>
+        <w:trPr>
+          <w:trHeight w:val="464"/>
+        </w:trPr>
+        <w:tc>
+          <w:tcPr>
+            <w:tcW w:w="0" w:type="auto"/>
+            <w:tcBorders>
+              <w:top w:val="single" w:sz="6" w:space="0" w:color="CCCCCC"/>
+              <w:left w:val="single" w:sz="6" w:space="0" w:color="000000"/>
+              <w:bottom w:val="single" w:sz="6" w:space="0" w:color="000000"/>
+              <w:right w:val="single" w:sz="6" w:space="0" w:color="000000"/>
+            </w:tcBorders>
+            <w:tcMar>
+              <w:top w:w="30" w:type="dxa"/>
+              <w:left w:w="45" w:type="dxa"/>
+              <w:bottom w:w="30" w:type="dxa"/>
+              <w:right w:w="45" w:type="dxa"/>
+            </w:tcMar>
+            <w:vAlign w:val="bottom"/>
+            <w:hideMark/>
+          </w:tcPr>
+          <w:p>
+            <w:pPr>
+              <w:rPr>
+                <w:lang w:val="en-US"/>
+              </w:rPr>
+            </w:pPr>
+            <w:r>
+              <w:rPr>
+                <w:lang w:val="en-US"/>
+              </w:rPr>
+              <w:t>Requirement Analysis</w:t>
+            </w:r>
+          </w:p>
+        </w:tc>
+        <w:tc>
+          <w:tcPr>
+            <w:tcW w:w="0" w:type="auto"/>
+            <w:tcBorders>
+              <w:top w:val="single" w:sz="6" w:space="0" w:color="CCCCCC"/>
+              <w:left w:val="single" w:sz="6" w:space="0" w:color="CCCCCC"/>
+              <w:bottom w:val="single" w:sz="6" w:space="0" w:color="000000"/>
+              <w:right w:val="single" w:sz="6" w:space="0" w:color="000000"/>
+            </w:tcBorders>
+            <w:shd w:val="clear" w:color="auto" w:fill="0000FF"/>
+            <w:tcMar>
+              <w:top w:w="30" w:type="dxa"/>
+              <w:left w:w="45" w:type="dxa"/>
+              <w:bottom w:w="30" w:type="dxa"/>
+              <w:right w:w="45" w:type="dxa"/>
+            </w:tcMar>
+            <w:vAlign w:val="bottom"/>
+            <w:hideMark/>
+          </w:tcPr>
+          <w:p>
+            <w:pPr>
+              <w:rPr>
+                <w:lang w:val="en-US"/>
+              </w:rPr>
+            </w:pPr>
+          </w:p>
+        </w:tc>
+        <w:tc>
+          <w:tcPr>
+            <w:tcW w:w="0" w:type="auto"/>
+            <w:tcBorders>
+              <w:top w:val="single" w:sz="6" w:space="0" w:color="CCCCCC"/>
+              <w:left w:val="single" w:sz="6" w:space="0" w:color="CCCCCC"/>
+              <w:bottom w:val="single" w:sz="6" w:space="0" w:color="000000"/>
+              <w:right w:val="single" w:sz="6" w:space="0" w:color="000000"/>
+            </w:tcBorders>
+            <w:shd w:val="clear" w:color="auto" w:fill="0000FF"/>
+            <w:tcMar>
+              <w:top w:w="30" w:type="dxa"/>
+              <w:left w:w="45" w:type="dxa"/>
+              <w:bottom w:w="30" w:type="dxa"/>
+              <w:right w:w="45" w:type="dxa"/>
+            </w:tcMar>
+            <w:vAlign w:val="bottom"/>
+            <w:hideMark/>
+          </w:tcPr>
+          <w:p>
+            <w:pPr>
+              <w:rPr>
+                <w:lang w:val="en-US"/>
+              </w:rPr>
+            </w:pPr>
+          </w:p>
+        </w:tc>
+        <w:tc>
+          <w:tcPr>
+            <w:tcW w:w="0" w:type="auto"/>
+            <w:tcBorders>
+              <w:top w:val="single" w:sz="6" w:space="0" w:color="CCCCCC"/>
+              <w:left w:val="single" w:sz="6" w:space="0" w:color="CCCCCC"/>
+              <w:bottom w:val="single" w:sz="6" w:space="0" w:color="000000"/>
+              <w:right w:val="single" w:sz="6" w:space="0" w:color="000000"/>
+            </w:tcBorders>
+            <w:shd w:val="clear" w:color="auto" w:fill="FFFFFF"/>
+            <w:tcMar>
+              <w:top w:w="30" w:type="dxa"/>
+              <w:left w:w="45" w:type="dxa"/>
+              <w:bottom w:w="30" w:type="dxa"/>
+              <w:right w:w="45" w:type="dxa"/>
+            </w:tcMar>
+            <w:vAlign w:val="bottom"/>
+            <w:hideMark/>
+          </w:tcPr>
+          <w:p>
+            <w:pPr>
+              <w:rPr>
+                <w:lang w:val="en-US"/>
+              </w:rPr>
+            </w:pPr>
+          </w:p>
+        </w:tc>
+        <w:tc>
+          <w:tcPr>
+            <w:tcW w:w="0" w:type="auto"/>
+            <w:tcBorders>
+              <w:top w:val="single" w:sz="6" w:space="0" w:color="CCCCCC"/>
+              <w:left w:val="single" w:sz="6" w:space="0" w:color="CCCCCC"/>
+              <w:bottom w:val="single" w:sz="6" w:space="0" w:color="000000"/>
+              <w:right w:val="single" w:sz="6" w:space="0" w:color="000000"/>
+            </w:tcBorders>
+            <w:shd w:val="clear" w:color="auto" w:fill="FFFFFF"/>
+            <w:tcMar>
+              <w:top w:w="30" w:type="dxa"/>
+              <w:left w:w="45" w:type="dxa"/>
+              <w:bottom w:w="30" w:type="dxa"/>
+              <w:right w:w="45" w:type="dxa"/>
+            </w:tcMar>
+            <w:vAlign w:val="bottom"/>
+            <w:hideMark/>
+          </w:tcPr>
+          <w:p>
+            <w:pPr>
+              <w:rPr>
+                <w:lang w:val="en-US"/>
+              </w:rPr>
+            </w:pPr>
+          </w:p>
+        </w:tc>
+        <w:tc>
+          <w:tcPr>
+            <w:tcW w:w="0" w:type="auto"/>
+            <w:tcBorders>
+              <w:top w:val="single" w:sz="6" w:space="0" w:color="CCCCCC"/>
+              <w:left w:val="single" w:sz="6" w:space="0" w:color="CCCCCC"/>
+              <w:bottom w:val="single" w:sz="6" w:space="0" w:color="000000"/>
+              <w:right w:val="single" w:sz="6" w:space="0" w:color="000000"/>
+            </w:tcBorders>
+            <w:shd w:val="clear" w:color="auto" w:fill="FFFFFF"/>
+            <w:tcMar>
+              <w:top w:w="30" w:type="dxa"/>
+              <w:left w:w="45" w:type="dxa"/>
+              <w:bottom w:w="30" w:type="dxa"/>
+              <w:right w:w="45" w:type="dxa"/>
+            </w:tcMar>
+            <w:vAlign w:val="bottom"/>
+            <w:hideMark/>
+          </w:tcPr>
+          <w:p>
+            <w:pPr>
+              <w:rPr>
+                <w:lang w:val="en-US"/>
+              </w:rPr>
+            </w:pPr>
+          </w:p>
+        </w:tc>
+        <w:tc>
+          <w:tcPr>
+            <w:tcW w:w="0" w:type="auto"/>
+            <w:tcBorders>
+              <w:top w:val="single" w:sz="6" w:space="0" w:color="CCCCCC"/>
+              <w:left w:val="single" w:sz="6" w:space="0" w:color="CCCCCC"/>
+              <w:bottom w:val="single" w:sz="6" w:space="0" w:color="000000"/>
+              <w:right w:val="single" w:sz="6" w:space="0" w:color="000000"/>
+            </w:tcBorders>
+            <w:shd w:val="clear" w:color="auto" w:fill="FFFFFF"/>
+            <w:tcMar>
+              <w:top w:w="30" w:type="dxa"/>
+              <w:left w:w="45" w:type="dxa"/>
+              <w:bottom w:w="30" w:type="dxa"/>
+              <w:right w:w="45" w:type="dxa"/>
+            </w:tcMar>
+            <w:vAlign w:val="bottom"/>
+            <w:hideMark/>
+          </w:tcPr>
+          <w:p>
+            <w:pPr>
+              <w:rPr>
+                <w:lang w:val="en-US"/>
+              </w:rPr>
+            </w:pPr>
+          </w:p>
+        </w:tc>
+        <w:tc>
+          <w:tcPr>
+            <w:tcW w:w="0" w:type="auto"/>
+            <w:tcBorders>
+              <w:top w:val="single" w:sz="6" w:space="0" w:color="CCCCCC"/>
+              <w:left w:val="single" w:sz="6" w:space="0" w:color="CCCCCC"/>
+              <w:bottom w:val="single" w:sz="6" w:space="0" w:color="000000"/>
+              <w:right w:val="single" w:sz="6" w:space="0" w:color="000000"/>
+            </w:tcBorders>
+            <w:shd w:val="clear" w:color="auto" w:fill="FFFFFF"/>
+            <w:tcMar>
+              <w:top w:w="30" w:type="dxa"/>
+              <w:left w:w="45" w:type="dxa"/>
+              <w:bottom w:w="30" w:type="dxa"/>
+              <w:right w:w="45" w:type="dxa"/>
+            </w:tcMar>
+            <w:vAlign w:val="bottom"/>
+            <w:hideMark/>
+          </w:tcPr>
+          <w:p>
+            <w:pPr>
+              <w:rPr>
+                <w:lang w:val="en-US"/>
+              </w:rPr>
+            </w:pPr>
+          </w:p>
+        </w:tc>
+        <w:tc>
+          <w:tcPr>
+            <w:tcW w:w="0" w:type="auto"/>
+            <w:tcBorders>
+              <w:top w:val="single" w:sz="6" w:space="0" w:color="CCCCCC"/>
+              <w:left w:val="single" w:sz="6" w:space="0" w:color="CCCCCC"/>
+              <w:bottom w:val="single" w:sz="6" w:space="0" w:color="000000"/>
+              <w:right w:val="single" w:sz="6" w:space="0" w:color="000000"/>
+            </w:tcBorders>
+            <w:shd w:val="clear" w:color="auto" w:fill="FFFFFF"/>
+            <w:tcMar>
+              <w:top w:w="30" w:type="dxa"/>
+              <w:left w:w="45" w:type="dxa"/>
+              <w:bottom w:w="30" w:type="dxa"/>
+              <w:right w:w="45" w:type="dxa"/>
+            </w:tcMar>
+            <w:vAlign w:val="bottom"/>
+            <w:hideMark/>
+          </w:tcPr>
+          <w:p>
+            <w:pPr>
+              <w:rPr>
+                <w:lang w:val="en-US"/>
+              </w:rPr>
+            </w:pPr>
+          </w:p>
+        </w:tc>
+        <w:tc>
+          <w:tcPr>
+            <w:tcW w:w="0" w:type="auto"/>
+            <w:tcBorders>
+              <w:top w:val="single" w:sz="6" w:space="0" w:color="CCCCCC"/>
+              <w:left w:val="single" w:sz="6" w:space="0" w:color="CCCCCC"/>
+              <w:bottom w:val="single" w:sz="6" w:space="0" w:color="000000"/>
+              <w:right w:val="single" w:sz="6" w:space="0" w:color="000000"/>
+            </w:tcBorders>
+            <w:shd w:val="clear" w:color="auto" w:fill="FFFFFF"/>
+            <w:tcMar>
+              <w:top w:w="30" w:type="dxa"/>
+              <w:left w:w="45" w:type="dxa"/>
+              <w:bottom w:w="30" w:type="dxa"/>
+              <w:right w:w="45" w:type="dxa"/>
+            </w:tcMar>
+            <w:vAlign w:val="bottom"/>
+            <w:hideMark/>
+          </w:tcPr>
+          <w:p>
+            <w:pPr>
+              <w:rPr>
+                <w:lang w:val="en-US"/>
+              </w:rPr>
+            </w:pPr>
+          </w:p>
+        </w:tc>
+        <w:tc>
+          <w:tcPr>
+            <w:tcW w:w="0" w:type="auto"/>
+            <w:tcBorders>
+              <w:top w:val="single" w:sz="6" w:space="0" w:color="CCCCCC"/>
+              <w:left w:val="single" w:sz="6" w:space="0" w:color="CCCCCC"/>
+              <w:bottom w:val="single" w:sz="6" w:space="0" w:color="000000"/>
+              <w:right w:val="single" w:sz="6" w:space="0" w:color="000000"/>
+            </w:tcBorders>
+            <w:shd w:val="clear" w:color="auto" w:fill="FFFFFF"/>
+            <w:tcMar>
+              <w:top w:w="30" w:type="dxa"/>
+              <w:left w:w="45" w:type="dxa"/>
+              <w:bottom w:w="30" w:type="dxa"/>
+              <w:right w:w="45" w:type="dxa"/>
+            </w:tcMar>
+            <w:vAlign w:val="bottom"/>
+            <w:hideMark/>
+          </w:tcPr>
+          <w:p>
+            <w:pPr>
+              <w:rPr>
+                <w:lang w:val="en-US"/>
+              </w:rPr>
+            </w:pPr>
+          </w:p>
+        </w:tc>
+        <w:tc>
+          <w:tcPr>
+            <w:tcW w:w="0" w:type="auto"/>
+            <w:tcBorders>
+              <w:top w:val="single" w:sz="6" w:space="0" w:color="CCCCCC"/>
+              <w:left w:val="single" w:sz="6" w:space="0" w:color="CCCCCC"/>
+              <w:bottom w:val="single" w:sz="6" w:space="0" w:color="000000"/>
+              <w:right w:val="single" w:sz="6" w:space="0" w:color="000000"/>
+            </w:tcBorders>
+            <w:tcMar>
+              <w:top w:w="30" w:type="dxa"/>
+              <w:left w:w="45" w:type="dxa"/>
+              <w:bottom w:w="30" w:type="dxa"/>
+              <w:right w:w="45" w:type="dxa"/>
+            </w:tcMar>
+            <w:vAlign w:val="bottom"/>
+            <w:hideMark/>
+          </w:tcPr>
+          <w:p>
+            <w:pPr>
+              <w:rPr>
+                <w:lang w:val="en-US"/>
+              </w:rPr>
+            </w:pPr>
+          </w:p>
+        </w:tc>
+        <w:tc>
+          <w:tcPr>
+            <w:tcW w:w="0" w:type="auto"/>
+            <w:tcBorders>
+              <w:top w:val="single" w:sz="6" w:space="0" w:color="CCCCCC"/>
+              <w:left w:val="single" w:sz="6" w:space="0" w:color="CCCCCC"/>
+              <w:bottom w:val="single" w:sz="6" w:space="0" w:color="000000"/>
+              <w:right w:val="single" w:sz="6" w:space="0" w:color="000000"/>
+            </w:tcBorders>
+            <w:tcMar>
+              <w:top w:w="30" w:type="dxa"/>
+              <w:left w:w="45" w:type="dxa"/>
+              <w:bottom w:w="30" w:type="dxa"/>
+              <w:right w:w="45" w:type="dxa"/>
+            </w:tcMar>
+            <w:vAlign w:val="bottom"/>
+            <w:hideMark/>
+          </w:tcPr>
+          <w:p>
+            <w:pPr>
+              <w:rPr>
+                <w:lang w:val="en-US"/>
+              </w:rPr>
+            </w:pPr>
+          </w:p>
+        </w:tc>
+      </w:tr>
+      <w:tr>
+        <w:trPr>
+          <w:trHeight w:val="464"/>
+        </w:trPr>
+        <w:tc>
+          <w:tcPr>
+            <w:tcW w:w="0" w:type="auto"/>
+            <w:tcBorders>
+              <w:top w:val="single" w:sz="6" w:space="0" w:color="CCCCCC"/>
+              <w:left w:val="single" w:sz="6" w:space="0" w:color="000000"/>
+              <w:bottom w:val="single" w:sz="6" w:space="0" w:color="000000"/>
+              <w:right w:val="single" w:sz="6" w:space="0" w:color="000000"/>
+            </w:tcBorders>
+            <w:tcMar>
+              <w:top w:w="30" w:type="dxa"/>
+              <w:left w:w="45" w:type="dxa"/>
+              <w:bottom w:w="30" w:type="dxa"/>
+              <w:right w:w="45" w:type="dxa"/>
+            </w:tcMar>
+            <w:vAlign w:val="bottom"/>
+            <w:hideMark/>
+          </w:tcPr>
+          <w:p>
+            <w:pPr>
+              <w:rPr>
+                <w:lang w:val="en-US"/>
+              </w:rPr>
+            </w:pPr>
+            <w:r>
+              <w:rPr>
+                <w:lang w:val="en-US"/>
+              </w:rPr>
+              <w:t>System Architecture Design</w:t>
+            </w:r>
+          </w:p>
+        </w:tc>
+        <w:tc>
+          <w:tcPr>
+            <w:tcW w:w="0" w:type="auto"/>
+            <w:tcBorders>
+              <w:top w:val="single" w:sz="6" w:space="0" w:color="CCCCCC"/>
+              <w:left w:val="single" w:sz="6" w:space="0" w:color="CCCCCC"/>
+              <w:bottom w:val="single" w:sz="6" w:space="0" w:color="000000"/>
+              <w:right w:val="single" w:sz="6" w:space="0" w:color="000000"/>
+            </w:tcBorders>
+            <w:shd w:val="clear" w:color="auto" w:fill="FFFFFF"/>
+            <w:tcMar>
+              <w:top w:w="30" w:type="dxa"/>
+              <w:left w:w="45" w:type="dxa"/>
+              <w:bottom w:w="30" w:type="dxa"/>
+              <w:right w:w="45" w:type="dxa"/>
+            </w:tcMar>
+            <w:vAlign w:val="bottom"/>
+            <w:hideMark/>
+          </w:tcPr>
+          <w:p>
+            <w:pPr>
+              <w:rPr>
+                <w:lang w:val="en-US"/>
+              </w:rPr>
+            </w:pPr>
+          </w:p>
+        </w:tc>
+        <w:tc>
+          <w:tcPr>
+            <w:tcW w:w="0" w:type="auto"/>
+            <w:tcBorders>
+              <w:top w:val="single" w:sz="6" w:space="0" w:color="CCCCCC"/>
+              <w:left w:val="single" w:sz="6" w:space="0" w:color="CCCCCC"/>
+              <w:bottom w:val="single" w:sz="6" w:space="0" w:color="000000"/>
+              <w:right w:val="single" w:sz="6" w:space="0" w:color="000000"/>
+            </w:tcBorders>
+            <w:shd w:val="clear" w:color="auto" w:fill="0000FF"/>
+            <w:tcMar>
+              <w:top w:w="30" w:type="dxa"/>
+              <w:left w:w="45" w:type="dxa"/>
+              <w:bottom w:w="30" w:type="dxa"/>
+              <w:right w:w="45" w:type="dxa"/>
+            </w:tcMar>
+            <w:vAlign w:val="bottom"/>
+            <w:hideMark/>
+          </w:tcPr>
+          <w:p>
+            <w:pPr>
+              <w:rPr>
+                <w:lang w:val="en-US"/>
+              </w:rPr>
+            </w:pPr>
+          </w:p>
+        </w:tc>
+        <w:tc>
+          <w:tcPr>
+            <w:tcW w:w="0" w:type="auto"/>
+            <w:tcBorders>
+              <w:top w:val="single" w:sz="6" w:space="0" w:color="CCCCCC"/>
+              <w:left w:val="single" w:sz="6" w:space="0" w:color="CCCCCC"/>
+              <w:bottom w:val="single" w:sz="6" w:space="0" w:color="000000"/>
+              <w:right w:val="single" w:sz="6" w:space="0" w:color="000000"/>
+            </w:tcBorders>
+            <w:shd w:val="clear" w:color="auto" w:fill="0000FF"/>
+            <w:tcMar>
+              <w:top w:w="30" w:type="dxa"/>
+              <w:left w:w="45" w:type="dxa"/>
+              <w:bottom w:w="30" w:type="dxa"/>
+              <w:right w:w="45" w:type="dxa"/>
+            </w:tcMar>
+            <w:vAlign w:val="bottom"/>
+            <w:hideMark/>
+          </w:tcPr>
+          <w:p>
+            <w:pPr>
+              <w:rPr>
+                <w:lang w:val="en-US"/>
+              </w:rPr>
+            </w:pPr>
+          </w:p>
+        </w:tc>
+        <w:tc>
+          <w:tcPr>
+            <w:tcW w:w="0" w:type="auto"/>
+            <w:tcBorders>
+              <w:top w:val="single" w:sz="6" w:space="0" w:color="CCCCCC"/>
+              <w:left w:val="single" w:sz="6" w:space="0" w:color="CCCCCC"/>
+              <w:bottom w:val="single" w:sz="6" w:space="0" w:color="000000"/>
+              <w:right w:val="single" w:sz="6" w:space="0" w:color="000000"/>
+            </w:tcBorders>
+            <w:shd w:val="clear" w:color="auto" w:fill="FFFFFF"/>
+            <w:tcMar>
+              <w:top w:w="30" w:type="dxa"/>
+              <w:left w:w="45" w:type="dxa"/>
+              <w:bottom w:w="30" w:type="dxa"/>
+              <w:right w:w="45" w:type="dxa"/>
+            </w:tcMar>
+            <w:vAlign w:val="bottom"/>
+            <w:hideMark/>
+          </w:tcPr>
+          <w:p>
+            <w:pPr>
+              <w:rPr>
+                <w:lang w:val="en-US"/>
+              </w:rPr>
+            </w:pPr>
+          </w:p>
+        </w:tc>
+        <w:tc>
+          <w:tcPr>
+            <w:tcW w:w="0" w:type="auto"/>
+            <w:tcBorders>
+              <w:top w:val="single" w:sz="6" w:space="0" w:color="CCCCCC"/>
+              <w:left w:val="single" w:sz="6" w:space="0" w:color="CCCCCC"/>
+              <w:bottom w:val="single" w:sz="6" w:space="0" w:color="000000"/>
+              <w:right w:val="single" w:sz="6" w:space="0" w:color="000000"/>
+            </w:tcBorders>
+            <w:shd w:val="clear" w:color="auto" w:fill="FFFFFF"/>
+            <w:tcMar>
+              <w:top w:w="30" w:type="dxa"/>
+              <w:left w:w="45" w:type="dxa"/>
+              <w:bottom w:w="30" w:type="dxa"/>
+              <w:right w:w="45" w:type="dxa"/>
+            </w:tcMar>
+            <w:vAlign w:val="bottom"/>
+            <w:hideMark/>
+          </w:tcPr>
+          <w:p>
+            <w:pPr>
+              <w:rPr>
+                <w:lang w:val="en-US"/>
+              </w:rPr>
+            </w:pPr>
+          </w:p>
+        </w:tc>
+        <w:tc>
+          <w:tcPr>
+            <w:tcW w:w="0" w:type="auto"/>
+            <w:tcBorders>
+              <w:top w:val="single" w:sz="6" w:space="0" w:color="CCCCCC"/>
+              <w:left w:val="single" w:sz="6" w:space="0" w:color="CCCCCC"/>
+              <w:bottom w:val="single" w:sz="6" w:space="0" w:color="000000"/>
+              <w:right w:val="single" w:sz="6" w:space="0" w:color="000000"/>
+            </w:tcBorders>
+            <w:shd w:val="clear" w:color="auto" w:fill="FFFFFF"/>
+            <w:tcMar>
+              <w:top w:w="30" w:type="dxa"/>
+              <w:left w:w="45" w:type="dxa"/>
+              <w:bottom w:w="30" w:type="dxa"/>
+              <w:right w:w="45" w:type="dxa"/>
+            </w:tcMar>
+            <w:vAlign w:val="bottom"/>
+            <w:hideMark/>
+          </w:tcPr>
+          <w:p>
+            <w:pPr>
+              <w:rPr>
+                <w:lang w:val="en-US"/>
+              </w:rPr>
+            </w:pPr>
+          </w:p>
+        </w:tc>
+        <w:tc>
+          <w:tcPr>
+            <w:tcW w:w="0" w:type="auto"/>
+            <w:tcBorders>
+              <w:top w:val="single" w:sz="6" w:space="0" w:color="CCCCCC"/>
+              <w:left w:val="single" w:sz="6" w:space="0" w:color="CCCCCC"/>
+              <w:bottom w:val="single" w:sz="6" w:space="0" w:color="000000"/>
+              <w:right w:val="single" w:sz="6" w:space="0" w:color="000000"/>
+            </w:tcBorders>
+            <w:shd w:val="clear" w:color="auto" w:fill="FFFFFF"/>
+            <w:tcMar>
+              <w:top w:w="30" w:type="dxa"/>
+              <w:left w:w="45" w:type="dxa"/>
+              <w:bottom w:w="30" w:type="dxa"/>
+              <w:right w:w="45" w:type="dxa"/>
+            </w:tcMar>
+            <w:vAlign w:val="bottom"/>
+            <w:hideMark/>
+          </w:tcPr>
+          <w:p>
+            <w:pPr>
+              <w:rPr>
+                <w:lang w:val="en-US"/>
+              </w:rPr>
+            </w:pPr>
+          </w:p>
+        </w:tc>
+        <w:tc>
+          <w:tcPr>
+            <w:tcW w:w="0" w:type="auto"/>
+            <w:tcBorders>
+              <w:top w:val="single" w:sz="6" w:space="0" w:color="CCCCCC"/>
+              <w:left w:val="single" w:sz="6" w:space="0" w:color="CCCCCC"/>
+              <w:bottom w:val="single" w:sz="6" w:space="0" w:color="000000"/>
+              <w:right w:val="single" w:sz="6" w:space="0" w:color="000000"/>
+            </w:tcBorders>
+            <w:shd w:val="clear" w:color="auto" w:fill="FFFFFF"/>
+            <w:tcMar>
+              <w:top w:w="30" w:type="dxa"/>
+              <w:left w:w="45" w:type="dxa"/>
+              <w:bottom w:w="30" w:type="dxa"/>
+              <w:right w:w="45" w:type="dxa"/>
+            </w:tcMar>
+            <w:vAlign w:val="bottom"/>
+            <w:hideMark/>
+          </w:tcPr>
+          <w:p>
+            <w:pPr>
+              <w:rPr>
+                <w:lang w:val="en-US"/>
+              </w:rPr>
+            </w:pPr>
+          </w:p>
+        </w:tc>
+        <w:tc>
+          <w:tcPr>
+            <w:tcW w:w="0" w:type="auto"/>
+            <w:tcBorders>
+              <w:top w:val="single" w:sz="6" w:space="0" w:color="CCCCCC"/>
+              <w:left w:val="single" w:sz="6" w:space="0" w:color="CCCCCC"/>
+              <w:bottom w:val="single" w:sz="6" w:space="0" w:color="000000"/>
+              <w:right w:val="single" w:sz="6" w:space="0" w:color="000000"/>
+            </w:tcBorders>
+            <w:shd w:val="clear" w:color="auto" w:fill="FFFFFF"/>
+            <w:tcMar>
+              <w:top w:w="30" w:type="dxa"/>
+              <w:left w:w="45" w:type="dxa"/>
+              <w:bottom w:w="30" w:type="dxa"/>
+              <w:right w:w="45" w:type="dxa"/>
+            </w:tcMar>
+            <w:vAlign w:val="bottom"/>
+            <w:hideMark/>
+          </w:tcPr>
+          <w:p>
+            <w:pPr>
+              <w:rPr>
+                <w:lang w:val="en-US"/>
+              </w:rPr>
+            </w:pPr>
+          </w:p>
+        </w:tc>
+        <w:tc>
+          <w:tcPr>
+            <w:tcW w:w="0" w:type="auto"/>
+            <w:tcBorders>
+              <w:top w:val="single" w:sz="6" w:space="0" w:color="CCCCCC"/>
+              <w:left w:val="single" w:sz="6" w:space="0" w:color="CCCCCC"/>
+              <w:bottom w:val="single" w:sz="6" w:space="0" w:color="000000"/>
+              <w:right w:val="single" w:sz="6" w:space="0" w:color="000000"/>
+            </w:tcBorders>
+            <w:shd w:val="clear" w:color="auto" w:fill="FFFFFF"/>
+            <w:tcMar>
+              <w:top w:w="30" w:type="dxa"/>
+              <w:left w:w="45" w:type="dxa"/>
+              <w:bottom w:w="30" w:type="dxa"/>
+              <w:right w:w="45" w:type="dxa"/>
+            </w:tcMar>
+            <w:vAlign w:val="bottom"/>
+            <w:hideMark/>
+          </w:tcPr>
+          <w:p>
+            <w:pPr>
+              <w:rPr>
+                <w:lang w:val="en-US"/>
+              </w:rPr>
+            </w:pPr>
+          </w:p>
+        </w:tc>
+        <w:tc>
+          <w:tcPr>
+            <w:tcW w:w="0" w:type="auto"/>
+            <w:tcBorders>
+              <w:top w:val="single" w:sz="6" w:space="0" w:color="CCCCCC"/>
+              <w:left w:val="single" w:sz="6" w:space="0" w:color="CCCCCC"/>
+              <w:bottom w:val="single" w:sz="6" w:space="0" w:color="000000"/>
+              <w:right w:val="single" w:sz="6" w:space="0" w:color="000000"/>
+            </w:tcBorders>
+            <w:tcMar>
+              <w:top w:w="30" w:type="dxa"/>
+              <w:left w:w="45" w:type="dxa"/>
+              <w:bottom w:w="30" w:type="dxa"/>
+              <w:right w:w="45" w:type="dxa"/>
+            </w:tcMar>
+            <w:vAlign w:val="bottom"/>
+            <w:hideMark/>
+          </w:tcPr>
+          <w:p>
+            <w:pPr>
+              <w:rPr>
+                <w:lang w:val="en-US"/>
+              </w:rPr>
+            </w:pPr>
+          </w:p>
+        </w:tc>
+        <w:tc>
+          <w:tcPr>
+            <w:tcW w:w="0" w:type="auto"/>
+            <w:tcBorders>
+              <w:top w:val="single" w:sz="6" w:space="0" w:color="CCCCCC"/>
+              <w:left w:val="single" w:sz="6" w:space="0" w:color="CCCCCC"/>
+              <w:bottom w:val="single" w:sz="6" w:space="0" w:color="000000"/>
+              <w:right w:val="single" w:sz="6" w:space="0" w:color="000000"/>
+            </w:tcBorders>
+            <w:tcMar>
+              <w:top w:w="30" w:type="dxa"/>
+              <w:left w:w="45" w:type="dxa"/>
+              <w:bottom w:w="30" w:type="dxa"/>
+              <w:right w:w="45" w:type="dxa"/>
+            </w:tcMar>
+            <w:vAlign w:val="bottom"/>
+            <w:hideMark/>
+          </w:tcPr>
+          <w:p>
+            <w:pPr>
+              <w:rPr>
+                <w:lang w:val="en-US"/>
+              </w:rPr>
+            </w:pPr>
+          </w:p>
+        </w:tc>
+      </w:tr>
+      <w:tr>
+        <w:trPr>
+          <w:trHeight w:val="464"/>
+        </w:trPr>
+        <w:tc>
+          <w:tcPr>
+            <w:tcW w:w="0" w:type="auto"/>
+            <w:tcBorders>
+              <w:top w:val="single" w:sz="6" w:space="0" w:color="CCCCCC"/>
+              <w:left w:val="single" w:sz="6" w:space="0" w:color="000000"/>
+              <w:bottom w:val="single" w:sz="6" w:space="0" w:color="000000"/>
+              <w:right w:val="single" w:sz="6" w:space="0" w:color="000000"/>
+            </w:tcBorders>
+            <w:tcMar>
+              <w:top w:w="30" w:type="dxa"/>
+              <w:left w:w="45" w:type="dxa"/>
+              <w:bottom w:w="30" w:type="dxa"/>
+              <w:right w:w="45" w:type="dxa"/>
+            </w:tcMar>
+            <w:vAlign w:val="bottom"/>
+            <w:hideMark/>
+          </w:tcPr>
+          <w:p>
+            <w:pPr>
+              <w:rPr>
+                <w:lang w:val="en-US"/>
+              </w:rPr>
+            </w:pPr>
+            <w:r>
+              <w:rPr>
+                <w:lang w:val="en-US"/>
+              </w:rPr>
+              <w:t>Database Design</w:t>
+            </w:r>
+          </w:p>
+        </w:tc>
+        <w:tc>
+          <w:tcPr>
+            <w:tcW w:w="0" w:type="auto"/>
+            <w:tcBorders>
+              <w:top w:val="single" w:sz="6" w:space="0" w:color="CCCCCC"/>
+              <w:left w:val="single" w:sz="6" w:space="0" w:color="CCCCCC"/>
+              <w:bottom w:val="single" w:sz="6" w:space="0" w:color="000000"/>
+              <w:right w:val="single" w:sz="6" w:space="0" w:color="000000"/>
+            </w:tcBorders>
+            <w:shd w:val="clear" w:color="auto" w:fill="FFFFFF"/>
+            <w:tcMar>
+              <w:top w:w="30" w:type="dxa"/>
+              <w:left w:w="45" w:type="dxa"/>
+              <w:bottom w:w="30" w:type="dxa"/>
+              <w:right w:w="45" w:type="dxa"/>
+            </w:tcMar>
+            <w:vAlign w:val="bottom"/>
+            <w:hideMark/>
+          </w:tcPr>
+          <w:p>
+            <w:pPr>
+              <w:rPr>
+                <w:lang w:val="en-US"/>
+              </w:rPr>
+            </w:pPr>
+          </w:p>
+        </w:tc>
+        <w:tc>
+          <w:tcPr>
+            <w:tcW w:w="0" w:type="auto"/>
+            <w:tcBorders>
+              <w:top w:val="single" w:sz="6" w:space="0" w:color="CCCCCC"/>
+              <w:left w:val="single" w:sz="6" w:space="0" w:color="CCCCCC"/>
+              <w:bottom w:val="single" w:sz="6" w:space="0" w:color="000000"/>
+              <w:right w:val="single" w:sz="6" w:space="0" w:color="000000"/>
+            </w:tcBorders>
+            <w:shd w:val="clear" w:color="auto" w:fill="FFFFFF"/>
+            <w:tcMar>
+              <w:top w:w="30" w:type="dxa"/>
+              <w:left w:w="45" w:type="dxa"/>
+              <w:bottom w:w="30" w:type="dxa"/>
+              <w:right w:w="45" w:type="dxa"/>
+            </w:tcMar>
+            <w:vAlign w:val="bottom"/>
+            <w:hideMark/>
+          </w:tcPr>
+          <w:p>
+            <w:pPr>
+              <w:rPr>
+                <w:lang w:val="en-US"/>
+              </w:rPr>
+            </w:pPr>
+          </w:p>
+        </w:tc>
+        <w:tc>
+          <w:tcPr>
+            <w:tcW w:w="0" w:type="auto"/>
+            <w:tcBorders>
+              <w:top w:val="single" w:sz="6" w:space="0" w:color="CCCCCC"/>
+              <w:left w:val="single" w:sz="6" w:space="0" w:color="CCCCCC"/>
+              <w:bottom w:val="single" w:sz="6" w:space="0" w:color="000000"/>
+              <w:right w:val="single" w:sz="6" w:space="0" w:color="000000"/>
+            </w:tcBorders>
+            <w:shd w:val="clear" w:color="auto" w:fill="0000FF"/>
+            <w:tcMar>
+              <w:top w:w="30" w:type="dxa"/>
+              <w:left w:w="45" w:type="dxa"/>
+              <w:bottom w:w="30" w:type="dxa"/>
+              <w:right w:w="45" w:type="dxa"/>
+            </w:tcMar>
+            <w:vAlign w:val="bottom"/>
+            <w:hideMark/>
+          </w:tcPr>
+          <w:p>
+            <w:pPr>
+              <w:rPr>
+                <w:lang w:val="en-US"/>
+              </w:rPr>
+            </w:pPr>
+          </w:p>
+        </w:tc>
+        <w:tc>
+          <w:tcPr>
+            <w:tcW w:w="0" w:type="auto"/>
+            <w:tcBorders>
+              <w:top w:val="single" w:sz="6" w:space="0" w:color="CCCCCC"/>
+              <w:left w:val="single" w:sz="6" w:space="0" w:color="CCCCCC"/>
+              <w:bottom w:val="single" w:sz="6" w:space="0" w:color="000000"/>
+              <w:right w:val="single" w:sz="6" w:space="0" w:color="000000"/>
+            </w:tcBorders>
+            <w:shd w:val="clear" w:color="auto" w:fill="0000FF"/>
+            <w:tcMar>
+              <w:top w:w="30" w:type="dxa"/>
+              <w:left w:w="45" w:type="dxa"/>
+              <w:bottom w:w="30" w:type="dxa"/>
+              <w:right w:w="45" w:type="dxa"/>
+            </w:tcMar>
+            <w:vAlign w:val="bottom"/>
+            <w:hideMark/>
+          </w:tcPr>
+          <w:p>
+            <w:pPr>
+              <w:rPr>
+                <w:lang w:val="en-US"/>
+              </w:rPr>
+            </w:pPr>
+          </w:p>
+        </w:tc>
+        <w:tc>
+          <w:tcPr>
+            <w:tcW w:w="0" w:type="auto"/>
+            <w:tcBorders>
+              <w:top w:val="single" w:sz="6" w:space="0" w:color="CCCCCC"/>
+              <w:left w:val="single" w:sz="6" w:space="0" w:color="CCCCCC"/>
+              <w:bottom w:val="single" w:sz="6" w:space="0" w:color="000000"/>
+              <w:right w:val="single" w:sz="6" w:space="0" w:color="000000"/>
+            </w:tcBorders>
+            <w:shd w:val="clear" w:color="auto" w:fill="FFFFFF"/>
+            <w:tcMar>
+              <w:top w:w="30" w:type="dxa"/>
+              <w:left w:w="45" w:type="dxa"/>
+              <w:bottom w:w="30" w:type="dxa"/>
+              <w:right w:w="45" w:type="dxa"/>
+            </w:tcMar>
+            <w:vAlign w:val="bottom"/>
+            <w:hideMark/>
+          </w:tcPr>
+          <w:p>
+            <w:pPr>
+              <w:rPr>
+                <w:lang w:val="en-US"/>
+              </w:rPr>
+            </w:pPr>
+          </w:p>
+        </w:tc>
+        <w:tc>
+          <w:tcPr>
+            <w:tcW w:w="0" w:type="auto"/>
+            <w:tcBorders>
+              <w:top w:val="single" w:sz="6" w:space="0" w:color="CCCCCC"/>
+              <w:left w:val="single" w:sz="6" w:space="0" w:color="CCCCCC"/>
+              <w:bottom w:val="single" w:sz="6" w:space="0" w:color="000000"/>
+              <w:right w:val="single" w:sz="6" w:space="0" w:color="000000"/>
+            </w:tcBorders>
+            <w:shd w:val="clear" w:color="auto" w:fill="FFFFFF"/>
+            <w:tcMar>
+              <w:top w:w="30" w:type="dxa"/>
+              <w:left w:w="45" w:type="dxa"/>
+              <w:bottom w:w="30" w:type="dxa"/>
+              <w:right w:w="45" w:type="dxa"/>
+            </w:tcMar>
+            <w:vAlign w:val="bottom"/>
+            <w:hideMark/>
+          </w:tcPr>
+          <w:p>
+            <w:pPr>
+              <w:rPr>
+                <w:lang w:val="en-US"/>
+              </w:rPr>
+            </w:pPr>
+          </w:p>
+        </w:tc>
+        <w:tc>
+          <w:tcPr>
+            <w:tcW w:w="0" w:type="auto"/>
+            <w:tcBorders>
+              <w:top w:val="single" w:sz="6" w:space="0" w:color="CCCCCC"/>
+              <w:left w:val="single" w:sz="6" w:space="0" w:color="CCCCCC"/>
+              <w:bottom w:val="single" w:sz="6" w:space="0" w:color="000000"/>
+              <w:right w:val="single" w:sz="6" w:space="0" w:color="000000"/>
+            </w:tcBorders>
+            <w:shd w:val="clear" w:color="auto" w:fill="FFFFFF"/>
+            <w:tcMar>
+              <w:top w:w="30" w:type="dxa"/>
+              <w:left w:w="45" w:type="dxa"/>
+              <w:bottom w:w="30" w:type="dxa"/>
+              <w:right w:w="45" w:type="dxa"/>
+            </w:tcMar>
+            <w:vAlign w:val="bottom"/>
+            <w:hideMark/>
+          </w:tcPr>
+          <w:p>
+            <w:pPr>
+              <w:rPr>
+                <w:lang w:val="en-US"/>
+              </w:rPr>
+            </w:pPr>
+          </w:p>
+        </w:tc>
+        <w:tc>
+          <w:tcPr>
+            <w:tcW w:w="0" w:type="auto"/>
+            <w:tcBorders>
+              <w:top w:val="single" w:sz="6" w:space="0" w:color="CCCCCC"/>
+              <w:left w:val="single" w:sz="6" w:space="0" w:color="CCCCCC"/>
+              <w:bottom w:val="single" w:sz="6" w:space="0" w:color="000000"/>
+              <w:right w:val="single" w:sz="6" w:space="0" w:color="000000"/>
+            </w:tcBorders>
+            <w:shd w:val="clear" w:color="auto" w:fill="FFFFFF"/>
+            <w:tcMar>
+              <w:top w:w="30" w:type="dxa"/>
+              <w:left w:w="45" w:type="dxa"/>
+              <w:bottom w:w="30" w:type="dxa"/>
+              <w:right w:w="45" w:type="dxa"/>
+            </w:tcMar>
+            <w:vAlign w:val="bottom"/>
+            <w:hideMark/>
+          </w:tcPr>
+          <w:p>
+            <w:pPr>
+              <w:rPr>
+                <w:lang w:val="en-US"/>
+              </w:rPr>
+            </w:pPr>
+          </w:p>
+        </w:tc>
+        <w:tc>
+          <w:tcPr>
+            <w:tcW w:w="0" w:type="auto"/>
+            <w:tcBorders>
+              <w:top w:val="single" w:sz="6" w:space="0" w:color="CCCCCC"/>
+              <w:left w:val="single" w:sz="6" w:space="0" w:color="CCCCCC"/>
+              <w:bottom w:val="single" w:sz="6" w:space="0" w:color="000000"/>
+              <w:right w:val="single" w:sz="6" w:space="0" w:color="000000"/>
+            </w:tcBorders>
+            <w:shd w:val="clear" w:color="auto" w:fill="FFFFFF"/>
+            <w:tcMar>
+              <w:top w:w="30" w:type="dxa"/>
+              <w:left w:w="45" w:type="dxa"/>
+              <w:bottom w:w="30" w:type="dxa"/>
+              <w:right w:w="45" w:type="dxa"/>
+            </w:tcMar>
+            <w:vAlign w:val="bottom"/>
+            <w:hideMark/>
+          </w:tcPr>
+          <w:p>
+            <w:pPr>
+              <w:rPr>
+                <w:lang w:val="en-US"/>
+              </w:rPr>
+            </w:pPr>
+          </w:p>
+        </w:tc>
+        <w:tc>
+          <w:tcPr>
+            <w:tcW w:w="0" w:type="auto"/>
+            <w:tcBorders>
+              <w:top w:val="single" w:sz="6" w:space="0" w:color="CCCCCC"/>
+              <w:left w:val="single" w:sz="6" w:space="0" w:color="CCCCCC"/>
+              <w:bottom w:val="single" w:sz="6" w:space="0" w:color="000000"/>
+              <w:right w:val="single" w:sz="6" w:space="0" w:color="000000"/>
+            </w:tcBorders>
+            <w:shd w:val="clear" w:color="auto" w:fill="FFFFFF"/>
+            <w:tcMar>
+              <w:top w:w="30" w:type="dxa"/>
+              <w:left w:w="45" w:type="dxa"/>
+              <w:bottom w:w="30" w:type="dxa"/>
+              <w:right w:w="45" w:type="dxa"/>
+            </w:tcMar>
+            <w:vAlign w:val="bottom"/>
+            <w:hideMark/>
+          </w:tcPr>
+          <w:p>
+            <w:pPr>
+              <w:rPr>
+                <w:lang w:val="en-US"/>
+              </w:rPr>
+            </w:pPr>
+          </w:p>
+        </w:tc>
+        <w:tc>
+          <w:tcPr>
+            <w:tcW w:w="0" w:type="auto"/>
+            <w:tcBorders>
+              <w:top w:val="single" w:sz="6" w:space="0" w:color="CCCCCC"/>
+              <w:left w:val="single" w:sz="6" w:space="0" w:color="CCCCCC"/>
+              <w:bottom w:val="single" w:sz="6" w:space="0" w:color="000000"/>
+              <w:right w:val="single" w:sz="6" w:space="0" w:color="000000"/>
+            </w:tcBorders>
+            <w:tcMar>
+              <w:top w:w="30" w:type="dxa"/>
+              <w:left w:w="45" w:type="dxa"/>
+              <w:bottom w:w="30" w:type="dxa"/>
+              <w:right w:w="45" w:type="dxa"/>
+            </w:tcMar>
+            <w:vAlign w:val="bottom"/>
+            <w:hideMark/>
+          </w:tcPr>
+          <w:p>
+            <w:pPr>
+              <w:rPr>
+                <w:lang w:val="en-US"/>
+              </w:rPr>
+            </w:pPr>
+          </w:p>
+        </w:tc>
+        <w:tc>
+          <w:tcPr>
+            <w:tcW w:w="0" w:type="auto"/>
+            <w:tcBorders>
+              <w:top w:val="single" w:sz="6" w:space="0" w:color="CCCCCC"/>
+              <w:left w:val="single" w:sz="6" w:space="0" w:color="CCCCCC"/>
+              <w:bottom w:val="single" w:sz="6" w:space="0" w:color="000000"/>
+              <w:right w:val="single" w:sz="6" w:space="0" w:color="000000"/>
+            </w:tcBorders>
+            <w:tcMar>
+              <w:top w:w="30" w:type="dxa"/>
+              <w:left w:w="45" w:type="dxa"/>
+              <w:bottom w:w="30" w:type="dxa"/>
+              <w:right w:w="45" w:type="dxa"/>
+            </w:tcMar>
+            <w:vAlign w:val="bottom"/>
+            <w:hideMark/>
+          </w:tcPr>
+          <w:p>
+            <w:pPr>
+              <w:rPr>
+                <w:lang w:val="en-US"/>
+              </w:rPr>
+            </w:pPr>
+          </w:p>
+        </w:tc>
+      </w:tr>
+      <w:tr>
+        <w:trPr>
+          <w:trHeight w:val="464"/>
+        </w:trPr>
+        <w:tc>
+          <w:tcPr>
+            <w:tcW w:w="0" w:type="auto"/>
+            <w:tcBorders>
+              <w:top w:val="single" w:sz="6" w:space="0" w:color="CCCCCC"/>
+              <w:left w:val="single" w:sz="6" w:space="0" w:color="000000"/>
+              <w:bottom w:val="single" w:sz="6" w:space="0" w:color="000000"/>
+              <w:right w:val="single" w:sz="6" w:space="0" w:color="000000"/>
+            </w:tcBorders>
+            <w:tcMar>
+              <w:top w:w="30" w:type="dxa"/>
+              <w:left w:w="45" w:type="dxa"/>
+              <w:bottom w:w="30" w:type="dxa"/>
+              <w:right w:w="45" w:type="dxa"/>
+            </w:tcMar>
+            <w:vAlign w:val="bottom"/>
+            <w:hideMark/>
+          </w:tcPr>
+          <w:p>
+            <w:pPr>
+              <w:rPr>
+                <w:lang w:val="en-US"/>
+              </w:rPr>
+            </w:pPr>
+            <w:r>
+              <w:rPr>
+                <w:lang w:val="en-US"/>
+              </w:rPr>
+              <w:t>UI Design</w:t>
+            </w:r>
+          </w:p>
+        </w:tc>
+        <w:tc>
+          <w:tcPr>
+            <w:tcW w:w="0" w:type="auto"/>
+            <w:tcBorders>
+              <w:top w:val="single" w:sz="6" w:space="0" w:color="CCCCCC"/>
+              <w:left w:val="single" w:sz="6" w:space="0" w:color="CCCCCC"/>
+              <w:bottom w:val="single" w:sz="6" w:space="0" w:color="000000"/>
+              <w:right w:val="single" w:sz="6" w:space="0" w:color="000000"/>
+            </w:tcBorders>
+            <w:shd w:val="clear" w:color="auto" w:fill="FFFFFF"/>
+            <w:tcMar>
+              <w:top w:w="30" w:type="dxa"/>
+              <w:left w:w="45" w:type="dxa"/>
+              <w:bottom w:w="30" w:type="dxa"/>
+              <w:right w:w="45" w:type="dxa"/>
+            </w:tcMar>
+            <w:vAlign w:val="bottom"/>
+            <w:hideMark/>
+          </w:tcPr>
+          <w:p>
+            <w:pPr>
+              <w:rPr>
+                <w:lang w:val="en-US"/>
+              </w:rPr>
+            </w:pPr>
+          </w:p>
+        </w:tc>
+        <w:tc>
+          <w:tcPr>
+            <w:tcW w:w="0" w:type="auto"/>
+            <w:tcBorders>
+              <w:top w:val="single" w:sz="6" w:space="0" w:color="CCCCCC"/>
+              <w:left w:val="single" w:sz="6" w:space="0" w:color="CCCCCC"/>
+              <w:bottom w:val="single" w:sz="6" w:space="0" w:color="000000"/>
+              <w:right w:val="single" w:sz="6" w:space="0" w:color="000000"/>
+            </w:tcBorders>
+            <w:shd w:val="clear" w:color="auto" w:fill="FFFFFF"/>
+            <w:tcMar>
+              <w:top w:w="30" w:type="dxa"/>
+              <w:left w:w="45" w:type="dxa"/>
+              <w:bottom w:w="30" w:type="dxa"/>
+              <w:right w:w="45" w:type="dxa"/>
+            </w:tcMar>
+            <w:vAlign w:val="bottom"/>
+            <w:hideMark/>
+          </w:tcPr>
+          <w:p>
+            <w:pPr>
+              <w:rPr>
+                <w:lang w:val="en-US"/>
+              </w:rPr>
+            </w:pPr>
+          </w:p>
+        </w:tc>
+        <w:tc>
+          <w:tcPr>
+            <w:tcW w:w="0" w:type="auto"/>
+            <w:tcBorders>
+              <w:top w:val="single" w:sz="6" w:space="0" w:color="CCCCCC"/>
+              <w:left w:val="single" w:sz="6" w:space="0" w:color="CCCCCC"/>
+              <w:bottom w:val="single" w:sz="6" w:space="0" w:color="000000"/>
+              <w:right w:val="single" w:sz="6" w:space="0" w:color="000000"/>
+            </w:tcBorders>
+            <w:shd w:val="clear" w:color="auto" w:fill="FFFFFF"/>
+            <w:tcMar>
+              <w:top w:w="30" w:type="dxa"/>
+              <w:left w:w="45" w:type="dxa"/>
+              <w:bottom w:w="30" w:type="dxa"/>
+              <w:right w:w="45" w:type="dxa"/>
+            </w:tcMar>
+            <w:vAlign w:val="bottom"/>
+            <w:hideMark/>
+          </w:tcPr>
+          <w:p>
+            <w:pPr>
+              <w:rPr>
+                <w:lang w:val="en-US"/>
+              </w:rPr>
+            </w:pPr>
+          </w:p>
+        </w:tc>
+        <w:tc>
+          <w:tcPr>
+            <w:tcW w:w="0" w:type="auto"/>
+            <w:tcBorders>
+              <w:top w:val="single" w:sz="6" w:space="0" w:color="CCCCCC"/>
+              <w:left w:val="single" w:sz="6" w:space="0" w:color="CCCCCC"/>
+              <w:bottom w:val="single" w:sz="6" w:space="0" w:color="000000"/>
+              <w:right w:val="single" w:sz="6" w:space="0" w:color="000000"/>
+            </w:tcBorders>
+            <w:shd w:val="clear" w:color="auto" w:fill="0000FF"/>
+            <w:tcMar>
+              <w:top w:w="30" w:type="dxa"/>
+              <w:left w:w="45" w:type="dxa"/>
+              <w:bottom w:w="30" w:type="dxa"/>
+              <w:right w:w="45" w:type="dxa"/>
+            </w:tcMar>
+            <w:vAlign w:val="bottom"/>
+            <w:hideMark/>
+          </w:tcPr>
+          <w:p>
+            <w:pPr>
+              <w:rPr>
+                <w:lang w:val="en-US"/>
+              </w:rPr>
+            </w:pPr>
+          </w:p>
+        </w:tc>
+        <w:tc>
+          <w:tcPr>
+            <w:tcW w:w="0" w:type="auto"/>
+            <w:tcBorders>
+              <w:top w:val="single" w:sz="6" w:space="0" w:color="CCCCCC"/>
+              <w:left w:val="single" w:sz="6" w:space="0" w:color="CCCCCC"/>
+              <w:bottom w:val="single" w:sz="6" w:space="0" w:color="000000"/>
+              <w:right w:val="single" w:sz="6" w:space="0" w:color="000000"/>
+            </w:tcBorders>
+            <w:shd w:val="clear" w:color="auto" w:fill="0000FF"/>
+            <w:tcMar>
+              <w:top w:w="30" w:type="dxa"/>
+              <w:left w:w="45" w:type="dxa"/>
+              <w:bottom w:w="30" w:type="dxa"/>
+              <w:right w:w="45" w:type="dxa"/>
+            </w:tcMar>
+            <w:vAlign w:val="bottom"/>
+            <w:hideMark/>
+          </w:tcPr>
+          <w:p>
+            <w:pPr>
+              <w:rPr>
+                <w:lang w:val="en-US"/>
+              </w:rPr>
+            </w:pPr>
+          </w:p>
+        </w:tc>
+        <w:tc>
+          <w:tcPr>
+            <w:tcW w:w="0" w:type="auto"/>
+            <w:tcBorders>
+              <w:top w:val="single" w:sz="6" w:space="0" w:color="CCCCCC"/>
+              <w:left w:val="single" w:sz="6" w:space="0" w:color="CCCCCC"/>
+              <w:bottom w:val="single" w:sz="6" w:space="0" w:color="000000"/>
+              <w:right w:val="single" w:sz="6" w:space="0" w:color="000000"/>
+            </w:tcBorders>
+            <w:shd w:val="clear" w:color="auto" w:fill="FFFFFF"/>
+            <w:tcMar>
+              <w:top w:w="30" w:type="dxa"/>
+              <w:left w:w="45" w:type="dxa"/>
+              <w:bottom w:w="30" w:type="dxa"/>
+              <w:right w:w="45" w:type="dxa"/>
+            </w:tcMar>
+            <w:vAlign w:val="bottom"/>
+            <w:hideMark/>
+          </w:tcPr>
+          <w:p>
+            <w:pPr>
+              <w:rPr>
+                <w:lang w:val="en-US"/>
+              </w:rPr>
+            </w:pPr>
+          </w:p>
+        </w:tc>
+        <w:tc>
+          <w:tcPr>
+            <w:tcW w:w="0" w:type="auto"/>
+            <w:tcBorders>
+              <w:top w:val="single" w:sz="6" w:space="0" w:color="CCCCCC"/>
+              <w:left w:val="single" w:sz="6" w:space="0" w:color="CCCCCC"/>
+              <w:bottom w:val="single" w:sz="6" w:space="0" w:color="000000"/>
+              <w:right w:val="single" w:sz="6" w:space="0" w:color="000000"/>
+            </w:tcBorders>
+            <w:shd w:val="clear" w:color="auto" w:fill="FFFFFF"/>
+            <w:tcMar>
+              <w:top w:w="30" w:type="dxa"/>
+              <w:left w:w="45" w:type="dxa"/>
+              <w:bottom w:w="30" w:type="dxa"/>
+              <w:right w:w="45" w:type="dxa"/>
+            </w:tcMar>
+            <w:vAlign w:val="bottom"/>
+            <w:hideMark/>
+          </w:tcPr>
+          <w:p>
+            <w:pPr>
+              <w:rPr>
+                <w:lang w:val="en-US"/>
+              </w:rPr>
+            </w:pPr>
+          </w:p>
+        </w:tc>
+        <w:tc>
+          <w:tcPr>
+            <w:tcW w:w="0" w:type="auto"/>
+            <w:tcBorders>
+              <w:top w:val="single" w:sz="6" w:space="0" w:color="CCCCCC"/>
+              <w:left w:val="single" w:sz="6" w:space="0" w:color="CCCCCC"/>
+              <w:bottom w:val="single" w:sz="6" w:space="0" w:color="000000"/>
+              <w:right w:val="single" w:sz="6" w:space="0" w:color="000000"/>
+            </w:tcBorders>
+            <w:shd w:val="clear" w:color="auto" w:fill="FFFFFF"/>
+            <w:tcMar>
+              <w:top w:w="30" w:type="dxa"/>
+              <w:left w:w="45" w:type="dxa"/>
+              <w:bottom w:w="30" w:type="dxa"/>
+              <w:right w:w="45" w:type="dxa"/>
+            </w:tcMar>
+            <w:vAlign w:val="bottom"/>
+            <w:hideMark/>
+          </w:tcPr>
+          <w:p>
+            <w:pPr>
+              <w:rPr>
+                <w:lang w:val="en-US"/>
+              </w:rPr>
+            </w:pPr>
+          </w:p>
+        </w:tc>
+        <w:tc>
+          <w:tcPr>
+            <w:tcW w:w="0" w:type="auto"/>
+            <w:tcBorders>
+              <w:top w:val="single" w:sz="6" w:space="0" w:color="CCCCCC"/>
+              <w:left w:val="single" w:sz="6" w:space="0" w:color="CCCCCC"/>
+              <w:bottom w:val="single" w:sz="6" w:space="0" w:color="000000"/>
+              <w:right w:val="single" w:sz="6" w:space="0" w:color="000000"/>
+            </w:tcBorders>
+            <w:shd w:val="clear" w:color="auto" w:fill="FFFFFF"/>
+            <w:tcMar>
+              <w:top w:w="30" w:type="dxa"/>
+              <w:left w:w="45" w:type="dxa"/>
+              <w:bottom w:w="30" w:type="dxa"/>
+              <w:right w:w="45" w:type="dxa"/>
+            </w:tcMar>
+            <w:vAlign w:val="bottom"/>
+            <w:hideMark/>
+          </w:tcPr>
+          <w:p>
+            <w:pPr>
+              <w:rPr>
+                <w:lang w:val="en-US"/>
+              </w:rPr>
+            </w:pPr>
+          </w:p>
+        </w:tc>
+        <w:tc>
+          <w:tcPr>
+            <w:tcW w:w="0" w:type="auto"/>
+            <w:tcBorders>
+              <w:top w:val="single" w:sz="6" w:space="0" w:color="CCCCCC"/>
+              <w:left w:val="single" w:sz="6" w:space="0" w:color="CCCCCC"/>
+              <w:bottom w:val="single" w:sz="6" w:space="0" w:color="000000"/>
+              <w:right w:val="single" w:sz="6" w:space="0" w:color="000000"/>
+            </w:tcBorders>
+            <w:shd w:val="clear" w:color="auto" w:fill="FFFFFF"/>
+            <w:tcMar>
+              <w:top w:w="30" w:type="dxa"/>
+              <w:left w:w="45" w:type="dxa"/>
+              <w:bottom w:w="30" w:type="dxa"/>
+              <w:right w:w="45" w:type="dxa"/>
+            </w:tcMar>
+            <w:vAlign w:val="bottom"/>
+            <w:hideMark/>
+          </w:tcPr>
+          <w:p>
+            <w:pPr>
+              <w:rPr>
+                <w:lang w:val="en-US"/>
+              </w:rPr>
+            </w:pPr>
+          </w:p>
+        </w:tc>
+        <w:tc>
+          <w:tcPr>
+            <w:tcW w:w="0" w:type="auto"/>
+            <w:tcBorders>
+              <w:top w:val="single" w:sz="6" w:space="0" w:color="CCCCCC"/>
+              <w:left w:val="single" w:sz="6" w:space="0" w:color="CCCCCC"/>
+              <w:bottom w:val="single" w:sz="6" w:space="0" w:color="000000"/>
+              <w:right w:val="single" w:sz="6" w:space="0" w:color="000000"/>
+            </w:tcBorders>
+            <w:tcMar>
+              <w:top w:w="30" w:type="dxa"/>
+              <w:left w:w="45" w:type="dxa"/>
+              <w:bottom w:w="30" w:type="dxa"/>
+              <w:right w:w="45" w:type="dxa"/>
+            </w:tcMar>
+            <w:vAlign w:val="bottom"/>
+            <w:hideMark/>
+          </w:tcPr>
+          <w:p>
+            <w:pPr>
+              <w:rPr>
+                <w:lang w:val="en-US"/>
+              </w:rPr>
+            </w:pPr>
+          </w:p>
+        </w:tc>
+        <w:tc>
+          <w:tcPr>
+            <w:tcW w:w="0" w:type="auto"/>
+            <w:tcBorders>
+              <w:top w:val="single" w:sz="6" w:space="0" w:color="CCCCCC"/>
+              <w:left w:val="single" w:sz="6" w:space="0" w:color="CCCCCC"/>
+              <w:bottom w:val="single" w:sz="6" w:space="0" w:color="000000"/>
+              <w:right w:val="single" w:sz="6" w:space="0" w:color="000000"/>
+            </w:tcBorders>
+            <w:tcMar>
+              <w:top w:w="30" w:type="dxa"/>
+              <w:left w:w="45" w:type="dxa"/>
+              <w:bottom w:w="30" w:type="dxa"/>
+              <w:right w:w="45" w:type="dxa"/>
+            </w:tcMar>
+            <w:vAlign w:val="bottom"/>
+            <w:hideMark/>
+          </w:tcPr>
+          <w:p>
+            <w:pPr>
+              <w:rPr>
+                <w:lang w:val="en-US"/>
+              </w:rPr>
+            </w:pPr>
+          </w:p>
+        </w:tc>
+      </w:tr>
+      <w:tr>
+        <w:trPr>
+          <w:trHeight w:val="464"/>
+        </w:trPr>
+        <w:tc>
+          <w:tcPr>
+            <w:tcW w:w="0" w:type="auto"/>
+            <w:tcBorders>
+              <w:top w:val="single" w:sz="6" w:space="0" w:color="CCCCCC"/>
+              <w:left w:val="single" w:sz="6" w:space="0" w:color="000000"/>
+              <w:bottom w:val="single" w:sz="6" w:space="0" w:color="000000"/>
+              <w:right w:val="single" w:sz="6" w:space="0" w:color="000000"/>
+            </w:tcBorders>
+            <w:tcMar>
+              <w:top w:w="30" w:type="dxa"/>
+              <w:left w:w="45" w:type="dxa"/>
+              <w:bottom w:w="30" w:type="dxa"/>
+              <w:right w:w="45" w:type="dxa"/>
+            </w:tcMar>
+            <w:vAlign w:val="bottom"/>
+            <w:hideMark/>
+          </w:tcPr>
+          <w:p>
+            <w:pPr>
+              <w:rPr>
+                <w:lang w:val="en-US"/>
+              </w:rPr>
+            </w:pPr>
+            <w:r>
+              <w:rPr>
+                <w:lang w:val="en-US"/>
+              </w:rPr>
+              <w:t>API Design</w:t>
+            </w:r>
+          </w:p>
+        </w:tc>
+        <w:tc>
+          <w:tcPr>
+            <w:tcW w:w="0" w:type="auto"/>
+            <w:tcBorders>
+              <w:top w:val="single" w:sz="6" w:space="0" w:color="CCCCCC"/>
+              <w:left w:val="single" w:sz="6" w:space="0" w:color="CCCCCC"/>
+              <w:bottom w:val="single" w:sz="6" w:space="0" w:color="000000"/>
+              <w:right w:val="single" w:sz="6" w:space="0" w:color="000000"/>
+            </w:tcBorders>
+            <w:shd w:val="clear" w:color="auto" w:fill="FFFFFF"/>
+            <w:tcMar>
+              <w:top w:w="30" w:type="dxa"/>
+              <w:left w:w="45" w:type="dxa"/>
+              <w:bottom w:w="30" w:type="dxa"/>
+              <w:right w:w="45" w:type="dxa"/>
+            </w:tcMar>
+            <w:vAlign w:val="bottom"/>
+            <w:hideMark/>
+          </w:tcPr>
+          <w:p>
+            <w:pPr>
+              <w:rPr>
+                <w:lang w:val="en-US"/>
+              </w:rPr>
+            </w:pPr>
+          </w:p>
+        </w:tc>
+        <w:tc>
+          <w:tcPr>
+            <w:tcW w:w="0" w:type="auto"/>
+            <w:tcBorders>
+              <w:top w:val="single" w:sz="6" w:space="0" w:color="CCCCCC"/>
+              <w:left w:val="single" w:sz="6" w:space="0" w:color="CCCCCC"/>
+              <w:bottom w:val="single" w:sz="6" w:space="0" w:color="000000"/>
+              <w:right w:val="single" w:sz="6" w:space="0" w:color="000000"/>
+            </w:tcBorders>
+            <w:shd w:val="clear" w:color="auto" w:fill="FFFFFF"/>
+            <w:tcMar>
+              <w:top w:w="30" w:type="dxa"/>
+              <w:left w:w="45" w:type="dxa"/>
+              <w:bottom w:w="30" w:type="dxa"/>
+              <w:right w:w="45" w:type="dxa"/>
+            </w:tcMar>
+            <w:vAlign w:val="bottom"/>
+            <w:hideMark/>
+          </w:tcPr>
+          <w:p>
+            <w:pPr>
+              <w:rPr>
+                <w:lang w:val="en-US"/>
+              </w:rPr>
+            </w:pPr>
+          </w:p>
+        </w:tc>
+        <w:tc>
+          <w:tcPr>
+            <w:tcW w:w="0" w:type="auto"/>
+            <w:tcBorders>
+              <w:top w:val="single" w:sz="6" w:space="0" w:color="CCCCCC"/>
+              <w:left w:val="single" w:sz="6" w:space="0" w:color="CCCCCC"/>
+              <w:bottom w:val="single" w:sz="6" w:space="0" w:color="000000"/>
+              <w:right w:val="single" w:sz="6" w:space="0" w:color="000000"/>
+            </w:tcBorders>
+            <w:shd w:val="clear" w:color="auto" w:fill="FFFFFF"/>
+            <w:tcMar>
+              <w:top w:w="30" w:type="dxa"/>
+              <w:left w:w="45" w:type="dxa"/>
+              <w:bottom w:w="30" w:type="dxa"/>
+              <w:right w:w="45" w:type="dxa"/>
+            </w:tcMar>
+            <w:vAlign w:val="bottom"/>
+            <w:hideMark/>
+          </w:tcPr>
+          <w:p>
+            <w:pPr>
+              <w:rPr>
+                <w:lang w:val="en-US"/>
+              </w:rPr>
+            </w:pPr>
+          </w:p>
+        </w:tc>
+        <w:tc>
+          <w:tcPr>
+            <w:tcW w:w="0" w:type="auto"/>
+            <w:tcBorders>
+              <w:top w:val="single" w:sz="6" w:space="0" w:color="CCCCCC"/>
+              <w:left w:val="single" w:sz="6" w:space="0" w:color="CCCCCC"/>
+              <w:bottom w:val="single" w:sz="6" w:space="0" w:color="000000"/>
+              <w:right w:val="single" w:sz="6" w:space="0" w:color="000000"/>
+            </w:tcBorders>
+            <w:shd w:val="clear" w:color="auto" w:fill="FFFFFF"/>
+            <w:tcMar>
+              <w:top w:w="30" w:type="dxa"/>
+              <w:left w:w="45" w:type="dxa"/>
+              <w:bottom w:w="30" w:type="dxa"/>
+              <w:right w:w="45" w:type="dxa"/>
+            </w:tcMar>
+            <w:vAlign w:val="bottom"/>
+            <w:hideMark/>
+          </w:tcPr>
+          <w:p>
+            <w:pPr>
+              <w:rPr>
+                <w:lang w:val="en-US"/>
+              </w:rPr>
+            </w:pPr>
+          </w:p>
+        </w:tc>
+        <w:tc>
+          <w:tcPr>
+            <w:tcW w:w="0" w:type="auto"/>
+            <w:tcBorders>
+              <w:top w:val="single" w:sz="6" w:space="0" w:color="CCCCCC"/>
+              <w:left w:val="single" w:sz="6" w:space="0" w:color="CCCCCC"/>
+              <w:bottom w:val="single" w:sz="6" w:space="0" w:color="000000"/>
+              <w:right w:val="single" w:sz="6" w:space="0" w:color="000000"/>
+            </w:tcBorders>
+            <w:shd w:val="clear" w:color="auto" w:fill="0000FF"/>
+            <w:tcMar>
+              <w:top w:w="30" w:type="dxa"/>
+              <w:left w:w="45" w:type="dxa"/>
+              <w:bottom w:w="30" w:type="dxa"/>
+              <w:right w:w="45" w:type="dxa"/>
+            </w:tcMar>
+            <w:vAlign w:val="bottom"/>
+            <w:hideMark/>
+          </w:tcPr>
+          <w:p>
+            <w:pPr>
+              <w:rPr>
+                <w:lang w:val="en-US"/>
+              </w:rPr>
+            </w:pPr>
+          </w:p>
+        </w:tc>
+        <w:tc>
+          <w:tcPr>
+            <w:tcW w:w="0" w:type="auto"/>
+            <w:tcBorders>
+              <w:top w:val="single" w:sz="6" w:space="0" w:color="CCCCCC"/>
+              <w:left w:val="single" w:sz="6" w:space="0" w:color="CCCCCC"/>
+              <w:bottom w:val="single" w:sz="6" w:space="0" w:color="000000"/>
+              <w:right w:val="single" w:sz="6" w:space="0" w:color="000000"/>
+            </w:tcBorders>
+            <w:shd w:val="clear" w:color="auto" w:fill="0000FF"/>
+            <w:tcMar>
+              <w:top w:w="30" w:type="dxa"/>
+              <w:left w:w="45" w:type="dxa"/>
+              <w:bottom w:w="30" w:type="dxa"/>
+              <w:right w:w="45" w:type="dxa"/>
+            </w:tcMar>
+            <w:vAlign w:val="bottom"/>
+            <w:hideMark/>
+          </w:tcPr>
+          <w:p>
+            <w:pPr>
+              <w:rPr>
+                <w:lang w:val="en-US"/>
+              </w:rPr>
+            </w:pPr>
+          </w:p>
+        </w:tc>
+        <w:tc>
+          <w:tcPr>
+            <w:tcW w:w="0" w:type="auto"/>
+            <w:tcBorders>
+              <w:top w:val="single" w:sz="6" w:space="0" w:color="CCCCCC"/>
+              <w:left w:val="single" w:sz="6" w:space="0" w:color="CCCCCC"/>
+              <w:bottom w:val="single" w:sz="6" w:space="0" w:color="000000"/>
+              <w:right w:val="single" w:sz="6" w:space="0" w:color="000000"/>
+            </w:tcBorders>
+            <w:shd w:val="clear" w:color="auto" w:fill="FFFFFF"/>
+            <w:tcMar>
+              <w:top w:w="30" w:type="dxa"/>
+              <w:left w:w="45" w:type="dxa"/>
+              <w:bottom w:w="30" w:type="dxa"/>
+              <w:right w:w="45" w:type="dxa"/>
+            </w:tcMar>
+            <w:vAlign w:val="bottom"/>
+            <w:hideMark/>
+          </w:tcPr>
+          <w:p>
+            <w:pPr>
+              <w:rPr>
+                <w:lang w:val="en-US"/>
+              </w:rPr>
+            </w:pPr>
+          </w:p>
+        </w:tc>
+        <w:tc>
+          <w:tcPr>
+            <w:tcW w:w="0" w:type="auto"/>
+            <w:tcBorders>
+              <w:top w:val="single" w:sz="6" w:space="0" w:color="CCCCCC"/>
+              <w:left w:val="single" w:sz="6" w:space="0" w:color="CCCCCC"/>
+              <w:bottom w:val="single" w:sz="6" w:space="0" w:color="000000"/>
+              <w:right w:val="single" w:sz="6" w:space="0" w:color="000000"/>
+            </w:tcBorders>
+            <w:shd w:val="clear" w:color="auto" w:fill="FFFFFF"/>
+            <w:tcMar>
+              <w:top w:w="30" w:type="dxa"/>
+              <w:left w:w="45" w:type="dxa"/>
+              <w:bottom w:w="30" w:type="dxa"/>
+              <w:right w:w="45" w:type="dxa"/>
+            </w:tcMar>
+            <w:vAlign w:val="bottom"/>
+            <w:hideMark/>
+          </w:tcPr>
+          <w:p>
+            <w:pPr>
+              <w:rPr>
+                <w:lang w:val="en-US"/>
+              </w:rPr>
+            </w:pPr>
+          </w:p>
+        </w:tc>
+        <w:tc>
+          <w:tcPr>
+            <w:tcW w:w="0" w:type="auto"/>
+            <w:tcBorders>
+              <w:top w:val="single" w:sz="6" w:space="0" w:color="CCCCCC"/>
+              <w:left w:val="single" w:sz="6" w:space="0" w:color="CCCCCC"/>
+              <w:bottom w:val="single" w:sz="6" w:space="0" w:color="000000"/>
+              <w:right w:val="single" w:sz="6" w:space="0" w:color="000000"/>
+            </w:tcBorders>
+            <w:shd w:val="clear" w:color="auto" w:fill="FFFFFF"/>
+            <w:tcMar>
+              <w:top w:w="30" w:type="dxa"/>
+              <w:left w:w="45" w:type="dxa"/>
+              <w:bottom w:w="30" w:type="dxa"/>
+              <w:right w:w="45" w:type="dxa"/>
+            </w:tcMar>
+            <w:vAlign w:val="bottom"/>
+            <w:hideMark/>
+          </w:tcPr>
+          <w:p>
+            <w:pPr>
+              <w:rPr>
+                <w:lang w:val="en-US"/>
+              </w:rPr>
+            </w:pPr>
+          </w:p>
+        </w:tc>
+        <w:tc>
+          <w:tcPr>
+            <w:tcW w:w="0" w:type="auto"/>
+            <w:tcBorders>
+              <w:top w:val="single" w:sz="6" w:space="0" w:color="CCCCCC"/>
+              <w:left w:val="single" w:sz="6" w:space="0" w:color="CCCCCC"/>
+              <w:bottom w:val="single" w:sz="6" w:space="0" w:color="000000"/>
+              <w:right w:val="single" w:sz="6" w:space="0" w:color="000000"/>
+            </w:tcBorders>
+            <w:shd w:val="clear" w:color="auto" w:fill="FFFFFF"/>
+            <w:tcMar>
+              <w:top w:w="30" w:type="dxa"/>
+              <w:left w:w="45" w:type="dxa"/>
+              <w:bottom w:w="30" w:type="dxa"/>
+              <w:right w:w="45" w:type="dxa"/>
+            </w:tcMar>
+            <w:vAlign w:val="bottom"/>
+            <w:hideMark/>
+          </w:tcPr>
+          <w:p>
+            <w:pPr>
+              <w:rPr>
+                <w:lang w:val="en-US"/>
+              </w:rPr>
+            </w:pPr>
+          </w:p>
+        </w:tc>
+        <w:tc>
+          <w:tcPr>
+            <w:tcW w:w="0" w:type="auto"/>
+            <w:tcBorders>
+              <w:top w:val="single" w:sz="6" w:space="0" w:color="CCCCCC"/>
+              <w:left w:val="single" w:sz="6" w:space="0" w:color="CCCCCC"/>
+              <w:bottom w:val="single" w:sz="6" w:space="0" w:color="000000"/>
+              <w:right w:val="single" w:sz="6" w:space="0" w:color="000000"/>
+            </w:tcBorders>
+            <w:tcMar>
+              <w:top w:w="30" w:type="dxa"/>
+              <w:left w:w="45" w:type="dxa"/>
+              <w:bottom w:w="30" w:type="dxa"/>
+              <w:right w:w="45" w:type="dxa"/>
+            </w:tcMar>
+            <w:vAlign w:val="bottom"/>
+            <w:hideMark/>
+          </w:tcPr>
+          <w:p>
+            <w:pPr>
+              <w:rPr>
+                <w:lang w:val="en-US"/>
+              </w:rPr>
+            </w:pPr>
+          </w:p>
+        </w:tc>
+        <w:tc>
+          <w:tcPr>
+            <w:tcW w:w="0" w:type="auto"/>
+            <w:tcBorders>
+              <w:top w:val="single" w:sz="6" w:space="0" w:color="CCCCCC"/>
+              <w:left w:val="single" w:sz="6" w:space="0" w:color="CCCCCC"/>
+              <w:bottom w:val="single" w:sz="6" w:space="0" w:color="000000"/>
+              <w:right w:val="single" w:sz="6" w:space="0" w:color="000000"/>
+            </w:tcBorders>
+            <w:tcMar>
+              <w:top w:w="30" w:type="dxa"/>
+              <w:left w:w="45" w:type="dxa"/>
+              <w:bottom w:w="30" w:type="dxa"/>
+              <w:right w:w="45" w:type="dxa"/>
+            </w:tcMar>
+            <w:vAlign w:val="bottom"/>
+            <w:hideMark/>
+          </w:tcPr>
+          <w:p>
+            <w:pPr>
+              <w:rPr>
+                <w:lang w:val="en-US"/>
+              </w:rPr>
+            </w:pPr>
+          </w:p>
+        </w:tc>
+      </w:tr>
+      <w:tr>
+        <w:trPr>
+          <w:trHeight w:val="464"/>
+        </w:trPr>
+        <w:tc>
+          <w:tcPr>
+            <w:tcW w:w="0" w:type="auto"/>
+            <w:tcBorders>
+              <w:top w:val="single" w:sz="6" w:space="0" w:color="CCCCCC"/>
+              <w:left w:val="single" w:sz="6" w:space="0" w:color="000000"/>
+              <w:bottom w:val="single" w:sz="6" w:space="0" w:color="000000"/>
+              <w:right w:val="single" w:sz="6" w:space="0" w:color="000000"/>
+            </w:tcBorders>
+            <w:tcMar>
+              <w:top w:w="30" w:type="dxa"/>
+              <w:left w:w="45" w:type="dxa"/>
+              <w:bottom w:w="30" w:type="dxa"/>
+              <w:right w:w="45" w:type="dxa"/>
+            </w:tcMar>
+            <w:vAlign w:val="bottom"/>
+            <w:hideMark/>
+          </w:tcPr>
+          <w:p>
+            <w:pPr>
+              <w:rPr>
+                <w:lang w:val="en-US"/>
+              </w:rPr>
+            </w:pPr>
+            <w:r>
+              <w:rPr>
+                <w:lang w:val="en-US"/>
+              </w:rPr>
+              <w:t>Testing</w:t>
+            </w:r>
+          </w:p>
+        </w:tc>
+        <w:tc>
+          <w:tcPr>
+            <w:tcW w:w="0" w:type="auto"/>
+            <w:tcBorders>
+              <w:top w:val="single" w:sz="6" w:space="0" w:color="CCCCCC"/>
+              <w:left w:val="single" w:sz="6" w:space="0" w:color="CCCCCC"/>
+              <w:bottom w:val="single" w:sz="6" w:space="0" w:color="000000"/>
+              <w:right w:val="single" w:sz="6" w:space="0" w:color="000000"/>
+            </w:tcBorders>
+            <w:shd w:val="clear" w:color="auto" w:fill="FFFFFF"/>
+            <w:tcMar>
+              <w:top w:w="30" w:type="dxa"/>
+              <w:left w:w="45" w:type="dxa"/>
+              <w:bottom w:w="30" w:type="dxa"/>
+              <w:right w:w="45" w:type="dxa"/>
+            </w:tcMar>
+            <w:vAlign w:val="bottom"/>
+            <w:hideMark/>
+          </w:tcPr>
+          <w:p>
+            <w:pPr>
+              <w:rPr>
+                <w:lang w:val="en-US"/>
+              </w:rPr>
+            </w:pPr>
+          </w:p>
+        </w:tc>
+        <w:tc>
+          <w:tcPr>
+            <w:tcW w:w="0" w:type="auto"/>
+            <w:tcBorders>
+              <w:top w:val="single" w:sz="6" w:space="0" w:color="CCCCCC"/>
+              <w:left w:val="single" w:sz="6" w:space="0" w:color="CCCCCC"/>
+              <w:bottom w:val="single" w:sz="6" w:space="0" w:color="000000"/>
+              <w:right w:val="single" w:sz="6" w:space="0" w:color="000000"/>
+            </w:tcBorders>
+            <w:shd w:val="clear" w:color="auto" w:fill="FFFFFF"/>
+            <w:tcMar>
+              <w:top w:w="30" w:type="dxa"/>
+              <w:left w:w="45" w:type="dxa"/>
+              <w:bottom w:w="30" w:type="dxa"/>
+              <w:right w:w="45" w:type="dxa"/>
+            </w:tcMar>
+            <w:vAlign w:val="bottom"/>
+            <w:hideMark/>
+          </w:tcPr>
+          <w:p>
+            <w:pPr>
+              <w:rPr>
+                <w:lang w:val="en-US"/>
+              </w:rPr>
+            </w:pPr>
+          </w:p>
+        </w:tc>
+        <w:tc>
+          <w:tcPr>
+            <w:tcW w:w="0" w:type="auto"/>
+            <w:tcBorders>
+              <w:top w:val="single" w:sz="6" w:space="0" w:color="CCCCCC"/>
+              <w:left w:val="single" w:sz="6" w:space="0" w:color="CCCCCC"/>
+              <w:bottom w:val="single" w:sz="6" w:space="0" w:color="000000"/>
+              <w:right w:val="single" w:sz="6" w:space="0" w:color="000000"/>
+            </w:tcBorders>
+            <w:shd w:val="clear" w:color="auto" w:fill="FFFFFF"/>
+            <w:tcMar>
+              <w:top w:w="30" w:type="dxa"/>
+              <w:left w:w="45" w:type="dxa"/>
+              <w:bottom w:w="30" w:type="dxa"/>
+              <w:right w:w="45" w:type="dxa"/>
+            </w:tcMar>
+            <w:vAlign w:val="bottom"/>
+            <w:hideMark/>
+          </w:tcPr>
+          <w:p>
+            <w:pPr>
+              <w:rPr>
+                <w:lang w:val="en-US"/>
+              </w:rPr>
+            </w:pPr>
+          </w:p>
+        </w:tc>
+        <w:tc>
+          <w:tcPr>
+            <w:tcW w:w="0" w:type="auto"/>
+            <w:tcBorders>
+              <w:top w:val="single" w:sz="6" w:space="0" w:color="CCCCCC"/>
+              <w:left w:val="single" w:sz="6" w:space="0" w:color="CCCCCC"/>
+              <w:bottom w:val="single" w:sz="6" w:space="0" w:color="000000"/>
+              <w:right w:val="single" w:sz="6" w:space="0" w:color="000000"/>
+            </w:tcBorders>
+            <w:shd w:val="clear" w:color="auto" w:fill="FFFFFF"/>
+            <w:tcMar>
+              <w:top w:w="30" w:type="dxa"/>
+              <w:left w:w="45" w:type="dxa"/>
+              <w:bottom w:w="30" w:type="dxa"/>
+              <w:right w:w="45" w:type="dxa"/>
+            </w:tcMar>
+            <w:vAlign w:val="bottom"/>
+            <w:hideMark/>
+          </w:tcPr>
+          <w:p>
+            <w:pPr>
+              <w:rPr>
+                <w:lang w:val="en-US"/>
+              </w:rPr>
+            </w:pPr>
+          </w:p>
+        </w:tc>
+        <w:tc>
+          <w:tcPr>
+            <w:tcW w:w="0" w:type="auto"/>
+            <w:tcBorders>
+              <w:top w:val="single" w:sz="6" w:space="0" w:color="CCCCCC"/>
+              <w:left w:val="single" w:sz="6" w:space="0" w:color="CCCCCC"/>
+              <w:bottom w:val="single" w:sz="6" w:space="0" w:color="000000"/>
+              <w:right w:val="single" w:sz="6" w:space="0" w:color="000000"/>
+            </w:tcBorders>
+            <w:shd w:val="clear" w:color="auto" w:fill="FFFFFF"/>
+            <w:tcMar>
+              <w:top w:w="30" w:type="dxa"/>
+              <w:left w:w="45" w:type="dxa"/>
+              <w:bottom w:w="30" w:type="dxa"/>
+              <w:right w:w="45" w:type="dxa"/>
+            </w:tcMar>
+            <w:vAlign w:val="bottom"/>
+            <w:hideMark/>
+          </w:tcPr>
+          <w:p>
+            <w:pPr>
+              <w:rPr>
+                <w:lang w:val="en-US"/>
+              </w:rPr>
+            </w:pPr>
+          </w:p>
+        </w:tc>
+        <w:tc>
+          <w:tcPr>
+            <w:tcW w:w="0" w:type="auto"/>
+            <w:tcBorders>
+              <w:top w:val="single" w:sz="6" w:space="0" w:color="CCCCCC"/>
+              <w:left w:val="single" w:sz="6" w:space="0" w:color="CCCCCC"/>
+              <w:bottom w:val="single" w:sz="6" w:space="0" w:color="000000"/>
+              <w:right w:val="single" w:sz="6" w:space="0" w:color="000000"/>
+            </w:tcBorders>
+            <w:shd w:val="clear" w:color="auto" w:fill="0000FF"/>
+            <w:tcMar>
+              <w:top w:w="30" w:type="dxa"/>
+              <w:left w:w="45" w:type="dxa"/>
+              <w:bottom w:w="30" w:type="dxa"/>
+              <w:right w:w="45" w:type="dxa"/>
+            </w:tcMar>
+            <w:vAlign w:val="bottom"/>
+            <w:hideMark/>
+          </w:tcPr>
+          <w:p>
+            <w:pPr>
+              <w:rPr>
+                <w:lang w:val="en-US"/>
+              </w:rPr>
+            </w:pPr>
+          </w:p>
+        </w:tc>
+        <w:tc>
+          <w:tcPr>
+            <w:tcW w:w="0" w:type="auto"/>
+            <w:tcBorders>
+              <w:top w:val="single" w:sz="6" w:space="0" w:color="CCCCCC"/>
+              <w:left w:val="single" w:sz="6" w:space="0" w:color="CCCCCC"/>
+              <w:bottom w:val="single" w:sz="6" w:space="0" w:color="000000"/>
+              <w:right w:val="single" w:sz="6" w:space="0" w:color="000000"/>
+            </w:tcBorders>
+            <w:shd w:val="clear" w:color="auto" w:fill="0000FF"/>
+            <w:tcMar>
+              <w:top w:w="30" w:type="dxa"/>
+              <w:left w:w="45" w:type="dxa"/>
+              <w:bottom w:w="30" w:type="dxa"/>
+              <w:right w:w="45" w:type="dxa"/>
+            </w:tcMar>
+            <w:vAlign w:val="bottom"/>
+            <w:hideMark/>
+          </w:tcPr>
+          <w:p>
+            <w:pPr>
+              <w:rPr>
+                <w:lang w:val="en-US"/>
+              </w:rPr>
+            </w:pPr>
+          </w:p>
+        </w:tc>
+        <w:tc>
+          <w:tcPr>
+            <w:tcW w:w="0" w:type="auto"/>
+            <w:tcBorders>
+              <w:top w:val="single" w:sz="6" w:space="0" w:color="CCCCCC"/>
+              <w:left w:val="single" w:sz="6" w:space="0" w:color="CCCCCC"/>
+              <w:bottom w:val="single" w:sz="6" w:space="0" w:color="000000"/>
+              <w:right w:val="single" w:sz="6" w:space="0" w:color="000000"/>
+            </w:tcBorders>
+            <w:shd w:val="clear" w:color="auto" w:fill="0000FF"/>
+            <w:tcMar>
+              <w:top w:w="30" w:type="dxa"/>
+              <w:left w:w="45" w:type="dxa"/>
+              <w:bottom w:w="30" w:type="dxa"/>
+              <w:right w:w="45" w:type="dxa"/>
+            </w:tcMar>
+            <w:vAlign w:val="bottom"/>
+            <w:hideMark/>
+          </w:tcPr>
+          <w:p>
+            <w:pPr>
+              <w:rPr>
+                <w:lang w:val="en-US"/>
+              </w:rPr>
+            </w:pPr>
+          </w:p>
+        </w:tc>
+        <w:tc>
+          <w:tcPr>
+            <w:tcW w:w="0" w:type="auto"/>
+            <w:tcBorders>
+              <w:top w:val="single" w:sz="6" w:space="0" w:color="CCCCCC"/>
+              <w:left w:val="single" w:sz="6" w:space="0" w:color="CCCCCC"/>
+              <w:bottom w:val="single" w:sz="6" w:space="0" w:color="000000"/>
+              <w:right w:val="single" w:sz="6" w:space="0" w:color="000000"/>
+            </w:tcBorders>
+            <w:shd w:val="clear" w:color="auto" w:fill="FFFFFF"/>
+            <w:tcMar>
+              <w:top w:w="30" w:type="dxa"/>
+              <w:left w:w="45" w:type="dxa"/>
+              <w:bottom w:w="30" w:type="dxa"/>
+              <w:right w:w="45" w:type="dxa"/>
+            </w:tcMar>
+            <w:vAlign w:val="bottom"/>
+            <w:hideMark/>
+          </w:tcPr>
+          <w:p>
+            <w:pPr>
+              <w:rPr>
+                <w:lang w:val="en-US"/>
+              </w:rPr>
+            </w:pPr>
+          </w:p>
+        </w:tc>
+        <w:tc>
+          <w:tcPr>
+            <w:tcW w:w="0" w:type="auto"/>
+            <w:tcBorders>
+              <w:top w:val="single" w:sz="6" w:space="0" w:color="CCCCCC"/>
+              <w:left w:val="single" w:sz="6" w:space="0" w:color="CCCCCC"/>
+              <w:bottom w:val="single" w:sz="6" w:space="0" w:color="000000"/>
+              <w:right w:val="single" w:sz="6" w:space="0" w:color="000000"/>
+            </w:tcBorders>
+            <w:shd w:val="clear" w:color="auto" w:fill="FFFFFF"/>
+            <w:tcMar>
+              <w:top w:w="30" w:type="dxa"/>
+              <w:left w:w="45" w:type="dxa"/>
+              <w:bottom w:w="30" w:type="dxa"/>
+              <w:right w:w="45" w:type="dxa"/>
+            </w:tcMar>
+            <w:vAlign w:val="bottom"/>
+            <w:hideMark/>
+          </w:tcPr>
+          <w:p>
+            <w:pPr>
+              <w:rPr>
+                <w:lang w:val="en-US"/>
+              </w:rPr>
+            </w:pPr>
+          </w:p>
+        </w:tc>
+        <w:tc>
+          <w:tcPr>
+            <w:tcW w:w="0" w:type="auto"/>
+            <w:tcBorders>
+              <w:top w:val="single" w:sz="6" w:space="0" w:color="CCCCCC"/>
+              <w:left w:val="single" w:sz="6" w:space="0" w:color="CCCCCC"/>
+              <w:bottom w:val="single" w:sz="6" w:space="0" w:color="000000"/>
+              <w:right w:val="single" w:sz="6" w:space="0" w:color="000000"/>
+            </w:tcBorders>
+            <w:tcMar>
+              <w:top w:w="30" w:type="dxa"/>
+              <w:left w:w="45" w:type="dxa"/>
+              <w:bottom w:w="30" w:type="dxa"/>
+              <w:right w:w="45" w:type="dxa"/>
+            </w:tcMar>
+            <w:vAlign w:val="bottom"/>
+            <w:hideMark/>
+          </w:tcPr>
+          <w:p>
+            <w:pPr>
+              <w:rPr>
+                <w:lang w:val="en-US"/>
+              </w:rPr>
+            </w:pPr>
+          </w:p>
+        </w:tc>
+        <w:tc>
+          <w:tcPr>
+            <w:tcW w:w="0" w:type="auto"/>
+            <w:tcBorders>
+              <w:top w:val="single" w:sz="6" w:space="0" w:color="CCCCCC"/>
+              <w:left w:val="single" w:sz="6" w:space="0" w:color="CCCCCC"/>
+              <w:bottom w:val="single" w:sz="6" w:space="0" w:color="000000"/>
+              <w:right w:val="single" w:sz="6" w:space="0" w:color="000000"/>
+            </w:tcBorders>
+            <w:tcMar>
+              <w:top w:w="30" w:type="dxa"/>
+              <w:left w:w="45" w:type="dxa"/>
+              <w:bottom w:w="30" w:type="dxa"/>
+              <w:right w:w="45" w:type="dxa"/>
+            </w:tcMar>
+            <w:vAlign w:val="bottom"/>
+            <w:hideMark/>
+          </w:tcPr>
+          <w:p>
+            <w:pPr>
+              <w:rPr>
+                <w:lang w:val="en-US"/>
+              </w:rPr>
+            </w:pPr>
+          </w:p>
+        </w:tc>
+      </w:tr>
+      <w:tr>
+        <w:trPr>
+          <w:trHeight w:val="464"/>
+        </w:trPr>
+        <w:tc>
+          <w:tcPr>
+            <w:tcW w:w="0" w:type="auto"/>
+            <w:tcBorders>
+              <w:top w:val="single" w:sz="6" w:space="0" w:color="CCCCCC"/>
+              <w:left w:val="single" w:sz="6" w:space="0" w:color="000000"/>
+              <w:bottom w:val="single" w:sz="6" w:space="0" w:color="000000"/>
+              <w:right w:val="single" w:sz="6" w:space="0" w:color="000000"/>
+            </w:tcBorders>
+            <w:tcMar>
+              <w:top w:w="30" w:type="dxa"/>
+              <w:left w:w="45" w:type="dxa"/>
+              <w:bottom w:w="30" w:type="dxa"/>
+              <w:right w:w="45" w:type="dxa"/>
+            </w:tcMar>
+            <w:vAlign w:val="bottom"/>
+            <w:hideMark/>
+          </w:tcPr>
+          <w:p>
+            <w:pPr>
+              <w:rPr>
+                <w:lang w:val="en-US"/>
+              </w:rPr>
+            </w:pPr>
+            <w:r>
+              <w:rPr>
+                <w:lang w:val="en-US"/>
+              </w:rPr>
+              <w:t>Documentation &amp; Submission</w:t>
+            </w:r>
+          </w:p>
+        </w:tc>
+        <w:tc>
+          <w:tcPr>
+            <w:tcW w:w="0" w:type="auto"/>
+            <w:tcBorders>
+              <w:top w:val="single" w:sz="6" w:space="0" w:color="CCCCCC"/>
+              <w:left w:val="single" w:sz="6" w:space="0" w:color="CCCCCC"/>
+              <w:bottom w:val="single" w:sz="6" w:space="0" w:color="000000"/>
+              <w:right w:val="single" w:sz="6" w:space="0" w:color="000000"/>
+            </w:tcBorders>
+            <w:tcMar>
+              <w:top w:w="30" w:type="dxa"/>
+              <w:left w:w="45" w:type="dxa"/>
+              <w:bottom w:w="30" w:type="dxa"/>
+              <w:right w:w="45" w:type="dxa"/>
+            </w:tcMar>
+            <w:vAlign w:val="bottom"/>
+            <w:hideMark/>
+          </w:tcPr>
+          <w:p>
+            <w:pPr>
+              <w:rPr>
+                <w:lang w:val="en-US"/>
+              </w:rPr>
+            </w:pPr>
+          </w:p>
+        </w:tc>
+        <w:tc>
+          <w:tcPr>
+            <w:tcW w:w="0" w:type="auto"/>
+            <w:tcBorders>
+              <w:top w:val="single" w:sz="6" w:space="0" w:color="CCCCCC"/>
+              <w:left w:val="single" w:sz="6" w:space="0" w:color="CCCCCC"/>
+              <w:bottom w:val="single" w:sz="6" w:space="0" w:color="000000"/>
+              <w:right w:val="single" w:sz="6" w:space="0" w:color="000000"/>
+            </w:tcBorders>
+            <w:tcMar>
+              <w:top w:w="30" w:type="dxa"/>
+              <w:left w:w="45" w:type="dxa"/>
+              <w:bottom w:w="30" w:type="dxa"/>
+              <w:right w:w="45" w:type="dxa"/>
+            </w:tcMar>
+            <w:vAlign w:val="bottom"/>
+            <w:hideMark/>
+          </w:tcPr>
+          <w:p>
+            <w:pPr>
+              <w:rPr>
+                <w:lang w:val="en-US"/>
+              </w:rPr>
+            </w:pPr>
+          </w:p>
+        </w:tc>
+        <w:tc>
+          <w:tcPr>
+            <w:tcW w:w="0" w:type="auto"/>
+            <w:tcBorders>
+              <w:top w:val="single" w:sz="6" w:space="0" w:color="CCCCCC"/>
+              <w:left w:val="single" w:sz="6" w:space="0" w:color="CCCCCC"/>
+              <w:bottom w:val="single" w:sz="6" w:space="0" w:color="000000"/>
+              <w:right w:val="single" w:sz="6" w:space="0" w:color="000000"/>
+            </w:tcBorders>
+            <w:tcMar>
+              <w:top w:w="30" w:type="dxa"/>
+              <w:left w:w="45" w:type="dxa"/>
+              <w:bottom w:w="30" w:type="dxa"/>
+              <w:right w:w="45" w:type="dxa"/>
+            </w:tcMar>
+            <w:vAlign w:val="bottom"/>
+            <w:hideMark/>
+          </w:tcPr>
+          <w:p>
+            <w:pPr>
+              <w:rPr>
+                <w:lang w:val="en-US"/>
+              </w:rPr>
+            </w:pPr>
+          </w:p>
+        </w:tc>
+        <w:tc>
+          <w:tcPr>
+            <w:tcW w:w="0" w:type="auto"/>
+            <w:tcBorders>
+              <w:top w:val="single" w:sz="6" w:space="0" w:color="CCCCCC"/>
+              <w:left w:val="single" w:sz="6" w:space="0" w:color="CCCCCC"/>
+              <w:bottom w:val="single" w:sz="6" w:space="0" w:color="000000"/>
+              <w:right w:val="single" w:sz="6" w:space="0" w:color="000000"/>
+            </w:tcBorders>
+            <w:tcMar>
+              <w:top w:w="30" w:type="dxa"/>
+              <w:left w:w="45" w:type="dxa"/>
+              <w:bottom w:w="30" w:type="dxa"/>
+              <w:right w:w="45" w:type="dxa"/>
+            </w:tcMar>
+            <w:vAlign w:val="bottom"/>
+            <w:hideMark/>
+          </w:tcPr>
+          <w:p>
+            <w:pPr>
+              <w:rPr>
+                <w:lang w:val="en-US"/>
+              </w:rPr>
+            </w:pPr>
+          </w:p>
+        </w:tc>
+        <w:tc>
+          <w:tcPr>
+            <w:tcW w:w="0" w:type="auto"/>
+            <w:tcBorders>
+              <w:top w:val="single" w:sz="6" w:space="0" w:color="CCCCCC"/>
+              <w:left w:val="single" w:sz="6" w:space="0" w:color="CCCCCC"/>
+              <w:bottom w:val="single" w:sz="6" w:space="0" w:color="000000"/>
+              <w:right w:val="single" w:sz="6" w:space="0" w:color="000000"/>
+            </w:tcBorders>
+            <w:tcMar>
+              <w:top w:w="30" w:type="dxa"/>
+              <w:left w:w="45" w:type="dxa"/>
+              <w:bottom w:w="30" w:type="dxa"/>
+              <w:right w:w="45" w:type="dxa"/>
+            </w:tcMar>
+            <w:vAlign w:val="bottom"/>
+            <w:hideMark/>
+          </w:tcPr>
+          <w:p>
+            <w:pPr>
+              <w:rPr>
+                <w:lang w:val="en-US"/>
+              </w:rPr>
+            </w:pPr>
+          </w:p>
+        </w:tc>
+        <w:tc>
+          <w:tcPr>
+            <w:tcW w:w="0" w:type="auto"/>
+            <w:tcBorders>
+              <w:top w:val="single" w:sz="6" w:space="0" w:color="CCCCCC"/>
+              <w:left w:val="single" w:sz="6" w:space="0" w:color="CCCCCC"/>
+              <w:bottom w:val="single" w:sz="6" w:space="0" w:color="000000"/>
+              <w:right w:val="single" w:sz="6" w:space="0" w:color="000000"/>
+            </w:tcBorders>
+            <w:shd w:val="clear" w:color="auto" w:fill="FFFFFF"/>
+            <w:tcMar>
+              <w:top w:w="30" w:type="dxa"/>
+              <w:left w:w="45" w:type="dxa"/>
+              <w:bottom w:w="30" w:type="dxa"/>
+              <w:right w:w="45" w:type="dxa"/>
+            </w:tcMar>
+            <w:vAlign w:val="bottom"/>
+            <w:hideMark/>
+          </w:tcPr>
+          <w:p>
+            <w:pPr>
+              <w:rPr>
+                <w:lang w:val="en-US"/>
+              </w:rPr>
+            </w:pPr>
+          </w:p>
+        </w:tc>
+        <w:tc>
+          <w:tcPr>
+            <w:tcW w:w="0" w:type="auto"/>
+            <w:tcBorders>
+              <w:top w:val="single" w:sz="6" w:space="0" w:color="CCCCCC"/>
+              <w:left w:val="single" w:sz="6" w:space="0" w:color="CCCCCC"/>
+              <w:bottom w:val="single" w:sz="6" w:space="0" w:color="000000"/>
+              <w:right w:val="single" w:sz="6" w:space="0" w:color="000000"/>
+            </w:tcBorders>
+            <w:shd w:val="clear" w:color="auto" w:fill="FFFFFF"/>
+            <w:tcMar>
+              <w:top w:w="30" w:type="dxa"/>
+              <w:left w:w="45" w:type="dxa"/>
+              <w:bottom w:w="30" w:type="dxa"/>
+              <w:right w:w="45" w:type="dxa"/>
+            </w:tcMar>
+            <w:vAlign w:val="bottom"/>
+            <w:hideMark/>
+          </w:tcPr>
+          <w:p>
+            <w:pPr>
+              <w:rPr>
+                <w:lang w:val="en-US"/>
+              </w:rPr>
+            </w:pPr>
+          </w:p>
+        </w:tc>
+        <w:tc>
+          <w:tcPr>
+            <w:tcW w:w="0" w:type="auto"/>
+            <w:tcBorders>
+              <w:top w:val="single" w:sz="6" w:space="0" w:color="CCCCCC"/>
+              <w:left w:val="single" w:sz="6" w:space="0" w:color="CCCCCC"/>
+              <w:bottom w:val="single" w:sz="6" w:space="0" w:color="000000"/>
+              <w:right w:val="single" w:sz="6" w:space="0" w:color="000000"/>
+            </w:tcBorders>
+            <w:shd w:val="clear" w:color="auto" w:fill="FFFFFF"/>
+            <w:tcMar>
+              <w:top w:w="30" w:type="dxa"/>
+              <w:left w:w="45" w:type="dxa"/>
+              <w:bottom w:w="30" w:type="dxa"/>
+              <w:right w:w="45" w:type="dxa"/>
+            </w:tcMar>
+            <w:vAlign w:val="bottom"/>
+            <w:hideMark/>
+          </w:tcPr>
+          <w:p>
+            <w:pPr>
+              <w:rPr>
+                <w:lang w:val="en-US"/>
+              </w:rPr>
+            </w:pPr>
+          </w:p>
+        </w:tc>
+        <w:tc>
+          <w:tcPr>
+            <w:tcW w:w="0" w:type="auto"/>
+            <w:tcBorders>
+              <w:top w:val="single" w:sz="6" w:space="0" w:color="CCCCCC"/>
+              <w:left w:val="single" w:sz="6" w:space="0" w:color="CCCCCC"/>
+              <w:bottom w:val="single" w:sz="6" w:space="0" w:color="000000"/>
+              <w:right w:val="single" w:sz="6" w:space="0" w:color="000000"/>
+            </w:tcBorders>
+            <w:shd w:val="clear" w:color="auto" w:fill="0000FF"/>
+            <w:tcMar>
+              <w:top w:w="30" w:type="dxa"/>
+              <w:left w:w="45" w:type="dxa"/>
+              <w:bottom w:w="30" w:type="dxa"/>
+              <w:right w:w="45" w:type="dxa"/>
+            </w:tcMar>
+            <w:vAlign w:val="bottom"/>
+            <w:hideMark/>
+          </w:tcPr>
+          <w:p>
+            <w:pPr>
+              <w:rPr>
+                <w:lang w:val="en-US"/>
+              </w:rPr>
+            </w:pPr>
+          </w:p>
+        </w:tc>
+        <w:tc>
+          <w:tcPr>
+            <w:tcW w:w="0" w:type="auto"/>
+            <w:tcBorders>
+              <w:top w:val="single" w:sz="6" w:space="0" w:color="CCCCCC"/>
+              <w:left w:val="single" w:sz="6" w:space="0" w:color="CCCCCC"/>
+              <w:bottom w:val="single" w:sz="6" w:space="0" w:color="000000"/>
+              <w:right w:val="single" w:sz="6" w:space="0" w:color="000000"/>
+            </w:tcBorders>
+            <w:shd w:val="clear" w:color="auto" w:fill="0000FF"/>
+            <w:tcMar>
+              <w:top w:w="30" w:type="dxa"/>
+              <w:left w:w="45" w:type="dxa"/>
+              <w:bottom w:w="30" w:type="dxa"/>
+              <w:right w:w="45" w:type="dxa"/>
+            </w:tcMar>
+            <w:vAlign w:val="bottom"/>
+            <w:hideMark/>
+          </w:tcPr>
+          <w:p>
+            <w:pPr>
+              <w:rPr>
+                <w:lang w:val="en-US"/>
+              </w:rPr>
+            </w:pPr>
+          </w:p>
+        </w:tc>
+        <w:tc>
+          <w:tcPr>
+            <w:tcW w:w="0" w:type="auto"/>
+            <w:tcBorders>
+              <w:top w:val="single" w:sz="6" w:space="0" w:color="CCCCCC"/>
+              <w:left w:val="single" w:sz="6" w:space="0" w:color="CCCCCC"/>
+              <w:bottom w:val="single" w:sz="6" w:space="0" w:color="000000"/>
+              <w:right w:val="single" w:sz="6" w:space="0" w:color="000000"/>
+            </w:tcBorders>
+            <w:shd w:val="clear" w:color="auto" w:fill="0000FF"/>
+            <w:tcMar>
+              <w:top w:w="30" w:type="dxa"/>
+              <w:left w:w="45" w:type="dxa"/>
+              <w:bottom w:w="30" w:type="dxa"/>
+              <w:right w:w="45" w:type="dxa"/>
+            </w:tcMar>
+            <w:vAlign w:val="bottom"/>
+            <w:hideMark/>
+          </w:tcPr>
+          <w:p>
+            <w:pPr>
+              <w:rPr>
+                <w:lang w:val="en-US"/>
+              </w:rPr>
+            </w:pPr>
+          </w:p>
+        </w:tc>
+        <w:tc>
+          <w:tcPr>
+            <w:tcW w:w="0" w:type="auto"/>
+            <w:tcBorders>
+              <w:top w:val="single" w:sz="6" w:space="0" w:color="CCCCCC"/>
+              <w:left w:val="single" w:sz="6" w:space="0" w:color="CCCCCC"/>
+              <w:bottom w:val="single" w:sz="6" w:space="0" w:color="000000"/>
+              <w:right w:val="single" w:sz="6" w:space="0" w:color="000000"/>
+            </w:tcBorders>
+            <w:shd w:val="clear" w:color="auto" w:fill="0000FF"/>
+            <w:tcMar>
+              <w:top w:w="30" w:type="dxa"/>
+              <w:left w:w="45" w:type="dxa"/>
+              <w:bottom w:w="30" w:type="dxa"/>
+              <w:right w:w="45" w:type="dxa"/>
+            </w:tcMar>
+            <w:vAlign w:val="bottom"/>
+            <w:hideMark/>
+          </w:tcPr>
+          <w:p>
+            <w:pPr>
+              <w:rPr>
+                <w:lang w:val="en-US"/>
+              </w:rPr>
+            </w:pPr>
+          </w:p>
+        </w:tc>
+      </w:tr>
+    </w:tbl>
+    <w:p>
+      <w:pPr>
+        <w:jc w:val="center"/>
+        <w:rPr>
+          <w:lang w:val="en-US"/>
+        </w:rPr>
+      </w:pPr>
+      <w:r>
+        <w:rPr>
+          <w:lang w:val="en-US"/>
+        </w:rPr>
+        <w:t>Figure 2 : Gantt Chart</w:t>
+      </w:r>
+    </w:p>
+    <w:p>
+      <w:pPr>
+        <w:rPr>
+          <w:lang w:val="en-US"/>
+        </w:rPr>
+      </w:pPr>
+    </w:p>
+    <w:p>
+      <w:pPr>
+        <w:rPr>
+          <w:u w:val="single"/>
+          <w:lang w:val="en-US"/>
+        </w:rPr>
+      </w:pPr>
+      <w:r>
+        <w:rPr>
+          <w:u w:val="single"/>
+          <w:lang w:val="en-US"/>
+        </w:rPr>
+        <w:t>MILESTONES</w:t>
+      </w:r>
+    </w:p>
+    <w:p>
+      <w:pPr>
+        <w:rPr>
+          <w:lang w:val="en-US"/>
+        </w:rPr>
+      </w:pPr>
+      <w:r>
+        <w:rPr>
+          <w:lang w:val="en-US"/>
+        </w:rPr>
+        <w:t>Requirements finalized (End of Week 2)</w:t>
+      </w:r>
+    </w:p>
+    <w:p>
+      <w:pPr>
+        <w:rPr>
+          <w:lang w:val="en-US"/>
+        </w:rPr>
+      </w:pPr>
+      <w:r>
+        <w:rPr>
+          <w:lang w:val="en-US"/>
+        </w:rPr>
+        <w:t>System &amp; database design approved (End of Week 4)</w:t>
+      </w:r>
+    </w:p>
+    <w:p>
+      <w:pPr>
+        <w:rPr>
+          <w:lang w:val="en-US"/>
+        </w:rPr>
+      </w:pPr>
+      <w:r>
+        <w:rPr>
+          <w:lang w:val="en-US"/>
+        </w:rPr>
+        <w:t xml:space="preserve">UI &amp; API design completed (End of Week </w:t>
       </w:r>
       <w:r>
         <w:rPr>
           <w:lang w:val="en-US"/>
         </w:rPr>
-        <w:t xml:space="preserve">UESTION </w:t>
+        <w:t>7</w:t>
       </w:r>
       <w:r>
         <w:rPr>
           <w:lang w:val="en-US"/>
         </w:rPr>
-        <w:t>8</w:t>
+        <w:t>)</w:t>
       </w:r>
+    </w:p>
+    <w:p>
+      <w:pPr>
+        <w:rPr>
+          <w:lang w:val="en-US"/>
+        </w:rPr>
+      </w:pPr>
+      <w:r>
+        <w:rPr>
+          <w:lang w:val="en-US"/>
+        </w:rPr>
+        <w:t xml:space="preserve">Testing completed (End of Week </w:t>
+      </w:r>
+      <w:r>
+        <w:rPr>
+          <w:lang w:val="en-US"/>
+        </w:rPr>
+        <w:t>9</w:t>
+      </w:r>
+      <w:r>
+        <w:rPr>
+          <w:lang w:val="en-US"/>
+        </w:rPr>
+        <w:t>)</w:t>
+      </w:r>
+    </w:p>
+    <w:p>
+      <w:pPr>
+        <w:rPr>
+          <w:lang w:val="en-US"/>
+        </w:rPr>
+      </w:pPr>
+      <w:r>
+        <w:rPr>
+          <w:lang w:val="en-US"/>
+        </w:rPr>
+        <w:t>Final report &amp; presentation ready (Week 12)</w:t>
+      </w:r>
+    </w:p>
+    <w:p>
+      <w:pPr>
+        <w:rPr>
+          <w:lang w:val="en-US"/>
+        </w:rPr>
+      </w:pPr>
+    </w:p>
+    <w:p>
+      <w:pPr>
+        <w:rPr>
+          <w:lang w:val="en-US"/>
+        </w:rPr>
+      </w:pPr>
+    </w:p>
+    <w:p>
+      <w:pPr>
+        <w:rPr>
+          <w:lang w:val="en-US"/>
+        </w:rPr>
+      </w:pPr>
+    </w:p>
+    <w:p>
+      <w:pPr>
+        <w:rPr>
+          <w:lang w:val="en-US"/>
+        </w:rPr>
+      </w:pPr>
+    </w:p>
+    <w:p>
+      <w:pPr>
+        <w:rPr>
+          <w:lang w:val="en-US"/>
+        </w:rPr>
+      </w:pPr>
+    </w:p>
+    <w:p>
+      <w:pPr>
+        <w:rPr>
+          <w:lang w:val="en-US"/>
+        </w:rPr>
+      </w:pPr>
+    </w:p>
+    <w:p>
+      <w:pPr>
+        <w:rPr>
+          <w:lang w:val="en-US"/>
+        </w:rPr>
+      </w:pPr>
+    </w:p>
+    <w:p>
+      <w:pPr>
+        <w:rPr>
+          <w:lang w:val="en-US"/>
+        </w:rPr>
+      </w:pPr>
+    </w:p>
+    <w:p>
+      <w:pPr>
+        <w:rPr>
+          <w:lang w:val="en-US"/>
+        </w:rPr>
+      </w:pPr>
+    </w:p>
+    <w:p>
+      <w:pPr>
+        <w:rPr>
+          <w:lang w:val="en-US"/>
+        </w:rPr>
+      </w:pPr>
+    </w:p>
+    <w:p>
+      <w:pPr>
+        <w:rPr>
+          <w:lang w:val="en-US"/>
+        </w:rPr>
+      </w:pPr>
+    </w:p>
+    <w:p>
+      <w:pPr>
+        <w:rPr>
+          <w:u w:val="single"/>
+          <w:lang w:val="en-US"/>
+        </w:rPr>
+      </w:pPr>
+      <w:r>
+        <w:rPr>
+          <w:u w:val="single"/>
+          <w:lang w:val="en-US"/>
+        </w:rPr>
+        <w:lastRenderedPageBreak/>
+        <w:t>COST ESTIMATION</w:t>
+      </w:r>
+    </w:p>
+    <w:p>
+      <w:pPr>
+        <w:jc w:val="center"/>
+        <w:rPr>
+          <w:lang w:val="en-US"/>
+        </w:rPr>
+      </w:pPr>
+      <w:r>
+        <w:rPr>
+          <w:lang w:val="en-US"/>
+        </w:rPr>
+        <w:t>Table 9: Cost Estimation Table</w:t>
+      </w:r>
+    </w:p>
+    <w:tbl>
+      <w:tblPr>
+        <w:tblStyle w:val="TableGrid"/>
+        <w:tblW w:w="0" w:type="auto"/>
+        <w:tblLook w:val="04A0" w:firstRow="1" w:lastRow="0" w:firstColumn="1" w:lastColumn="0" w:noHBand="0" w:noVBand="1"/>
+      </w:tblPr>
+      <w:tblGrid>
+        <w:gridCol w:w="2245"/>
+        <w:gridCol w:w="3765"/>
+        <w:gridCol w:w="3006"/>
+      </w:tblGrid>
+      <w:tr>
+        <w:trPr>
+          <w:trHeight w:val="422"/>
+        </w:trPr>
+        <w:tc>
+          <w:tcPr>
+            <w:tcW w:w="2245" w:type="dxa"/>
+            <w:shd w:val="clear" w:color="auto" w:fill="D0CECE" w:themeFill="background2" w:themeFillShade="E6"/>
+          </w:tcPr>
+          <w:p>
+            <w:pPr>
+              <w:jc w:val="center"/>
+              <w:rPr>
+                <w:b/>
+                <w:bCs/>
+                <w:lang w:val="en-US"/>
+              </w:rPr>
+            </w:pPr>
+            <w:r>
+              <w:rPr>
+                <w:b/>
+                <w:bCs/>
+                <w:lang w:val="en-US"/>
+              </w:rPr>
+              <w:t>Cost Category</w:t>
+            </w:r>
+          </w:p>
+        </w:tc>
+        <w:tc>
+          <w:tcPr>
+            <w:tcW w:w="3765" w:type="dxa"/>
+            <w:shd w:val="clear" w:color="auto" w:fill="D0CECE" w:themeFill="background2" w:themeFillShade="E6"/>
+          </w:tcPr>
+          <w:p>
+            <w:pPr>
+              <w:jc w:val="center"/>
+              <w:rPr>
+                <w:b/>
+                <w:bCs/>
+                <w:lang w:val="en-US"/>
+              </w:rPr>
+            </w:pPr>
+            <w:r>
+              <w:rPr>
+                <w:b/>
+                <w:bCs/>
+                <w:lang w:val="en-US"/>
+              </w:rPr>
+              <w:t>Description</w:t>
+            </w:r>
+          </w:p>
+        </w:tc>
+        <w:tc>
+          <w:tcPr>
+            <w:tcW w:w="3006" w:type="dxa"/>
+            <w:shd w:val="clear" w:color="auto" w:fill="D0CECE" w:themeFill="background2" w:themeFillShade="E6"/>
+          </w:tcPr>
+          <w:p>
+            <w:pPr>
+              <w:jc w:val="center"/>
+              <w:rPr>
+                <w:b/>
+                <w:bCs/>
+                <w:lang w:val="en-US"/>
+              </w:rPr>
+            </w:pPr>
+            <w:r>
+              <w:rPr>
+                <w:b/>
+                <w:bCs/>
+                <w:lang w:val="en-US"/>
+              </w:rPr>
+              <w:t>Estimated cost (RM)</w:t>
+            </w:r>
+          </w:p>
+        </w:tc>
+      </w:tr>
+      <w:tr>
+        <w:trPr>
+          <w:trHeight w:val="552"/>
+        </w:trPr>
+        <w:tc>
+          <w:tcPr>
+            <w:tcW w:w="2245" w:type="dxa"/>
+          </w:tcPr>
+          <w:p>
+            <w:pPr>
+              <w:jc w:val="center"/>
+              <w:rPr>
+                <w:lang w:val="en-US"/>
+              </w:rPr>
+            </w:pPr>
+            <w:r>
+              <w:rPr>
+                <w:lang w:val="en-US"/>
+              </w:rPr>
+              <w:t>Human Resource</w:t>
+            </w:r>
+          </w:p>
+        </w:tc>
+        <w:tc>
+          <w:tcPr>
+            <w:tcW w:w="3765" w:type="dxa"/>
+          </w:tcPr>
+          <w:p>
+            <w:pPr>
+              <w:jc w:val="center"/>
+              <w:rPr>
+                <w:lang w:val="en-US"/>
+              </w:rPr>
+            </w:pPr>
+            <w:r>
+              <w:t>3 students × 12 weeks ×</w:t>
+            </w:r>
+            <w:r>
+              <w:t xml:space="preserve"> </w:t>
+            </w:r>
+            <w:r>
+              <w:t>RM50/week</w:t>
+            </w:r>
+          </w:p>
+        </w:tc>
+        <w:tc>
+          <w:tcPr>
+            <w:tcW w:w="3006" w:type="dxa"/>
+          </w:tcPr>
+          <w:p>
+            <w:pPr>
+              <w:jc w:val="center"/>
+              <w:rPr>
+                <w:lang w:val="en-US"/>
+              </w:rPr>
+            </w:pPr>
+            <w:r>
+              <w:rPr>
+                <w:lang w:val="en-US"/>
+              </w:rPr>
+              <w:t>1800</w:t>
+            </w:r>
+          </w:p>
+        </w:tc>
+      </w:tr>
+      <w:tr>
+        <w:trPr>
+          <w:trHeight w:val="552"/>
+        </w:trPr>
+        <w:tc>
+          <w:tcPr>
+            <w:tcW w:w="2245" w:type="dxa"/>
+          </w:tcPr>
+          <w:p>
+            <w:pPr>
+              <w:jc w:val="center"/>
+              <w:rPr>
+                <w:lang w:val="en-US"/>
+              </w:rPr>
+            </w:pPr>
+            <w:r>
+              <w:rPr>
+                <w:lang w:val="en-US"/>
+              </w:rPr>
+              <w:t>Software Tools</w:t>
+            </w:r>
+          </w:p>
+        </w:tc>
+        <w:tc>
+          <w:tcPr>
+            <w:tcW w:w="3765" w:type="dxa"/>
+          </w:tcPr>
+          <w:p>
+            <w:pPr>
+              <w:jc w:val="center"/>
+              <w:rPr>
+                <w:lang w:val="en-US"/>
+              </w:rPr>
+            </w:pPr>
+            <w:r>
+              <w:t>Figma, GitHub, DB tool</w:t>
+            </w:r>
+            <w:r>
+              <w:t>s</w:t>
+            </w:r>
+            <w:r>
+              <w:t xml:space="preserve"> (student/free licenses)</w:t>
+            </w:r>
+          </w:p>
+        </w:tc>
+        <w:tc>
+          <w:tcPr>
+            <w:tcW w:w="3006" w:type="dxa"/>
+          </w:tcPr>
+          <w:p>
+            <w:pPr>
+              <w:jc w:val="center"/>
+              <w:rPr>
+                <w:lang w:val="en-US"/>
+              </w:rPr>
+            </w:pPr>
+            <w:r>
+              <w:rPr>
+                <w:lang w:val="en-US"/>
+              </w:rPr>
+              <w:t>0</w:t>
+            </w:r>
+          </w:p>
+        </w:tc>
+      </w:tr>
+      <w:tr>
+        <w:trPr>
+          <w:trHeight w:val="552"/>
+        </w:trPr>
+        <w:tc>
+          <w:tcPr>
+            <w:tcW w:w="2245" w:type="dxa"/>
+          </w:tcPr>
+          <w:p>
+            <w:pPr>
+              <w:jc w:val="center"/>
+              <w:rPr>
+                <w:lang w:val="en-US"/>
+              </w:rPr>
+            </w:pPr>
+            <w:r>
+              <w:rPr>
+                <w:lang w:val="en-US"/>
+              </w:rPr>
+              <w:t>Hardware</w:t>
+            </w:r>
+          </w:p>
+        </w:tc>
+        <w:tc>
+          <w:tcPr>
+            <w:tcW w:w="3765" w:type="dxa"/>
+          </w:tcPr>
+          <w:p>
+            <w:pPr>
+              <w:jc w:val="center"/>
+              <w:rPr>
+                <w:lang w:val="en-US"/>
+              </w:rPr>
+            </w:pPr>
+            <w:r>
+              <w:t>Laptop usage &amp; internet</w:t>
+            </w:r>
+          </w:p>
+        </w:tc>
+        <w:tc>
+          <w:tcPr>
+            <w:tcW w:w="3006" w:type="dxa"/>
+          </w:tcPr>
+          <w:p>
+            <w:pPr>
+              <w:jc w:val="center"/>
+              <w:rPr>
+                <w:lang w:val="en-US"/>
+              </w:rPr>
+            </w:pPr>
+            <w:r>
+              <w:rPr>
+                <w:lang w:val="en-US"/>
+              </w:rPr>
+              <w:t>300</w:t>
+            </w:r>
+          </w:p>
+        </w:tc>
+      </w:tr>
+      <w:tr>
+        <w:trPr>
+          <w:trHeight w:val="552"/>
+        </w:trPr>
+        <w:tc>
+          <w:tcPr>
+            <w:tcW w:w="2245" w:type="dxa"/>
+          </w:tcPr>
+          <w:p>
+            <w:pPr>
+              <w:jc w:val="center"/>
+              <w:rPr>
+                <w:lang w:val="en-US"/>
+              </w:rPr>
+            </w:pPr>
+            <w:r>
+              <w:rPr>
+                <w:lang w:val="en-US"/>
+              </w:rPr>
+              <w:t>Documentation</w:t>
+            </w:r>
+          </w:p>
+        </w:tc>
+        <w:tc>
+          <w:tcPr>
+            <w:tcW w:w="3765" w:type="dxa"/>
+          </w:tcPr>
+          <w:p>
+            <w:pPr>
+              <w:jc w:val="center"/>
+              <w:rPr>
+                <w:lang w:val="en-US"/>
+              </w:rPr>
+            </w:pPr>
+            <w:r>
+              <w:t>Printing &amp; binding</w:t>
+            </w:r>
+          </w:p>
+        </w:tc>
+        <w:tc>
+          <w:tcPr>
+            <w:tcW w:w="3006" w:type="dxa"/>
+          </w:tcPr>
+          <w:p>
+            <w:pPr>
+              <w:jc w:val="center"/>
+              <w:rPr>
+                <w:lang w:val="en-US"/>
+              </w:rPr>
+            </w:pPr>
+            <w:r>
+              <w:rPr>
+                <w:lang w:val="en-US"/>
+              </w:rPr>
+              <w:t>50</w:t>
+            </w:r>
+          </w:p>
+        </w:tc>
+      </w:tr>
+      <w:tr>
+        <w:trPr>
+          <w:trHeight w:val="552"/>
+        </w:trPr>
+        <w:tc>
+          <w:tcPr>
+            <w:tcW w:w="2245" w:type="dxa"/>
+          </w:tcPr>
+          <w:p>
+            <w:pPr>
+              <w:jc w:val="center"/>
+              <w:rPr>
+                <w:lang w:val="en-US"/>
+              </w:rPr>
+            </w:pPr>
+            <w:r>
+              <w:rPr>
+                <w:lang w:val="en-US"/>
+              </w:rPr>
+              <w:t>Miscellaneous</w:t>
+            </w:r>
+          </w:p>
+        </w:tc>
+        <w:tc>
+          <w:tcPr>
+            <w:tcW w:w="3765" w:type="dxa"/>
+          </w:tcPr>
+          <w:p>
+            <w:pPr>
+              <w:jc w:val="center"/>
+              <w:rPr>
+                <w:lang w:val="en-US"/>
+              </w:rPr>
+            </w:pPr>
+            <w:r>
+              <w:t>Contingency cost</w:t>
+            </w:r>
+          </w:p>
+        </w:tc>
+        <w:tc>
+          <w:tcPr>
+            <w:tcW w:w="3006" w:type="dxa"/>
+          </w:tcPr>
+          <w:p>
+            <w:pPr>
+              <w:jc w:val="center"/>
+              <w:rPr>
+                <w:lang w:val="en-US"/>
+              </w:rPr>
+            </w:pPr>
+            <w:r>
+              <w:rPr>
+                <w:lang w:val="en-US"/>
+              </w:rPr>
+              <w:t>100</w:t>
+            </w:r>
+          </w:p>
+        </w:tc>
+      </w:tr>
+      <w:tr>
+        <w:trPr>
+          <w:trHeight w:val="552"/>
+        </w:trPr>
+        <w:tc>
+          <w:tcPr>
+            <w:tcW w:w="2245" w:type="dxa"/>
+          </w:tcPr>
+          <w:p>
+            <w:pPr>
+              <w:jc w:val="center"/>
+              <w:rPr>
+                <w:lang w:val="en-US"/>
+              </w:rPr>
+            </w:pPr>
+            <w:r>
+              <w:rPr>
+                <w:lang w:val="en-US"/>
+              </w:rPr>
+              <w:t>Total Estimated Cost</w:t>
+            </w:r>
+          </w:p>
+        </w:tc>
+        <w:tc>
+          <w:tcPr>
+            <w:tcW w:w="3765" w:type="dxa"/>
+          </w:tcPr>
+          <w:p>
+            <w:pPr>
+              <w:jc w:val="center"/>
+              <w:rPr>
+                <w:lang w:val="en-US"/>
+              </w:rPr>
+            </w:pPr>
+          </w:p>
+        </w:tc>
+        <w:tc>
+          <w:tcPr>
+            <w:tcW w:w="3006" w:type="dxa"/>
+          </w:tcPr>
+          <w:p>
+            <w:pPr>
+              <w:jc w:val="center"/>
+              <w:rPr>
+                <w:lang w:val="en-US"/>
+              </w:rPr>
+            </w:pPr>
+            <w:r>
+              <w:rPr>
+                <w:lang w:val="en-US"/>
+              </w:rPr>
+              <w:t>2250</w:t>
+            </w:r>
+          </w:p>
+        </w:tc>
+      </w:tr>
+    </w:tbl>
+    <w:p>
+      <w:pPr>
+        <w:rPr>
+          <w:u w:val="single"/>
+          <w:lang w:val="en-US"/>
+        </w:rPr>
+      </w:pPr>
+    </w:p>
+    <w:p>
+      <w:pPr>
+        <w:rPr>
+          <w:u w:val="single"/>
+          <w:lang w:val="en-US"/>
+        </w:rPr>
+      </w:pPr>
+    </w:p>
+    <w:p>
+      <w:pPr>
+        <w:rPr>
+          <w:lang w:val="en-US"/>
+        </w:rPr>
+      </w:pPr>
+    </w:p>
+    <w:p>
+      <w:pPr>
+        <w:rPr>
+          <w:lang w:val="en-US"/>
+        </w:rPr>
+      </w:pPr>
+    </w:p>
+    <w:p>
+      <w:pPr>
+        <w:pStyle w:val="Heading1"/>
+        <w:rPr>
+          <w:lang w:val="en-US"/>
+        </w:rPr>
+      </w:pPr>
+    </w:p>
+    <w:p>
+      <w:pPr>
+        <w:rPr>
+          <w:lang w:val="en-US"/>
+        </w:rPr>
+      </w:pPr>
+    </w:p>
+    <w:p>
+      <w:pPr>
+        <w:rPr>
+          <w:lang w:val="en-US"/>
+        </w:rPr>
+      </w:pPr>
+    </w:p>
+    <w:p>
+      <w:pPr>
+        <w:rPr>
+          <w:lang w:val="en-US"/>
+        </w:rPr>
+      </w:pPr>
+    </w:p>
+    <w:p>
+      <w:pPr>
+        <w:rPr>
+          <w:lang w:val="en-US"/>
+        </w:rPr>
+      </w:pPr>
+    </w:p>
+    <w:p>
+      <w:pPr>
+        <w:rPr>
+          <w:lang w:val="en-US"/>
+        </w:rPr>
+      </w:pPr>
+    </w:p>
+    <w:p>
+      <w:pPr>
+        <w:rPr>
+          <w:lang w:val="en-US"/>
+        </w:rPr>
+      </w:pPr>
+    </w:p>
+    <w:p>
+      <w:pPr>
+        <w:rPr>
+          <w:lang w:val="en-US"/>
+        </w:rPr>
+      </w:pPr>
+    </w:p>
+    <w:p>
+      <w:pPr>
+        <w:rPr>
+          <w:lang w:val="en-US"/>
+        </w:rPr>
+      </w:pPr>
+    </w:p>
+    <w:p>
+      <w:pPr>
+        <w:rPr>
+          <w:lang w:val="en-US"/>
+        </w:rPr>
+      </w:pPr>
+    </w:p>
+    <w:p>
+      <w:pPr>
+        <w:rPr>
+          <w:lang w:val="en-US"/>
+        </w:rPr>
+      </w:pPr>
+    </w:p>
+    <w:p>
+      <w:pPr>
+        <w:rPr>
+          <w:lang w:val="en-US"/>
+        </w:rPr>
+      </w:pPr>
+    </w:p>
+    <w:p>
+      <w:pPr>
+        <w:rPr>
+          <w:lang w:val="en-US"/>
+        </w:rPr>
+      </w:pPr>
+    </w:p>
+    <w:p>
+      <w:pPr>
+        <w:rPr>
+          <w:lang w:val="en-US"/>
+        </w:rPr>
+      </w:pPr>
+    </w:p>
+    <w:p>
+      <w:pPr>
+        <w:rPr>
+          <w:lang w:val="en-US"/>
+        </w:rPr>
+      </w:pPr>
+    </w:p>
+    <w:p>
+      <w:pPr>
+        <w:pStyle w:val="Heading1"/>
+        <w:rPr>
+          <w:lang w:val="en-US"/>
+        </w:rPr>
+      </w:pPr>
+      <w:bookmarkStart w:id="2" w:name="_Toc219192607"/>
+      <w:r>
+        <w:rPr>
+          <w:lang w:val="en-US"/>
+        </w:rPr>
+        <w:lastRenderedPageBreak/>
+        <w:t>API REQUEST/RESPONSE</w:t>
+      </w:r>
+      <w:bookmarkEnd w:id="2"/>
     </w:p>
     <w:p>
       <w:pPr>
@@ -7225,7 +11668,7 @@
                     <pic:cNvPicPr/>
                   </pic:nvPicPr>
                   <pic:blipFill>
-                    <a:blip r:embed="rId6"/>
+                    <a:blip r:embed="rId10"/>
                     <a:stretch>
                       <a:fillRect/>
                     </a:stretch>
@@ -7268,19 +11711,13 @@
         <w:rPr>
           <w:lang w:val="en-US"/>
         </w:rPr>
-        <w:t>2</w:t>
+        <w:t>3</w:t>
       </w:r>
       <w:r>
         <w:rPr>
           <w:lang w:val="en-US"/>
         </w:rPr>
-        <w:t xml:space="preserve">: </w:t>
-      </w:r>
-      <w:r>
-        <w:rPr>
-          <w:lang w:val="en-US"/>
-        </w:rPr>
-        <w:t>Activity Diagram of FR 11 with UML Design</w:t>
+        <w:t>: Activity Diagram of FR 11 with UML Design</w:t>
       </w:r>
     </w:p>
     <w:p>
@@ -7307,31 +11744,15 @@
           <w:lang w:val="en-US"/>
         </w:rPr>
       </w:pPr>
+      <w:bookmarkStart w:id="3" w:name="_Toc219192608"/>
       <w:r>
         <w:rPr>
           <w:lang w:val="en-US"/>
         </w:rPr>
         <w:lastRenderedPageBreak/>
-        <w:t>Q</w:t>
+        <w:t>TEST CASES</w:t>
       </w:r>
-      <w:r>
-        <w:rPr>
-          <w:lang w:val="en-US"/>
-        </w:rPr>
-        <w:t xml:space="preserve">UESTION </w:t>
-      </w:r>
-      <w:r>
-        <w:rPr>
-          <w:lang w:val="en-US"/>
-        </w:rPr>
-        <w:t xml:space="preserve">9: </w:t>
-      </w:r>
-      <w:r>
-        <w:rPr>
-          <w:lang w:val="en-US"/>
-        </w:rPr>
-        <w:t>Test Cases</w:t>
-      </w:r>
+      <w:bookmarkEnd w:id="3"/>
     </w:p>
     <w:p>
       <w:pPr>
@@ -7357,7 +11778,7 @@
         <w:rPr>
           <w:lang w:val="en-US"/>
         </w:rPr>
-        <w:t xml:space="preserve">9  </w:t>
+        <w:t>10</w:t>
       </w:r>
       <w:r>
         <w:rPr>
@@ -7559,7 +11980,7 @@
               </w:rPr>
               <w:t xml:space="preserve">Email: </w:t>
             </w:r>
-            <w:hyperlink r:id="rId7" w:history="1">
+            <w:hyperlink r:id="rId11" w:history="1">
               <w:r>
                 <w:rPr>
                   <w:rStyle w:val="Hyperlink"/>
@@ -8235,25 +12656,15 @@
           <w:lang w:val="en-US"/>
         </w:rPr>
       </w:pPr>
+      <w:bookmarkStart w:id="4" w:name="_Toc219192609"/>
       <w:r>
         <w:rPr>
           <w:lang w:val="en-US"/>
         </w:rPr>
         <w:lastRenderedPageBreak/>
-        <w:t>Q</w:t>
+        <w:t>ETHICAL CONCERNS</w:t>
       </w:r>
-      <w:r>
-        <w:rPr>
-          <w:lang w:val="en-US"/>
-        </w:rPr>
-        <w:t xml:space="preserve">UESTION </w:t>
-      </w:r>
-      <w:r>
-        <w:rPr>
-          <w:lang w:val="en-US"/>
-        </w:rPr>
-        <w:t>11</w:t>
-      </w:r>
+      <w:bookmarkEnd w:id="4"/>
     </w:p>
     <w:p>
       <w:pPr>
@@ -8276,14 +12687,7 @@
           <w:b/>
           <w:bCs/>
         </w:rPr>
-        <w:t xml:space="preserve">1. </w:t>
-      </w:r>
-      <w:r>
-        <w:rPr>
-          <w:b/>
-          <w:bCs/>
-        </w:rPr>
-        <w:t>Data Privacy and Protection of Minors</w:t>
+        <w:t>1. Data Privacy and Protection of Minors</w:t>
       </w:r>
     </w:p>
     <w:p>
@@ -8425,9 +12829,14 @@
       <w:r>
         <w:br w:type="page"/>
       </w:r>
+      <w:bookmarkStart w:id="5" w:name="_Toc219192610"/>
       <w:r>
         <w:lastRenderedPageBreak/>
-        <w:t>QUESTION 12</w:t>
+        <w:t>ARTICLE RESEARCH</w:t>
+      </w:r>
+      <w:bookmarkEnd w:id="5"/>
+      <w:r>
+        <w:t xml:space="preserve"> </w:t>
       </w:r>
     </w:p>
     <w:p/>
@@ -8530,13 +12939,7 @@
         <w:t>How:</w:t>
       </w:r>
       <w:r>
-        <w:t xml:space="preserve"> We can upgrade the "Performance Records" module to not just store past </w:t>
-      </w:r>
-      <w:r>
-        <w:t>data but</w:t>
-      </w:r>
-      <w:r>
-        <w:t xml:space="preserve"> </w:t>
+        <w:t xml:space="preserve"> We can upgrade the "Performance Records" module to not just store past data but </w:t>
       </w:r>
       <w:proofErr w:type="spellStart"/>
       <w:r>
@@ -8643,10 +13046,12 @@
       <w:pPr>
         <w:pStyle w:val="Heading1"/>
       </w:pPr>
+      <w:bookmarkStart w:id="6" w:name="_Toc219192611"/>
       <w:r>
         <w:lastRenderedPageBreak/>
         <w:t>REFERENCES</w:t>
       </w:r>
+      <w:bookmarkEnd w:id="6"/>
     </w:p>
     <w:p/>
     <w:p>
@@ -8680,7 +13085,7 @@
       <w:r>
         <w:t xml:space="preserve">(7), 116. </w:t>
       </w:r>
-      <w:hyperlink r:id="rId8" w:history="1">
+      <w:hyperlink r:id="rId12" w:history="1">
         <w:r>
           <w:rPr>
             <w:rStyle w:val="Hyperlink"/>
@@ -8693,6 +13098,7 @@
       </w:r>
     </w:p>
     <w:sectPr>
+      <w:footerReference w:type="default" r:id="rId13"/>
       <w:pgSz w:w="11906" w:h="16838"/>
       <w:pgMar w:top="1440" w:right="1440" w:bottom="1440" w:left="1440" w:header="708" w:footer="708" w:gutter="0"/>
       <w:cols w:space="708"/>
@@ -8700,6 +13106,135 @@
     </w:sectPr>
   </w:body>
 </w:document>
+</file>
+
+<file path=word/endnotes.xml><?xml version="1.0" encoding="utf-8"?>
+<w:endnotes xmlns:wpc="http://schemas.microsoft.com/office/word/2010/wordprocessingCanvas" xmlns:cx="http://schemas.microsoft.com/office/drawing/2014/chartex" xmlns:cx1="http://schemas.microsoft.com/office/drawing/2015/9/8/chartex" xmlns:cx2="http://schemas.microsoft.com/office/drawing/2015/10/21/chartex" xmlns:cx3="http://schemas.microsoft.com/office/drawing/2016/5/9/chartex" xmlns:cx4="http://schemas.microsoft.com/office/drawing/2016/5/10/chartex" xmlns:cx5="http://schemas.microsoft.com/office/drawing/2016/5/11/chartex" xmlns:cx6="http://schemas.microsoft.com/office/drawing/2016/5/12/chartex" xmlns:cx7="http://schemas.microsoft.com/office/drawing/2016/5/13/chartex" xmlns:cx8="http://schemas.microsoft.com/office/drawing/2016/5/14/chartex" xmlns:mc="http://schemas.openxmlformats.org/markup-compatibility/2006" xmlns:aink="http://schemas.microsoft.com/office/drawing/2016/ink" xmlns:am3d="http://schemas.microsoft.com/office/drawing/2017/model3d" xmlns:o="urn:schemas-microsoft-com:office:office" xmlns:oel="http://schemas.microsoft.com/office/2019/extlst" xmlns:r="http://schemas.openxmlformats.org/officeDocument/2006/relationships" xmlns:m="http://schemas.openxmlformats.org/officeDocument/2006/math" xmlns:v="urn:schemas-microsoft-com:vml" xmlns:wp14="http://schemas.microsoft.com/office/word/2010/wordprocessingDrawing" xmlns:wp="http://schemas.openxmlformats.org/drawingml/2006/wordprocessingDrawing" xmlns:w10="urn:schemas-microsoft-com:office:word" xmlns:w="http://schemas.openxmlformats.org/wordprocessingml/2006/main" xmlns:w14="http://schemas.microsoft.com/office/word/2010/wordml" xmlns:w15="http://schemas.microsoft.com/office/word/2012/wordml" xmlns:w16cex="http://schemas.microsoft.com/office/word/2018/wordml/cex" xmlns:w16cid="http://schemas.microsoft.com/office/word/2016/wordml/cid" xmlns:w16="http://schemas.microsoft.com/office/word/2018/wordml" xmlns:w16du="http://schemas.microsoft.com/office/word/2023/wordml/word16du" xmlns:w16sdtdh="http://schemas.microsoft.com/office/word/2020/wordml/sdtdatahash" xmlns:w16sdtfl="http://schemas.microsoft.com/office/word/2024/wordml/sdtformatlock" xmlns:w16se="http://schemas.microsoft.com/office/word/2015/wordml/symex" xmlns:wpg="http://schemas.microsoft.com/office/word/2010/wordprocessingGroup" xmlns:wpi="http://schemas.microsoft.com/office/word/2010/wordprocessingInk" xmlns:wne="http://schemas.microsoft.com/office/word/2006/wordml" xmlns:wps="http://schemas.microsoft.com/office/word/2010/wordprocessingShape" mc:Ignorable="w14 w15 w16se w16cid w16 w16cex w16sdtdh w16sdtfl w16du wp14">
+  <w:endnote w:type="separator" w:id="-1">
+    <w:p>
+      <w:pPr>
+        <w:spacing w:after="0" w:line="240" w:lineRule="auto"/>
+      </w:pPr>
+      <w:r>
+        <w:separator/>
+      </w:r>
+    </w:p>
+  </w:endnote>
+  <w:endnote w:type="continuationSeparator" w:id="0">
+    <w:p>
+      <w:pPr>
+        <w:spacing w:after="0" w:line="240" w:lineRule="auto"/>
+      </w:pPr>
+      <w:r>
+        <w:continuationSeparator/>
+      </w:r>
+    </w:p>
+  </w:endnote>
+</w:endnotes>
+</file>
+
+<file path=word/footer1.xml><?xml version="1.0" encoding="utf-8"?>
+<w:ftr xmlns:wpc="http://schemas.microsoft.com/office/word/2010/wordprocessingCanvas" xmlns:cx="http://schemas.microsoft.com/office/drawing/2014/chartex" xmlns:cx1="http://schemas.microsoft.com/office/drawing/2015/9/8/chartex" xmlns:cx2="http://schemas.microsoft.com/office/drawing/2015/10/21/chartex" xmlns:cx3="http://schemas.microsoft.com/office/drawing/2016/5/9/chartex" xmlns:cx4="http://schemas.microsoft.com/office/drawing/2016/5/10/chartex" xmlns:cx5="http://schemas.microsoft.com/office/drawing/2016/5/11/chartex" xmlns:cx6="http://schemas.microsoft.com/office/drawing/2016/5/12/chartex" xmlns:cx7="http://schemas.microsoft.com/office/drawing/2016/5/13/chartex" xmlns:cx8="http://schemas.microsoft.com/office/drawing/2016/5/14/chartex" xmlns:mc="http://schemas.openxmlformats.org/markup-compatibility/2006" xmlns:aink="http://schemas.microsoft.com/office/drawing/2016/ink" xmlns:am3d="http://schemas.microsoft.com/office/drawing/2017/model3d" xmlns:o="urn:schemas-microsoft-com:office:office" xmlns:oel="http://schemas.microsoft.com/office/2019/extlst" xmlns:r="http://schemas.openxmlformats.org/officeDocument/2006/relationships" xmlns:m="http://schemas.openxmlformats.org/officeDocument/2006/math" xmlns:v="urn:schemas-microsoft-com:vml" xmlns:wp14="http://schemas.microsoft.com/office/word/2010/wordprocessingDrawing" xmlns:wp="http://schemas.openxmlformats.org/drawingml/2006/wordprocessingDrawing" xmlns:w10="urn:schemas-microsoft-com:office:word" xmlns:w="http://schemas.openxmlformats.org/wordprocessingml/2006/main" xmlns:w14="http://schemas.microsoft.com/office/word/2010/wordml" xmlns:w15="http://schemas.microsoft.com/office/word/2012/wordml" xmlns:w16cex="http://schemas.microsoft.com/office/word/2018/wordml/cex" xmlns:w16cid="http://schemas.microsoft.com/office/word/2016/wordml/cid" xmlns:w16="http://schemas.microsoft.com/office/word/2018/wordml" xmlns:w16du="http://schemas.microsoft.com/office/word/2023/wordml/word16du" xmlns:w16sdtdh="http://schemas.microsoft.com/office/word/2020/wordml/sdtdatahash" xmlns:w16sdtfl="http://schemas.microsoft.com/office/word/2024/wordml/sdtformatlock" xmlns:w16se="http://schemas.microsoft.com/office/word/2015/wordml/symex" xmlns:wpg="http://schemas.microsoft.com/office/word/2010/wordprocessingGroup" xmlns:wpi="http://schemas.microsoft.com/office/word/2010/wordprocessingInk" xmlns:wne="http://schemas.microsoft.com/office/word/2006/wordml" xmlns:wps="http://schemas.microsoft.com/office/word/2010/wordprocessingShape" mc:Ignorable="w14 w15 w16se w16cid w16 w16cex w16sdtdh w16sdtfl w16du wp14">
+  <w:sdt>
+    <w:sdtPr>
+      <w:id w:val="-709573739"/>
+      <w:docPartObj>
+        <w:docPartGallery w:val="Page Numbers (Bottom of Page)"/>
+        <w:docPartUnique/>
+      </w:docPartObj>
+    </w:sdtPr>
+    <w:sdtEndPr>
+      <w:rPr>
+        <w:noProof/>
+      </w:rPr>
+    </w:sdtEndPr>
+    <w:sdtContent>
+      <w:p>
+        <w:pPr>
+          <w:pStyle w:val="Footer"/>
+          <w:jc w:val="center"/>
+        </w:pPr>
+        <w:r>
+          <w:fldChar w:fldCharType="begin"/>
+        </w:r>
+        <w:r>
+          <w:instrText xml:space="preserve"> PAGE   \* MERGEFORMAT </w:instrText>
+        </w:r>
+        <w:r>
+          <w:fldChar w:fldCharType="separate"/>
+        </w:r>
+        <w:r>
+          <w:rPr>
+            <w:noProof/>
+          </w:rPr>
+          <w:t>2</w:t>
+        </w:r>
+        <w:r>
+          <w:rPr>
+            <w:noProof/>
+          </w:rPr>
+          <w:fldChar w:fldCharType="end"/>
+        </w:r>
+      </w:p>
+    </w:sdtContent>
+  </w:sdt>
+  <w:p>
+    <w:pPr>
+      <w:pStyle w:val="Footer"/>
+      <w:rPr>
+        <w:sz w:val="22"/>
+        <w:szCs w:val="20"/>
+      </w:rPr>
+    </w:pPr>
+    <w:r>
+      <w:rPr>
+        <w:sz w:val="22"/>
+        <w:szCs w:val="20"/>
+      </w:rPr>
+      <w:t>BTS4723 Software Engineering</w:t>
+    </w:r>
+    <w:r>
+      <w:rPr>
+        <w:sz w:val="22"/>
+        <w:szCs w:val="20"/>
+      </w:rPr>
+      <w:tab/>
+    </w:r>
+    <w:r>
+      <w:rPr>
+        <w:sz w:val="22"/>
+        <w:szCs w:val="20"/>
+      </w:rPr>
+      <w:tab/>
+      <w:t>2025/26 – SEM I</w:t>
+    </w:r>
+  </w:p>
+</w:ftr>
+</file>
+
+<file path=word/footnotes.xml><?xml version="1.0" encoding="utf-8"?>
+<w:footnotes xmlns:wpc="http://schemas.microsoft.com/office/word/2010/wordprocessingCanvas" xmlns:cx="http://schemas.microsoft.com/office/drawing/2014/chartex" xmlns:cx1="http://schemas.microsoft.com/office/drawing/2015/9/8/chartex" xmlns:cx2="http://schemas.microsoft.com/office/drawing/2015/10/21/chartex" xmlns:cx3="http://schemas.microsoft.com/office/drawing/2016/5/9/chartex" xmlns:cx4="http://schemas.microsoft.com/office/drawing/2016/5/10/chartex" xmlns:cx5="http://schemas.microsoft.com/office/drawing/2016/5/11/chartex" xmlns:cx6="http://schemas.microsoft.com/office/drawing/2016/5/12/chartex" xmlns:cx7="http://schemas.microsoft.com/office/drawing/2016/5/13/chartex" xmlns:cx8="http://schemas.microsoft.com/office/drawing/2016/5/14/chartex" xmlns:mc="http://schemas.openxmlformats.org/markup-compatibility/2006" xmlns:aink="http://schemas.microsoft.com/office/drawing/2016/ink" xmlns:am3d="http://schemas.microsoft.com/office/drawing/2017/model3d" xmlns:o="urn:schemas-microsoft-com:office:office" xmlns:oel="http://schemas.microsoft.com/office/2019/extlst" xmlns:r="http://schemas.openxmlformats.org/officeDocument/2006/relationships" xmlns:m="http://schemas.openxmlformats.org/officeDocument/2006/math" xmlns:v="urn:schemas-microsoft-com:vml" xmlns:wp14="http://schemas.microsoft.com/office/word/2010/wordprocessingDrawing" xmlns:wp="http://schemas.openxmlformats.org/drawingml/2006/wordprocessingDrawing" xmlns:w10="urn:schemas-microsoft-com:office:word" xmlns:w="http://schemas.openxmlformats.org/wordprocessingml/2006/main" xmlns:w14="http://schemas.microsoft.com/office/word/2010/wordml" xmlns:w15="http://schemas.microsoft.com/office/word/2012/wordml" xmlns:w16cex="http://schemas.microsoft.com/office/word/2018/wordml/cex" xmlns:w16cid="http://schemas.microsoft.com/office/word/2016/wordml/cid" xmlns:w16="http://schemas.microsoft.com/office/word/2018/wordml" xmlns:w16du="http://schemas.microsoft.com/office/word/2023/wordml/word16du" xmlns:w16sdtdh="http://schemas.microsoft.com/office/word/2020/wordml/sdtdatahash" xmlns:w16sdtfl="http://schemas.microsoft.com/office/word/2024/wordml/sdtformatlock" xmlns:w16se="http://schemas.microsoft.com/office/word/2015/wordml/symex" xmlns:wpg="http://schemas.microsoft.com/office/word/2010/wordprocessingGroup" xmlns:wpi="http://schemas.microsoft.com/office/word/2010/wordprocessingInk" xmlns:wne="http://schemas.microsoft.com/office/word/2006/wordml" xmlns:wps="http://schemas.microsoft.com/office/word/2010/wordprocessingShape" mc:Ignorable="w14 w15 w16se w16cid w16 w16cex w16sdtdh w16sdtfl w16du wp14">
+  <w:footnote w:type="separator" w:id="-1">
+    <w:p>
+      <w:pPr>
+        <w:spacing w:after="0" w:line="240" w:lineRule="auto"/>
+      </w:pPr>
+      <w:r>
+        <w:separator/>
+      </w:r>
+    </w:p>
+  </w:footnote>
+  <w:footnote w:type="continuationSeparator" w:id="0">
+    <w:p>
+      <w:pPr>
+        <w:spacing w:after="0" w:line="240" w:lineRule="auto"/>
+      </w:pPr>
+      <w:r>
+        <w:continuationSeparator/>
+      </w:r>
+    </w:p>
+  </w:footnote>
+</w:footnotes>
 </file>
 
 <file path=word/numbering.xml><?xml version="1.0" encoding="utf-8"?>
@@ -9497,6 +14032,7 @@
   <w:style w:type="character" w:default="1" w:styleId="DefaultParagraphFont">
     <w:name w:val="Default Paragraph Font"/>
     <w:uiPriority w:val="1"/>
+    <w:semiHidden/>
     <w:unhideWhenUsed/>
   </w:style>
   <w:style w:type="table" w:default="1" w:styleId="TableNormal">
@@ -9668,6 +14204,90 @@
     <w:pPr>
       <w:ind w:left="720"/>
       <w:contextualSpacing/>
+    </w:pPr>
+  </w:style>
+  <w:style w:type="paragraph" w:styleId="Header">
+    <w:name w:val="header"/>
+    <w:basedOn w:val="Normal"/>
+    <w:link w:val="HeaderChar"/>
+    <w:uiPriority w:val="99"/>
+    <w:unhideWhenUsed/>
+    <w:rsid w:val="007D2197"/>
+    <w:pPr>
+      <w:tabs>
+        <w:tab w:val="center" w:pos="4513"/>
+        <w:tab w:val="right" w:pos="9026"/>
+      </w:tabs>
+      <w:spacing w:after="0" w:line="240" w:lineRule="auto"/>
+    </w:pPr>
+  </w:style>
+  <w:style w:type="character" w:customStyle="1" w:styleId="HeaderChar">
+    <w:name w:val="Header Char"/>
+    <w:basedOn w:val="DefaultParagraphFont"/>
+    <w:link w:val="Header"/>
+    <w:uiPriority w:val="99"/>
+    <w:rsid w:val="007D2197"/>
+    <w:rPr>
+      <w:rFonts w:ascii="Times New Roman" w:hAnsi="Times New Roman"/>
+      <w:sz w:val="24"/>
+    </w:rPr>
+  </w:style>
+  <w:style w:type="paragraph" w:styleId="Footer">
+    <w:name w:val="footer"/>
+    <w:basedOn w:val="Normal"/>
+    <w:link w:val="FooterChar"/>
+    <w:uiPriority w:val="99"/>
+    <w:unhideWhenUsed/>
+    <w:rsid w:val="007D2197"/>
+    <w:pPr>
+      <w:tabs>
+        <w:tab w:val="center" w:pos="4513"/>
+        <w:tab w:val="right" w:pos="9026"/>
+      </w:tabs>
+      <w:spacing w:after="0" w:line="240" w:lineRule="auto"/>
+    </w:pPr>
+  </w:style>
+  <w:style w:type="character" w:customStyle="1" w:styleId="FooterChar">
+    <w:name w:val="Footer Char"/>
+    <w:basedOn w:val="DefaultParagraphFont"/>
+    <w:link w:val="Footer"/>
+    <w:uiPriority w:val="99"/>
+    <w:rsid w:val="007D2197"/>
+    <w:rPr>
+      <w:rFonts w:ascii="Times New Roman" w:hAnsi="Times New Roman"/>
+      <w:sz w:val="24"/>
+    </w:rPr>
+  </w:style>
+  <w:style w:type="paragraph" w:styleId="TOCHeading">
+    <w:name w:val="TOC Heading"/>
+    <w:basedOn w:val="Heading1"/>
+    <w:next w:val="Normal"/>
+    <w:uiPriority w:val="39"/>
+    <w:unhideWhenUsed/>
+    <w:qFormat/>
+    <w:rsid w:val="007D2197"/>
+    <w:pPr>
+      <w:outlineLvl w:val="9"/>
+    </w:pPr>
+    <w:rPr>
+      <w:rFonts w:asciiTheme="majorHAnsi" w:hAnsiTheme="majorHAnsi"/>
+      <w:b w:val="0"/>
+      <w:caps w:val="0"/>
+      <w:color w:val="2F5496" w:themeColor="accent1" w:themeShade="BF"/>
+      <w:sz w:val="32"/>
+      <w:lang w:val="en-US"/>
+    </w:rPr>
+  </w:style>
+  <w:style w:type="paragraph" w:styleId="TOC1">
+    <w:name w:val="toc 1"/>
+    <w:basedOn w:val="Normal"/>
+    <w:next w:val="Normal"/>
+    <w:autoRedefine/>
+    <w:uiPriority w:val="39"/>
+    <w:unhideWhenUsed/>
+    <w:rsid w:val="007D2197"/>
+    <w:pPr>
+      <w:spacing w:after="100"/>
     </w:pPr>
   </w:style>
 </w:styles>
@@ -9966,4 +14586,16 @@
     </a:ext>
   </a:extLst>
 </a:theme>
+</file>
+
+<file path=customXml/item1.xml><?xml version="1.0" encoding="utf-8"?>
+<b:Sources xmlns:b="http://schemas.openxmlformats.org/officeDocument/2006/bibliography" xmlns="http://schemas.openxmlformats.org/officeDocument/2006/bibliography" SelectedStyle="\IEEE2006OfficeOnline.xsl" StyleName="IEEE" Version="2006"/>
+</file>
+
+<file path=customXml/itemProps1.xml><?xml version="1.0" encoding="utf-8"?>
+<ds:datastoreItem xmlns:ds="http://schemas.openxmlformats.org/officeDocument/2006/customXml" ds:itemID="{52438C62-3251-4F44-A79A-7A0D69D21FF9}">
+  <ds:schemaRefs>
+    <ds:schemaRef ds:uri="http://schemas.openxmlformats.org/officeDocument/2006/bibliography"/>
+  </ds:schemaRefs>
+</ds:datastoreItem>
 </file>
--- a/BTS4723 Software Engineering Project.docx
+++ b/BTS4723 Software Engineering Project.docx
@@ -1520,7 +1520,7 @@
               <w:rPr>
                 <w:lang w:val="en-US"/>
               </w:rPr>
-              <w:t>varchar</w:t>
+              <w:t>int</w:t>
             </w:r>
           </w:p>
         </w:tc>
@@ -1541,6 +1541,172 @@
                 <w:lang w:val="en-US"/>
               </w:rPr>
               <w:t>0123984752</w:t>
+            </w:r>
+          </w:p>
+        </w:tc>
+      </w:tr>
+      <w:tr>
+        <w:tc>
+          <w:tcPr>
+            <w:tcW w:w="2254" w:type="dxa"/>
+            <w:vAlign w:val="center"/>
+          </w:tcPr>
+          <w:p>
+            <w:pPr>
+              <w:jc w:val="center"/>
+              <w:rPr>
+                <w:lang w:val="en-US"/>
+              </w:rPr>
+            </w:pPr>
+            <w:r>
+              <w:rPr>
+                <w:lang w:val="en-US"/>
+              </w:rPr>
+              <w:t>5</w:t>
+            </w:r>
+          </w:p>
+        </w:tc>
+        <w:tc>
+          <w:tcPr>
+            <w:tcW w:w="2254" w:type="dxa"/>
+            <w:vAlign w:val="center"/>
+          </w:tcPr>
+          <w:p>
+            <w:pPr>
+              <w:jc w:val="center"/>
+              <w:rPr>
+                <w:lang w:val="en-US"/>
+              </w:rPr>
+            </w:pPr>
+            <w:r>
+              <w:rPr>
+                <w:lang w:val="en-US"/>
+              </w:rPr>
+              <w:t>position</w:t>
+            </w:r>
+          </w:p>
+        </w:tc>
+        <w:tc>
+          <w:tcPr>
+            <w:tcW w:w="2254" w:type="dxa"/>
+            <w:vAlign w:val="center"/>
+          </w:tcPr>
+          <w:p>
+            <w:pPr>
+              <w:jc w:val="center"/>
+              <w:rPr>
+                <w:lang w:val="en-US"/>
+              </w:rPr>
+            </w:pPr>
+            <w:r>
+              <w:rPr>
+                <w:lang w:val="en-US"/>
+              </w:rPr>
+              <w:t>varchar(20)</w:t>
+            </w:r>
+          </w:p>
+        </w:tc>
+        <w:tc>
+          <w:tcPr>
+            <w:tcW w:w="2254" w:type="dxa"/>
+            <w:vAlign w:val="center"/>
+          </w:tcPr>
+          <w:p>
+            <w:pPr>
+              <w:jc w:val="center"/>
+              <w:rPr>
+                <w:lang w:val="en-US"/>
+              </w:rPr>
+            </w:pPr>
+            <w:r>
+              <w:rPr>
+                <w:lang w:val="en-US"/>
+              </w:rPr>
+              <w:t>Striker</w:t>
+            </w:r>
+          </w:p>
+        </w:tc>
+      </w:tr>
+      <w:tr>
+        <w:tc>
+          <w:tcPr>
+            <w:tcW w:w="2254" w:type="dxa"/>
+            <w:vAlign w:val="center"/>
+          </w:tcPr>
+          <w:p>
+            <w:pPr>
+              <w:jc w:val="center"/>
+              <w:rPr>
+                <w:lang w:val="en-US"/>
+              </w:rPr>
+            </w:pPr>
+            <w:r>
+              <w:rPr>
+                <w:lang w:val="en-US"/>
+              </w:rPr>
+              <w:t>6</w:t>
+            </w:r>
+          </w:p>
+        </w:tc>
+        <w:tc>
+          <w:tcPr>
+            <w:tcW w:w="2254" w:type="dxa"/>
+            <w:vAlign w:val="center"/>
+          </w:tcPr>
+          <w:p>
+            <w:pPr>
+              <w:jc w:val="center"/>
+              <w:rPr>
+                <w:lang w:val="en-US"/>
+              </w:rPr>
+            </w:pPr>
+            <w:proofErr w:type="spellStart"/>
+            <w:r>
+              <w:rPr>
+                <w:lang w:val="en-US"/>
+              </w:rPr>
+              <w:t>currentStatus</w:t>
+            </w:r>
+            <w:proofErr w:type="spellEnd"/>
+          </w:p>
+        </w:tc>
+        <w:tc>
+          <w:tcPr>
+            <w:tcW w:w="2254" w:type="dxa"/>
+            <w:vAlign w:val="center"/>
+          </w:tcPr>
+          <w:p>
+            <w:pPr>
+              <w:jc w:val="center"/>
+              <w:rPr>
+                <w:lang w:val="en-US"/>
+              </w:rPr>
+            </w:pPr>
+            <w:r>
+              <w:rPr>
+                <w:lang w:val="en-US"/>
+              </w:rPr>
+              <w:t>varchar(20)</w:t>
+            </w:r>
+          </w:p>
+        </w:tc>
+        <w:tc>
+          <w:tcPr>
+            <w:tcW w:w="2254" w:type="dxa"/>
+            <w:vAlign w:val="center"/>
+          </w:tcPr>
+          <w:p>
+            <w:pPr>
+              <w:jc w:val="center"/>
+              <w:rPr>
+                <w:lang w:val="en-US"/>
+              </w:rPr>
+            </w:pPr>
+            <w:r>
+              <w:rPr>
+                <w:lang w:val="en-US"/>
+              </w:rPr>
+              <w:t>Active</w:t>
             </w:r>
           </w:p>
         </w:tc>
@@ -3363,6 +3529,499 @@
           <w:lang w:val="en-US"/>
         </w:rPr>
       </w:pPr>
+      <w:r>
+        <w:rPr>
+          <w:lang w:val="en-US"/>
+        </w:rPr>
+        <w:lastRenderedPageBreak/>
+        <w:t xml:space="preserve">Table </w:t>
+      </w:r>
+      <w:r>
+        <w:rPr>
+          <w:lang w:val="en-US"/>
+        </w:rPr>
+        <w:t>5</w:t>
+      </w:r>
+      <w:r>
+        <w:rPr>
+          <w:lang w:val="en-US"/>
+        </w:rPr>
+        <w:t xml:space="preserve">: </w:t>
+      </w:r>
+      <w:r>
+        <w:rPr>
+          <w:lang w:val="en-US"/>
+        </w:rPr>
+        <w:t>Sessions</w:t>
+      </w:r>
+    </w:p>
+    <w:tbl>
+      <w:tblPr>
+        <w:tblStyle w:val="TableGrid"/>
+        <w:tblW w:w="0" w:type="auto"/>
+        <w:tblLook w:val="04A0" w:firstRow="1" w:lastRow="0" w:firstColumn="1" w:lastColumn="0" w:noHBand="0" w:noVBand="1"/>
+      </w:tblPr>
+      <w:tblGrid>
+        <w:gridCol w:w="2254"/>
+        <w:gridCol w:w="2254"/>
+        <w:gridCol w:w="2254"/>
+        <w:gridCol w:w="2254"/>
+      </w:tblGrid>
+      <w:tr>
+        <w:tc>
+          <w:tcPr>
+            <w:tcW w:w="2254" w:type="dxa"/>
+            <w:shd w:val="clear" w:color="auto" w:fill="D0CECE" w:themeFill="background2" w:themeFillShade="E6"/>
+            <w:vAlign w:val="center"/>
+          </w:tcPr>
+          <w:p>
+            <w:pPr>
+              <w:jc w:val="center"/>
+              <w:rPr>
+                <w:b/>
+                <w:bCs/>
+                <w:lang w:val="en-US"/>
+              </w:rPr>
+            </w:pPr>
+            <w:r>
+              <w:rPr>
+                <w:b/>
+                <w:bCs/>
+                <w:lang w:val="en-US"/>
+              </w:rPr>
+              <w:t>Key</w:t>
+            </w:r>
+          </w:p>
+        </w:tc>
+        <w:tc>
+          <w:tcPr>
+            <w:tcW w:w="2254" w:type="dxa"/>
+            <w:shd w:val="clear" w:color="auto" w:fill="D0CECE" w:themeFill="background2" w:themeFillShade="E6"/>
+            <w:vAlign w:val="center"/>
+          </w:tcPr>
+          <w:p>
+            <w:pPr>
+              <w:jc w:val="center"/>
+              <w:rPr>
+                <w:b/>
+                <w:bCs/>
+                <w:lang w:val="en-US"/>
+              </w:rPr>
+            </w:pPr>
+            <w:r>
+              <w:rPr>
+                <w:b/>
+                <w:bCs/>
+                <w:lang w:val="en-US"/>
+              </w:rPr>
+              <w:t>Name</w:t>
+            </w:r>
+          </w:p>
+        </w:tc>
+        <w:tc>
+          <w:tcPr>
+            <w:tcW w:w="2254" w:type="dxa"/>
+            <w:shd w:val="clear" w:color="auto" w:fill="D0CECE" w:themeFill="background2" w:themeFillShade="E6"/>
+            <w:vAlign w:val="center"/>
+          </w:tcPr>
+          <w:p>
+            <w:pPr>
+              <w:jc w:val="center"/>
+              <w:rPr>
+                <w:b/>
+                <w:bCs/>
+                <w:lang w:val="en-US"/>
+              </w:rPr>
+            </w:pPr>
+            <w:r>
+              <w:rPr>
+                <w:b/>
+                <w:bCs/>
+                <w:lang w:val="en-US"/>
+              </w:rPr>
+              <w:t>Type</w:t>
+            </w:r>
+          </w:p>
+        </w:tc>
+        <w:tc>
+          <w:tcPr>
+            <w:tcW w:w="2254" w:type="dxa"/>
+            <w:shd w:val="clear" w:color="auto" w:fill="D0CECE" w:themeFill="background2" w:themeFillShade="E6"/>
+            <w:vAlign w:val="center"/>
+          </w:tcPr>
+          <w:p>
+            <w:pPr>
+              <w:jc w:val="center"/>
+              <w:rPr>
+                <w:b/>
+                <w:bCs/>
+                <w:lang w:val="en-US"/>
+              </w:rPr>
+            </w:pPr>
+            <w:r>
+              <w:rPr>
+                <w:b/>
+                <w:bCs/>
+                <w:lang w:val="en-US"/>
+              </w:rPr>
+              <w:t>Sample</w:t>
+            </w:r>
+          </w:p>
+        </w:tc>
+      </w:tr>
+      <w:tr>
+        <w:tc>
+          <w:tcPr>
+            <w:tcW w:w="2254" w:type="dxa"/>
+            <w:vAlign w:val="center"/>
+          </w:tcPr>
+          <w:p>
+            <w:pPr>
+              <w:jc w:val="center"/>
+              <w:rPr>
+                <w:lang w:val="en-US"/>
+              </w:rPr>
+            </w:pPr>
+            <w:r>
+              <w:rPr>
+                <w:lang w:val="en-US"/>
+              </w:rPr>
+              <w:t>1</w:t>
+            </w:r>
+          </w:p>
+        </w:tc>
+        <w:tc>
+          <w:tcPr>
+            <w:tcW w:w="2254" w:type="dxa"/>
+            <w:vAlign w:val="center"/>
+          </w:tcPr>
+          <w:p>
+            <w:pPr>
+              <w:jc w:val="center"/>
+              <w:rPr>
+                <w:lang w:val="en-US"/>
+              </w:rPr>
+            </w:pPr>
+            <w:proofErr w:type="spellStart"/>
+            <w:r>
+              <w:rPr>
+                <w:lang w:val="en-US"/>
+              </w:rPr>
+              <w:t>sessionI</w:t>
+            </w:r>
+            <w:r>
+              <w:rPr>
+                <w:lang w:val="en-US"/>
+              </w:rPr>
+              <w:t>D</w:t>
+            </w:r>
+            <w:proofErr w:type="spellEnd"/>
+          </w:p>
+        </w:tc>
+        <w:tc>
+          <w:tcPr>
+            <w:tcW w:w="2254" w:type="dxa"/>
+            <w:vAlign w:val="center"/>
+          </w:tcPr>
+          <w:p>
+            <w:pPr>
+              <w:jc w:val="center"/>
+              <w:rPr>
+                <w:lang w:val="en-US"/>
+              </w:rPr>
+            </w:pPr>
+            <w:r>
+              <w:rPr>
+                <w:lang w:val="en-US"/>
+              </w:rPr>
+              <w:t>PK</w:t>
+            </w:r>
+          </w:p>
+        </w:tc>
+        <w:tc>
+          <w:tcPr>
+            <w:tcW w:w="2254" w:type="dxa"/>
+            <w:vAlign w:val="center"/>
+          </w:tcPr>
+          <w:p>
+            <w:pPr>
+              <w:jc w:val="center"/>
+              <w:rPr>
+                <w:lang w:val="en-US"/>
+              </w:rPr>
+            </w:pPr>
+            <w:r>
+              <w:rPr>
+                <w:lang w:val="en-US"/>
+              </w:rPr>
+              <w:t>1</w:t>
+            </w:r>
+          </w:p>
+        </w:tc>
+      </w:tr>
+      <w:tr>
+        <w:tc>
+          <w:tcPr>
+            <w:tcW w:w="2254" w:type="dxa"/>
+            <w:vAlign w:val="center"/>
+          </w:tcPr>
+          <w:p>
+            <w:pPr>
+              <w:jc w:val="center"/>
+              <w:rPr>
+                <w:lang w:val="en-US"/>
+              </w:rPr>
+            </w:pPr>
+            <w:r>
+              <w:rPr>
+                <w:lang w:val="en-US"/>
+              </w:rPr>
+              <w:t>2</w:t>
+            </w:r>
+          </w:p>
+        </w:tc>
+        <w:tc>
+          <w:tcPr>
+            <w:tcW w:w="2254" w:type="dxa"/>
+            <w:vAlign w:val="center"/>
+          </w:tcPr>
+          <w:p>
+            <w:pPr>
+              <w:jc w:val="center"/>
+              <w:rPr>
+                <w:lang w:val="en-US"/>
+              </w:rPr>
+            </w:pPr>
+            <w:proofErr w:type="spellStart"/>
+            <w:r>
+              <w:rPr>
+                <w:lang w:val="en-US"/>
+              </w:rPr>
+              <w:t>sessionDate</w:t>
+            </w:r>
+            <w:proofErr w:type="spellEnd"/>
+          </w:p>
+        </w:tc>
+        <w:tc>
+          <w:tcPr>
+            <w:tcW w:w="2254" w:type="dxa"/>
+            <w:vAlign w:val="center"/>
+          </w:tcPr>
+          <w:p>
+            <w:pPr>
+              <w:jc w:val="center"/>
+              <w:rPr>
+                <w:lang w:val="en-US"/>
+              </w:rPr>
+            </w:pPr>
+            <w:r>
+              <w:rPr>
+                <w:lang w:val="en-US"/>
+              </w:rPr>
+              <w:t>datetime</w:t>
+            </w:r>
+          </w:p>
+        </w:tc>
+        <w:tc>
+          <w:tcPr>
+            <w:tcW w:w="2254" w:type="dxa"/>
+            <w:vAlign w:val="center"/>
+          </w:tcPr>
+          <w:p>
+            <w:pPr>
+              <w:jc w:val="center"/>
+              <w:rPr>
+                <w:lang w:val="en-US"/>
+              </w:rPr>
+            </w:pPr>
+            <w:r>
+              <w:rPr>
+                <w:lang w:val="en-US"/>
+              </w:rPr>
+              <w:t>2025-11-25</w:t>
+            </w:r>
+          </w:p>
+        </w:tc>
+      </w:tr>
+      <w:tr>
+        <w:tc>
+          <w:tcPr>
+            <w:tcW w:w="2254" w:type="dxa"/>
+            <w:vAlign w:val="center"/>
+          </w:tcPr>
+          <w:p>
+            <w:pPr>
+              <w:jc w:val="center"/>
+              <w:rPr>
+                <w:lang w:val="en-US"/>
+              </w:rPr>
+            </w:pPr>
+            <w:r>
+              <w:rPr>
+                <w:lang w:val="en-US"/>
+              </w:rPr>
+              <w:t>3</w:t>
+            </w:r>
+          </w:p>
+        </w:tc>
+        <w:tc>
+          <w:tcPr>
+            <w:tcW w:w="2254" w:type="dxa"/>
+            <w:vAlign w:val="center"/>
+          </w:tcPr>
+          <w:p>
+            <w:pPr>
+              <w:jc w:val="center"/>
+              <w:rPr>
+                <w:lang w:val="en-US"/>
+              </w:rPr>
+            </w:pPr>
+            <w:r>
+              <w:rPr>
+                <w:lang w:val="en-US"/>
+              </w:rPr>
+              <w:t>venue</w:t>
+            </w:r>
+          </w:p>
+        </w:tc>
+        <w:tc>
+          <w:tcPr>
+            <w:tcW w:w="2254" w:type="dxa"/>
+            <w:vAlign w:val="center"/>
+          </w:tcPr>
+          <w:p>
+            <w:pPr>
+              <w:jc w:val="center"/>
+              <w:rPr>
+                <w:lang w:val="en-US"/>
+              </w:rPr>
+            </w:pPr>
+            <w:r>
+              <w:rPr>
+                <w:lang w:val="en-US"/>
+              </w:rPr>
+              <w:t>varchar</w:t>
+            </w:r>
+            <w:r>
+              <w:rPr>
+                <w:lang w:val="en-US"/>
+              </w:rPr>
+              <w:t>(64)</w:t>
+            </w:r>
+          </w:p>
+        </w:tc>
+        <w:tc>
+          <w:tcPr>
+            <w:tcW w:w="2254" w:type="dxa"/>
+            <w:vAlign w:val="center"/>
+          </w:tcPr>
+          <w:p>
+            <w:pPr>
+              <w:jc w:val="center"/>
+              <w:rPr>
+                <w:lang w:val="en-US"/>
+              </w:rPr>
+            </w:pPr>
+            <w:r>
+              <w:rPr>
+                <w:lang w:val="en-US"/>
+              </w:rPr>
+              <w:t>Gymnasium</w:t>
+            </w:r>
+          </w:p>
+        </w:tc>
+      </w:tr>
+      <w:tr>
+        <w:tc>
+          <w:tcPr>
+            <w:tcW w:w="2254" w:type="dxa"/>
+            <w:vAlign w:val="center"/>
+          </w:tcPr>
+          <w:p>
+            <w:pPr>
+              <w:jc w:val="center"/>
+              <w:rPr>
+                <w:lang w:val="en-US"/>
+              </w:rPr>
+            </w:pPr>
+            <w:r>
+              <w:rPr>
+                <w:lang w:val="en-US"/>
+              </w:rPr>
+              <w:t>4</w:t>
+            </w:r>
+          </w:p>
+        </w:tc>
+        <w:tc>
+          <w:tcPr>
+            <w:tcW w:w="2254" w:type="dxa"/>
+            <w:vAlign w:val="center"/>
+          </w:tcPr>
+          <w:p>
+            <w:pPr>
+              <w:jc w:val="center"/>
+              <w:rPr>
+                <w:lang w:val="en-US"/>
+              </w:rPr>
+            </w:pPr>
+            <w:proofErr w:type="spellStart"/>
+            <w:r>
+              <w:rPr>
+                <w:lang w:val="en-US"/>
+              </w:rPr>
+              <w:t>focusArea</w:t>
+            </w:r>
+            <w:proofErr w:type="spellEnd"/>
+          </w:p>
+        </w:tc>
+        <w:tc>
+          <w:tcPr>
+            <w:tcW w:w="2254" w:type="dxa"/>
+            <w:vAlign w:val="center"/>
+          </w:tcPr>
+          <w:p>
+            <w:pPr>
+              <w:jc w:val="center"/>
+              <w:rPr>
+                <w:lang w:val="en-US"/>
+              </w:rPr>
+            </w:pPr>
+            <w:r>
+              <w:rPr>
+                <w:lang w:val="en-US"/>
+              </w:rPr>
+              <w:t>varchar(100)</w:t>
+            </w:r>
+          </w:p>
+        </w:tc>
+        <w:tc>
+          <w:tcPr>
+            <w:tcW w:w="2254" w:type="dxa"/>
+            <w:vAlign w:val="center"/>
+          </w:tcPr>
+          <w:p>
+            <w:pPr>
+              <w:jc w:val="center"/>
+              <w:rPr>
+                <w:lang w:val="en-US"/>
+              </w:rPr>
+            </w:pPr>
+            <w:r>
+              <w:rPr>
+                <w:lang w:val="en-US"/>
+              </w:rPr>
+              <w:t>Cardio</w:t>
+            </w:r>
+          </w:p>
+        </w:tc>
+      </w:tr>
+    </w:tbl>
+    <w:p>
+      <w:pPr>
+        <w:rPr>
+          <w:lang w:val="en-US"/>
+        </w:rPr>
+      </w:pPr>
     </w:p>
     <w:p>
       <w:pPr>
@@ -3373,13 +4032,534 @@
       </w:pPr>
       <w:r>
         <w:rPr>
+          <w:lang w:val="en-US"/>
+        </w:rPr>
+        <w:t xml:space="preserve">Table </w:t>
+      </w:r>
+      <w:r>
+        <w:rPr>
+          <w:lang w:val="en-US"/>
+        </w:rPr>
+        <w:t>6</w:t>
+      </w:r>
+      <w:r>
+        <w:rPr>
+          <w:lang w:val="en-US"/>
+        </w:rPr>
+        <w:t>:</w:t>
+      </w:r>
+      <w:r>
+        <w:rPr>
+          <w:lang w:val="en-US"/>
+        </w:rPr>
+        <w:t xml:space="preserve"> Attendance</w:t>
+      </w:r>
+    </w:p>
+    <w:tbl>
+      <w:tblPr>
+        <w:tblStyle w:val="TableGrid"/>
+        <w:tblW w:w="0" w:type="auto"/>
+        <w:tblLook w:val="04A0" w:firstRow="1" w:lastRow="0" w:firstColumn="1" w:lastColumn="0" w:noHBand="0" w:noVBand="1"/>
+      </w:tblPr>
+      <w:tblGrid>
+        <w:gridCol w:w="2254"/>
+        <w:gridCol w:w="2254"/>
+        <w:gridCol w:w="2254"/>
+        <w:gridCol w:w="2254"/>
+      </w:tblGrid>
+      <w:tr>
+        <w:tc>
+          <w:tcPr>
+            <w:tcW w:w="2254" w:type="dxa"/>
+            <w:shd w:val="clear" w:color="auto" w:fill="D0CECE" w:themeFill="background2" w:themeFillShade="E6"/>
+            <w:vAlign w:val="center"/>
+          </w:tcPr>
+          <w:p>
+            <w:pPr>
+              <w:jc w:val="center"/>
+              <w:rPr>
+                <w:b/>
+                <w:bCs/>
+                <w:lang w:val="en-US"/>
+              </w:rPr>
+            </w:pPr>
+            <w:r>
+              <w:rPr>
+                <w:b/>
+                <w:bCs/>
+                <w:lang w:val="en-US"/>
+              </w:rPr>
+              <w:t>Key</w:t>
+            </w:r>
+          </w:p>
+        </w:tc>
+        <w:tc>
+          <w:tcPr>
+            <w:tcW w:w="2254" w:type="dxa"/>
+            <w:shd w:val="clear" w:color="auto" w:fill="D0CECE" w:themeFill="background2" w:themeFillShade="E6"/>
+            <w:vAlign w:val="center"/>
+          </w:tcPr>
+          <w:p>
+            <w:pPr>
+              <w:jc w:val="center"/>
+              <w:rPr>
+                <w:b/>
+                <w:bCs/>
+                <w:lang w:val="en-US"/>
+              </w:rPr>
+            </w:pPr>
+            <w:r>
+              <w:rPr>
+                <w:b/>
+                <w:bCs/>
+                <w:lang w:val="en-US"/>
+              </w:rPr>
+              <w:t>Name</w:t>
+            </w:r>
+          </w:p>
+        </w:tc>
+        <w:tc>
+          <w:tcPr>
+            <w:tcW w:w="2254" w:type="dxa"/>
+            <w:shd w:val="clear" w:color="auto" w:fill="D0CECE" w:themeFill="background2" w:themeFillShade="E6"/>
+            <w:vAlign w:val="center"/>
+          </w:tcPr>
+          <w:p>
+            <w:pPr>
+              <w:jc w:val="center"/>
+              <w:rPr>
+                <w:b/>
+                <w:bCs/>
+                <w:lang w:val="en-US"/>
+              </w:rPr>
+            </w:pPr>
+            <w:r>
+              <w:rPr>
+                <w:b/>
+                <w:bCs/>
+                <w:lang w:val="en-US"/>
+              </w:rPr>
+              <w:t>Type</w:t>
+            </w:r>
+          </w:p>
+        </w:tc>
+        <w:tc>
+          <w:tcPr>
+            <w:tcW w:w="2254" w:type="dxa"/>
+            <w:shd w:val="clear" w:color="auto" w:fill="D0CECE" w:themeFill="background2" w:themeFillShade="E6"/>
+            <w:vAlign w:val="center"/>
+          </w:tcPr>
+          <w:p>
+            <w:pPr>
+              <w:jc w:val="center"/>
+              <w:rPr>
+                <w:b/>
+                <w:bCs/>
+                <w:lang w:val="en-US"/>
+              </w:rPr>
+            </w:pPr>
+            <w:r>
+              <w:rPr>
+                <w:b/>
+                <w:bCs/>
+                <w:lang w:val="en-US"/>
+              </w:rPr>
+              <w:t>Sample</w:t>
+            </w:r>
+          </w:p>
+        </w:tc>
+      </w:tr>
+      <w:tr>
+        <w:tc>
+          <w:tcPr>
+            <w:tcW w:w="2254" w:type="dxa"/>
+            <w:vAlign w:val="center"/>
+          </w:tcPr>
+          <w:p>
+            <w:pPr>
+              <w:jc w:val="center"/>
+              <w:rPr>
+                <w:lang w:val="en-US"/>
+              </w:rPr>
+            </w:pPr>
+            <w:r>
+              <w:rPr>
+                <w:lang w:val="en-US"/>
+              </w:rPr>
+              <w:t>1</w:t>
+            </w:r>
+          </w:p>
+        </w:tc>
+        <w:tc>
+          <w:tcPr>
+            <w:tcW w:w="2254" w:type="dxa"/>
+            <w:vAlign w:val="center"/>
+          </w:tcPr>
+          <w:p>
+            <w:pPr>
+              <w:jc w:val="center"/>
+              <w:rPr>
+                <w:lang w:val="en-US"/>
+              </w:rPr>
+            </w:pPr>
+            <w:proofErr w:type="spellStart"/>
+            <w:r>
+              <w:rPr>
+                <w:lang w:val="en-US"/>
+              </w:rPr>
+              <w:t>attendance</w:t>
+            </w:r>
+            <w:r>
+              <w:rPr>
+                <w:lang w:val="en-US"/>
+              </w:rPr>
+              <w:t>ID</w:t>
+            </w:r>
+            <w:proofErr w:type="spellEnd"/>
+          </w:p>
+        </w:tc>
+        <w:tc>
+          <w:tcPr>
+            <w:tcW w:w="2254" w:type="dxa"/>
+            <w:vAlign w:val="center"/>
+          </w:tcPr>
+          <w:p>
+            <w:pPr>
+              <w:jc w:val="center"/>
+              <w:rPr>
+                <w:lang w:val="en-US"/>
+              </w:rPr>
+            </w:pPr>
+            <w:r>
+              <w:rPr>
+                <w:lang w:val="en-US"/>
+              </w:rPr>
+              <w:t>PK</w:t>
+            </w:r>
+          </w:p>
+        </w:tc>
+        <w:tc>
+          <w:tcPr>
+            <w:tcW w:w="2254" w:type="dxa"/>
+            <w:vAlign w:val="center"/>
+          </w:tcPr>
+          <w:p>
+            <w:pPr>
+              <w:jc w:val="center"/>
+              <w:rPr>
+                <w:lang w:val="en-US"/>
+              </w:rPr>
+            </w:pPr>
+            <w:r>
+              <w:rPr>
+                <w:lang w:val="en-US"/>
+              </w:rPr>
+              <w:t>1</w:t>
+            </w:r>
+          </w:p>
+        </w:tc>
+      </w:tr>
+      <w:tr>
+        <w:tc>
+          <w:tcPr>
+            <w:tcW w:w="2254" w:type="dxa"/>
+            <w:vAlign w:val="center"/>
+          </w:tcPr>
+          <w:p>
+            <w:pPr>
+              <w:jc w:val="center"/>
+              <w:rPr>
+                <w:lang w:val="en-US"/>
+              </w:rPr>
+            </w:pPr>
+            <w:r>
+              <w:rPr>
+                <w:lang w:val="en-US"/>
+              </w:rPr>
+              <w:t>2</w:t>
+            </w:r>
+          </w:p>
+        </w:tc>
+        <w:tc>
+          <w:tcPr>
+            <w:tcW w:w="2254" w:type="dxa"/>
+            <w:vAlign w:val="center"/>
+          </w:tcPr>
+          <w:p>
+            <w:pPr>
+              <w:jc w:val="center"/>
+              <w:rPr>
+                <w:lang w:val="en-US"/>
+              </w:rPr>
+            </w:pPr>
+            <w:proofErr w:type="spellStart"/>
+            <w:r>
+              <w:rPr>
+                <w:lang w:val="en-US"/>
+              </w:rPr>
+              <w:t>session</w:t>
+            </w:r>
+            <w:r>
+              <w:rPr>
+                <w:lang w:val="en-US"/>
+              </w:rPr>
+              <w:t>ID</w:t>
+            </w:r>
+            <w:proofErr w:type="spellEnd"/>
+          </w:p>
+        </w:tc>
+        <w:tc>
+          <w:tcPr>
+            <w:tcW w:w="2254" w:type="dxa"/>
+            <w:vAlign w:val="center"/>
+          </w:tcPr>
+          <w:p>
+            <w:pPr>
+              <w:jc w:val="center"/>
+              <w:rPr>
+                <w:lang w:val="en-US"/>
+              </w:rPr>
+            </w:pPr>
+            <w:r>
+              <w:rPr>
+                <w:lang w:val="en-US"/>
+              </w:rPr>
+              <w:t>FK</w:t>
+            </w:r>
+          </w:p>
+        </w:tc>
+        <w:tc>
+          <w:tcPr>
+            <w:tcW w:w="2254" w:type="dxa"/>
+            <w:vAlign w:val="center"/>
+          </w:tcPr>
+          <w:p>
+            <w:pPr>
+              <w:jc w:val="center"/>
+              <w:rPr>
+                <w:lang w:val="en-US"/>
+              </w:rPr>
+            </w:pPr>
+            <w:r>
+              <w:rPr>
+                <w:lang w:val="en-US"/>
+              </w:rPr>
+              <w:t>1</w:t>
+            </w:r>
+          </w:p>
+        </w:tc>
+      </w:tr>
+      <w:tr>
+        <w:tc>
+          <w:tcPr>
+            <w:tcW w:w="2254" w:type="dxa"/>
+            <w:vAlign w:val="center"/>
+          </w:tcPr>
+          <w:p>
+            <w:pPr>
+              <w:jc w:val="center"/>
+              <w:rPr>
+                <w:lang w:val="en-US"/>
+              </w:rPr>
+            </w:pPr>
+            <w:r>
+              <w:rPr>
+                <w:lang w:val="en-US"/>
+              </w:rPr>
+              <w:t>3</w:t>
+            </w:r>
+          </w:p>
+        </w:tc>
+        <w:tc>
+          <w:tcPr>
+            <w:tcW w:w="2254" w:type="dxa"/>
+            <w:vAlign w:val="center"/>
+          </w:tcPr>
+          <w:p>
+            <w:pPr>
+              <w:jc w:val="center"/>
+              <w:rPr>
+                <w:lang w:val="en-US"/>
+              </w:rPr>
+            </w:pPr>
+            <w:proofErr w:type="spellStart"/>
+            <w:r>
+              <w:rPr>
+                <w:lang w:val="en-US"/>
+              </w:rPr>
+              <w:t>playerID</w:t>
+            </w:r>
+            <w:proofErr w:type="spellEnd"/>
+          </w:p>
+        </w:tc>
+        <w:tc>
+          <w:tcPr>
+            <w:tcW w:w="2254" w:type="dxa"/>
+            <w:vAlign w:val="center"/>
+          </w:tcPr>
+          <w:p>
+            <w:pPr>
+              <w:jc w:val="center"/>
+              <w:rPr>
+                <w:lang w:val="en-US"/>
+              </w:rPr>
+            </w:pPr>
+            <w:r>
+              <w:rPr>
+                <w:lang w:val="en-US"/>
+              </w:rPr>
+              <w:t>FK</w:t>
+            </w:r>
+          </w:p>
+        </w:tc>
+        <w:tc>
+          <w:tcPr>
+            <w:tcW w:w="2254" w:type="dxa"/>
+            <w:vAlign w:val="center"/>
+          </w:tcPr>
+          <w:p>
+            <w:pPr>
+              <w:jc w:val="center"/>
+              <w:rPr>
+                <w:lang w:val="en-US"/>
+              </w:rPr>
+            </w:pPr>
+            <w:r>
+              <w:rPr>
+                <w:lang w:val="en-US"/>
+              </w:rPr>
+              <w:t>1</w:t>
+            </w:r>
+          </w:p>
+        </w:tc>
+      </w:tr>
+      <w:tr>
+        <w:tc>
+          <w:tcPr>
+            <w:tcW w:w="2254" w:type="dxa"/>
+            <w:vAlign w:val="center"/>
+          </w:tcPr>
+          <w:p>
+            <w:pPr>
+              <w:jc w:val="center"/>
+              <w:rPr>
+                <w:lang w:val="en-US"/>
+              </w:rPr>
+            </w:pPr>
+            <w:r>
+              <w:rPr>
+                <w:lang w:val="en-US"/>
+              </w:rPr>
+              <w:t>4</w:t>
+            </w:r>
+          </w:p>
+        </w:tc>
+        <w:tc>
+          <w:tcPr>
+            <w:tcW w:w="2254" w:type="dxa"/>
+            <w:vAlign w:val="center"/>
+          </w:tcPr>
+          <w:p>
+            <w:pPr>
+              <w:jc w:val="center"/>
+              <w:rPr>
+                <w:lang w:val="en-US"/>
+              </w:rPr>
+            </w:pPr>
+            <w:r>
+              <w:rPr>
+                <w:lang w:val="en-US"/>
+              </w:rPr>
+              <w:t>status</w:t>
+            </w:r>
+          </w:p>
+        </w:tc>
+        <w:tc>
+          <w:tcPr>
+            <w:tcW w:w="2254" w:type="dxa"/>
+            <w:vAlign w:val="center"/>
+          </w:tcPr>
+          <w:p>
+            <w:pPr>
+              <w:jc w:val="center"/>
+              <w:rPr>
+                <w:lang w:val="en-US"/>
+              </w:rPr>
+            </w:pPr>
+            <w:r>
+              <w:rPr>
+                <w:lang w:val="en-US"/>
+              </w:rPr>
+              <w:t>varchar(20)</w:t>
+            </w:r>
+          </w:p>
+        </w:tc>
+        <w:tc>
+          <w:tcPr>
+            <w:tcW w:w="2254" w:type="dxa"/>
+            <w:vAlign w:val="center"/>
+          </w:tcPr>
+          <w:p>
+            <w:pPr>
+              <w:jc w:val="center"/>
+              <w:rPr>
+                <w:lang w:val="en-US"/>
+              </w:rPr>
+            </w:pPr>
+            <w:r>
+              <w:rPr>
+                <w:lang w:val="en-US"/>
+              </w:rPr>
+              <w:t>Present</w:t>
+            </w:r>
+          </w:p>
+        </w:tc>
+      </w:tr>
+    </w:tbl>
+    <w:p>
+      <w:pPr>
+        <w:rPr>
+          <w:lang w:val="en-US"/>
+        </w:rPr>
+      </w:pPr>
+    </w:p>
+    <w:p>
+      <w:pPr>
+        <w:rPr>
+          <w:lang w:val="en-US"/>
+        </w:rPr>
+      </w:pPr>
+      <w:r>
+        <w:rPr>
+          <w:lang w:val="en-US"/>
+        </w:rPr>
+        <w:br w:type="page"/>
+      </w:r>
+    </w:p>
+    <w:p>
+      <w:pPr>
+        <w:jc w:val="center"/>
+        <w:rPr>
+          <w:lang w:val="en-US"/>
+        </w:rPr>
+      </w:pPr>
+    </w:p>
+    <w:p>
+      <w:pPr>
+        <w:jc w:val="center"/>
+        <w:rPr>
+          <w:lang w:val="en-US"/>
+        </w:rPr>
+      </w:pPr>
+      <w:r>
+        <w:rPr>
           <w:noProof/>
           <w:lang w:val="en-US"/>
         </w:rPr>
         <w:drawing>
-          <wp:inline distT="0" distB="0" distL="0" distR="0" wp14:anchorId="3E39C041" wp14:editId="683B3968">
-            <wp:extent cx="5201376" cy="3312168"/>
-            <wp:effectExtent l="19050" t="19050" r="18415" b="21590"/>
+          <wp:inline distT="0" distB="0" distL="0" distR="0" wp14:anchorId="3E39C041" wp14:editId="4F46DAB3">
+            <wp:extent cx="4792072" cy="3312168"/>
+            <wp:effectExtent l="19050" t="19050" r="27940" b="21590"/>
             <wp:docPr id="2117759488" name="Picture 2"/>
             <wp:cNvGraphicFramePr>
               <a:graphicFrameLocks xmlns:a="http://schemas.openxmlformats.org/drawingml/2006/main" noChangeAspect="1"/>
@@ -3406,7 +4586,7 @@
                   <pic:spPr>
                     <a:xfrm>
                       <a:off x="0" y="0"/>
-                      <a:ext cx="5201376" cy="3312168"/>
+                      <a:ext cx="4792072" cy="3312168"/>
                     </a:xfrm>
                     <a:prstGeom prst="rect">
                       <a:avLst/>
@@ -3469,7 +4649,19 @@
         <w:rPr>
           <w:lang w:val="en-US"/>
         </w:rPr>
-        <w:t>Table 5: Sample for Player Table</w:t>
+        <w:t xml:space="preserve">Table </w:t>
+      </w:r>
+      <w:r>
+        <w:rPr>
+          <w:lang w:val="en-US"/>
+        </w:rPr>
+        <w:t>7</w:t>
+      </w:r>
+      <w:r>
+        <w:rPr>
+          <w:lang w:val="en-US"/>
+        </w:rPr>
+        <w:t>: Sample for Player Table</w:t>
       </w:r>
     </w:p>
     <w:tbl>
@@ -3485,10 +4677,12 @@
         <w:tblLook w:val="04A0" w:firstRow="1" w:lastRow="0" w:firstColumn="1" w:lastColumn="0" w:noHBand="0" w:noVBand="1"/>
       </w:tblPr>
       <w:tblGrid>
-        <w:gridCol w:w="2788"/>
-        <w:gridCol w:w="3096"/>
-        <w:gridCol w:w="699"/>
-        <w:gridCol w:w="2427"/>
+        <w:gridCol w:w="1814"/>
+        <w:gridCol w:w="2016"/>
+        <w:gridCol w:w="456"/>
+        <w:gridCol w:w="1577"/>
+        <w:gridCol w:w="1575"/>
+        <w:gridCol w:w="1575"/>
       </w:tblGrid>
       <w:tr>
         <w:trPr>
@@ -3498,7 +4692,7 @@
         </w:trPr>
         <w:tc>
           <w:tcPr>
-            <w:tcW w:w="1547" w:type="pct"/>
+            <w:tcW w:w="1006" w:type="pct"/>
             <w:tcBorders>
               <w:top w:val="single" w:sz="6" w:space="0" w:color="auto"/>
               <w:left w:val="single" w:sz="6" w:space="0" w:color="auto"/>
@@ -3533,7 +4727,7 @@
         </w:tc>
         <w:tc>
           <w:tcPr>
-            <w:tcW w:w="1718" w:type="pct"/>
+            <w:tcW w:w="1118" w:type="pct"/>
             <w:tcBorders>
               <w:top w:val="single" w:sz="6" w:space="0" w:color="auto"/>
               <w:left w:val="single" w:sz="6" w:space="0" w:color="auto"/>
@@ -3561,7 +4755,7 @@
         </w:tc>
         <w:tc>
           <w:tcPr>
-            <w:tcW w:w="388" w:type="pct"/>
+            <w:tcW w:w="253" w:type="pct"/>
             <w:tcBorders>
               <w:top w:val="single" w:sz="6" w:space="0" w:color="auto"/>
               <w:left w:val="single" w:sz="6" w:space="0" w:color="auto"/>
@@ -3587,12 +4781,12 @@
         </w:tc>
         <w:tc>
           <w:tcPr>
-            <w:tcW w:w="1347" w:type="pct"/>
+            <w:tcW w:w="875" w:type="pct"/>
             <w:tcBorders>
               <w:top w:val="single" w:sz="6" w:space="0" w:color="auto"/>
               <w:left w:val="single" w:sz="6" w:space="0" w:color="auto"/>
               <w:bottom w:val="single" w:sz="6" w:space="0" w:color="auto"/>
-              <w:right w:val="single" w:sz="6" w:space="0" w:color="auto"/>
+              <w:right w:val="single" w:sz="4" w:space="0" w:color="auto"/>
             </w:tcBorders>
             <w:shd w:val="clear" w:color="auto" w:fill="D0CECE" w:themeFill="background2" w:themeFillShade="E6"/>
             <w:vAlign w:val="center"/>
@@ -3609,6 +4803,64 @@
               </w:rPr>
               <w:t>phone</w:t>
             </w:r>
+          </w:p>
+        </w:tc>
+        <w:tc>
+          <w:tcPr>
+            <w:tcW w:w="874" w:type="pct"/>
+            <w:tcBorders>
+              <w:top w:val="single" w:sz="4" w:space="0" w:color="auto"/>
+              <w:left w:val="single" w:sz="4" w:space="0" w:color="auto"/>
+              <w:bottom w:val="single" w:sz="4" w:space="0" w:color="auto"/>
+              <w:right w:val="single" w:sz="4" w:space="0" w:color="auto"/>
+            </w:tcBorders>
+            <w:shd w:val="clear" w:color="auto" w:fill="D0CECE" w:themeFill="background2" w:themeFillShade="E6"/>
+          </w:tcPr>
+          <w:p>
+            <w:pPr>
+              <w:jc w:val="center"/>
+              <w:rPr>
+                <w:b/>
+                <w:bCs/>
+              </w:rPr>
+            </w:pPr>
+            <w:r>
+              <w:rPr>
+                <w:b/>
+                <w:bCs/>
+              </w:rPr>
+              <w:t>position</w:t>
+            </w:r>
+          </w:p>
+        </w:tc>
+        <w:tc>
+          <w:tcPr>
+            <w:tcW w:w="874" w:type="pct"/>
+            <w:tcBorders>
+              <w:top w:val="single" w:sz="4" w:space="0" w:color="auto"/>
+              <w:left w:val="single" w:sz="4" w:space="0" w:color="auto"/>
+              <w:bottom w:val="single" w:sz="4" w:space="0" w:color="auto"/>
+              <w:right w:val="single" w:sz="4" w:space="0" w:color="auto"/>
+            </w:tcBorders>
+            <w:shd w:val="clear" w:color="auto" w:fill="D0CECE" w:themeFill="background2" w:themeFillShade="E6"/>
+          </w:tcPr>
+          <w:p>
+            <w:pPr>
+              <w:jc w:val="center"/>
+              <w:rPr>
+                <w:b/>
+                <w:bCs/>
+              </w:rPr>
+            </w:pPr>
+            <w:proofErr w:type="spellStart"/>
+            <w:r>
+              <w:rPr>
+                <w:b/>
+                <w:bCs/>
+              </w:rPr>
+              <w:t>currentStatus</w:t>
+            </w:r>
+            <w:proofErr w:type="spellEnd"/>
           </w:p>
         </w:tc>
       </w:tr>
@@ -3619,7 +4871,7 @@
         </w:trPr>
         <w:tc>
           <w:tcPr>
-            <w:tcW w:w="1547" w:type="pct"/>
+            <w:tcW w:w="1006" w:type="pct"/>
             <w:tcBorders>
               <w:top w:val="single" w:sz="6" w:space="0" w:color="auto"/>
               <w:left w:val="single" w:sz="6" w:space="0" w:color="auto"/>
@@ -3637,7 +4889,7 @@
         </w:tc>
         <w:tc>
           <w:tcPr>
-            <w:tcW w:w="1718" w:type="pct"/>
+            <w:tcW w:w="1118" w:type="pct"/>
             <w:tcBorders>
               <w:top w:val="single" w:sz="6" w:space="0" w:color="auto"/>
               <w:left w:val="single" w:sz="6" w:space="0" w:color="auto"/>
@@ -3655,7 +4907,7 @@
         </w:tc>
         <w:tc>
           <w:tcPr>
-            <w:tcW w:w="388" w:type="pct"/>
+            <w:tcW w:w="253" w:type="pct"/>
             <w:tcBorders>
               <w:top w:val="single" w:sz="6" w:space="0" w:color="auto"/>
               <w:left w:val="single" w:sz="6" w:space="0" w:color="auto"/>
@@ -3673,12 +4925,12 @@
         </w:tc>
         <w:tc>
           <w:tcPr>
-            <w:tcW w:w="1347" w:type="pct"/>
+            <w:tcW w:w="875" w:type="pct"/>
             <w:tcBorders>
               <w:top w:val="single" w:sz="6" w:space="0" w:color="auto"/>
               <w:left w:val="single" w:sz="6" w:space="0" w:color="auto"/>
               <w:bottom w:val="single" w:sz="6" w:space="0" w:color="auto"/>
-              <w:right w:val="single" w:sz="6" w:space="0" w:color="auto"/>
+              <w:right w:val="single" w:sz="4" w:space="0" w:color="auto"/>
             </w:tcBorders>
             <w:vAlign w:val="center"/>
             <w:hideMark/>
@@ -3686,6 +4938,38 @@
           <w:p>
             <w:r>
               <w:t>012-3456789</w:t>
+            </w:r>
+          </w:p>
+        </w:tc>
+        <w:tc>
+          <w:tcPr>
+            <w:tcW w:w="874" w:type="pct"/>
+            <w:tcBorders>
+              <w:top w:val="single" w:sz="4" w:space="0" w:color="auto"/>
+              <w:left w:val="single" w:sz="4" w:space="0" w:color="auto"/>
+              <w:bottom w:val="single" w:sz="4" w:space="0" w:color="auto"/>
+              <w:right w:val="single" w:sz="4" w:space="0" w:color="auto"/>
+            </w:tcBorders>
+          </w:tcPr>
+          <w:p>
+            <w:r>
+              <w:t>Striker</w:t>
+            </w:r>
+          </w:p>
+        </w:tc>
+        <w:tc>
+          <w:tcPr>
+            <w:tcW w:w="874" w:type="pct"/>
+            <w:tcBorders>
+              <w:top w:val="single" w:sz="4" w:space="0" w:color="auto"/>
+              <w:left w:val="single" w:sz="4" w:space="0" w:color="auto"/>
+              <w:bottom w:val="single" w:sz="4" w:space="0" w:color="auto"/>
+              <w:right w:val="single" w:sz="4" w:space="0" w:color="auto"/>
+            </w:tcBorders>
+          </w:tcPr>
+          <w:p>
+            <w:r>
+              <w:t>Active</w:t>
             </w:r>
           </w:p>
         </w:tc>
@@ -3697,7 +4981,7 @@
         </w:trPr>
         <w:tc>
           <w:tcPr>
-            <w:tcW w:w="1547" w:type="pct"/>
+            <w:tcW w:w="1006" w:type="pct"/>
             <w:tcBorders>
               <w:top w:val="single" w:sz="6" w:space="0" w:color="auto"/>
               <w:left w:val="single" w:sz="6" w:space="0" w:color="auto"/>
@@ -3715,7 +4999,7 @@
         </w:tc>
         <w:tc>
           <w:tcPr>
-            <w:tcW w:w="1718" w:type="pct"/>
+            <w:tcW w:w="1118" w:type="pct"/>
             <w:tcBorders>
               <w:top w:val="single" w:sz="6" w:space="0" w:color="auto"/>
               <w:left w:val="single" w:sz="6" w:space="0" w:color="auto"/>
@@ -3733,7 +5017,7 @@
         </w:tc>
         <w:tc>
           <w:tcPr>
-            <w:tcW w:w="388" w:type="pct"/>
+            <w:tcW w:w="253" w:type="pct"/>
             <w:tcBorders>
               <w:top w:val="single" w:sz="6" w:space="0" w:color="auto"/>
               <w:left w:val="single" w:sz="6" w:space="0" w:color="auto"/>
@@ -3751,12 +5035,12 @@
         </w:tc>
         <w:tc>
           <w:tcPr>
-            <w:tcW w:w="1347" w:type="pct"/>
+            <w:tcW w:w="875" w:type="pct"/>
             <w:tcBorders>
               <w:top w:val="single" w:sz="6" w:space="0" w:color="auto"/>
               <w:left w:val="single" w:sz="6" w:space="0" w:color="auto"/>
               <w:bottom w:val="single" w:sz="6" w:space="0" w:color="auto"/>
-              <w:right w:val="single" w:sz="6" w:space="0" w:color="auto"/>
+              <w:right w:val="single" w:sz="4" w:space="0" w:color="auto"/>
             </w:tcBorders>
             <w:vAlign w:val="center"/>
             <w:hideMark/>
@@ -3764,6 +5048,38 @@
           <w:p>
             <w:r>
               <w:t>011-9876543</w:t>
+            </w:r>
+          </w:p>
+        </w:tc>
+        <w:tc>
+          <w:tcPr>
+            <w:tcW w:w="874" w:type="pct"/>
+            <w:tcBorders>
+              <w:top w:val="single" w:sz="4" w:space="0" w:color="auto"/>
+              <w:left w:val="single" w:sz="4" w:space="0" w:color="auto"/>
+              <w:bottom w:val="single" w:sz="4" w:space="0" w:color="auto"/>
+              <w:right w:val="single" w:sz="4" w:space="0" w:color="auto"/>
+            </w:tcBorders>
+          </w:tcPr>
+          <w:p>
+            <w:r>
+              <w:t>Goalkeeper</w:t>
+            </w:r>
+          </w:p>
+        </w:tc>
+        <w:tc>
+          <w:tcPr>
+            <w:tcW w:w="874" w:type="pct"/>
+            <w:tcBorders>
+              <w:top w:val="single" w:sz="4" w:space="0" w:color="auto"/>
+              <w:left w:val="single" w:sz="4" w:space="0" w:color="auto"/>
+              <w:bottom w:val="single" w:sz="4" w:space="0" w:color="auto"/>
+              <w:right w:val="single" w:sz="4" w:space="0" w:color="auto"/>
+            </w:tcBorders>
+          </w:tcPr>
+          <w:p>
+            <w:r>
+              <w:t>Active</w:t>
             </w:r>
           </w:p>
         </w:tc>
@@ -3775,7 +5091,7 @@
         </w:trPr>
         <w:tc>
           <w:tcPr>
-            <w:tcW w:w="1547" w:type="pct"/>
+            <w:tcW w:w="1006" w:type="pct"/>
             <w:tcBorders>
               <w:top w:val="single" w:sz="6" w:space="0" w:color="auto"/>
               <w:left w:val="single" w:sz="6" w:space="0" w:color="auto"/>
@@ -3793,7 +5109,7 @@
         </w:tc>
         <w:tc>
           <w:tcPr>
-            <w:tcW w:w="1718" w:type="pct"/>
+            <w:tcW w:w="1118" w:type="pct"/>
             <w:tcBorders>
               <w:top w:val="single" w:sz="6" w:space="0" w:color="auto"/>
               <w:left w:val="single" w:sz="6" w:space="0" w:color="auto"/>
@@ -3811,7 +5127,7 @@
         </w:tc>
         <w:tc>
           <w:tcPr>
-            <w:tcW w:w="388" w:type="pct"/>
+            <w:tcW w:w="253" w:type="pct"/>
             <w:tcBorders>
               <w:top w:val="single" w:sz="6" w:space="0" w:color="auto"/>
               <w:left w:val="single" w:sz="6" w:space="0" w:color="auto"/>
@@ -3829,12 +5145,12 @@
         </w:tc>
         <w:tc>
           <w:tcPr>
-            <w:tcW w:w="1347" w:type="pct"/>
+            <w:tcW w:w="875" w:type="pct"/>
             <w:tcBorders>
               <w:top w:val="single" w:sz="6" w:space="0" w:color="auto"/>
               <w:left w:val="single" w:sz="6" w:space="0" w:color="auto"/>
               <w:bottom w:val="single" w:sz="6" w:space="0" w:color="auto"/>
-              <w:right w:val="single" w:sz="6" w:space="0" w:color="auto"/>
+              <w:right w:val="single" w:sz="4" w:space="0" w:color="auto"/>
             </w:tcBorders>
             <w:vAlign w:val="center"/>
             <w:hideMark/>
@@ -3842,6 +5158,38 @@
           <w:p>
             <w:r>
               <w:t>016-5551234</w:t>
+            </w:r>
+          </w:p>
+        </w:tc>
+        <w:tc>
+          <w:tcPr>
+            <w:tcW w:w="874" w:type="pct"/>
+            <w:tcBorders>
+              <w:top w:val="single" w:sz="4" w:space="0" w:color="auto"/>
+              <w:left w:val="single" w:sz="4" w:space="0" w:color="auto"/>
+              <w:bottom w:val="single" w:sz="4" w:space="0" w:color="auto"/>
+              <w:right w:val="single" w:sz="4" w:space="0" w:color="auto"/>
+            </w:tcBorders>
+          </w:tcPr>
+          <w:p>
+            <w:r>
+              <w:t>Defender</w:t>
+            </w:r>
+          </w:p>
+        </w:tc>
+        <w:tc>
+          <w:tcPr>
+            <w:tcW w:w="874" w:type="pct"/>
+            <w:tcBorders>
+              <w:top w:val="single" w:sz="4" w:space="0" w:color="auto"/>
+              <w:left w:val="single" w:sz="4" w:space="0" w:color="auto"/>
+              <w:bottom w:val="single" w:sz="4" w:space="0" w:color="auto"/>
+              <w:right w:val="single" w:sz="4" w:space="0" w:color="auto"/>
+            </w:tcBorders>
+          </w:tcPr>
+          <w:p>
+            <w:r>
+              <w:t>Injured</w:t>
             </w:r>
           </w:p>
         </w:tc>
@@ -3853,7 +5201,7 @@
         </w:trPr>
         <w:tc>
           <w:tcPr>
-            <w:tcW w:w="1547" w:type="pct"/>
+            <w:tcW w:w="1006" w:type="pct"/>
             <w:tcBorders>
               <w:top w:val="single" w:sz="6" w:space="0" w:color="auto"/>
               <w:left w:val="single" w:sz="6" w:space="0" w:color="auto"/>
@@ -3871,7 +5219,7 @@
         </w:tc>
         <w:tc>
           <w:tcPr>
-            <w:tcW w:w="1718" w:type="pct"/>
+            <w:tcW w:w="1118" w:type="pct"/>
             <w:tcBorders>
               <w:top w:val="single" w:sz="6" w:space="0" w:color="auto"/>
               <w:left w:val="single" w:sz="6" w:space="0" w:color="auto"/>
@@ -3889,7 +5237,7 @@
         </w:tc>
         <w:tc>
           <w:tcPr>
-            <w:tcW w:w="388" w:type="pct"/>
+            <w:tcW w:w="253" w:type="pct"/>
             <w:tcBorders>
               <w:top w:val="single" w:sz="6" w:space="0" w:color="auto"/>
               <w:left w:val="single" w:sz="6" w:space="0" w:color="auto"/>
@@ -3907,12 +5255,12 @@
         </w:tc>
         <w:tc>
           <w:tcPr>
-            <w:tcW w:w="1347" w:type="pct"/>
+            <w:tcW w:w="875" w:type="pct"/>
             <w:tcBorders>
               <w:top w:val="single" w:sz="6" w:space="0" w:color="auto"/>
               <w:left w:val="single" w:sz="6" w:space="0" w:color="auto"/>
               <w:bottom w:val="single" w:sz="6" w:space="0" w:color="auto"/>
-              <w:right w:val="single" w:sz="6" w:space="0" w:color="auto"/>
+              <w:right w:val="single" w:sz="4" w:space="0" w:color="auto"/>
             </w:tcBorders>
             <w:vAlign w:val="center"/>
             <w:hideMark/>
@@ -3920,6 +5268,38 @@
           <w:p>
             <w:r>
               <w:t>019-8887777</w:t>
+            </w:r>
+          </w:p>
+        </w:tc>
+        <w:tc>
+          <w:tcPr>
+            <w:tcW w:w="874" w:type="pct"/>
+            <w:tcBorders>
+              <w:top w:val="single" w:sz="4" w:space="0" w:color="auto"/>
+              <w:left w:val="single" w:sz="4" w:space="0" w:color="auto"/>
+              <w:bottom w:val="single" w:sz="4" w:space="0" w:color="auto"/>
+              <w:right w:val="single" w:sz="4" w:space="0" w:color="auto"/>
+            </w:tcBorders>
+          </w:tcPr>
+          <w:p>
+            <w:r>
+              <w:t>Goalkeeper</w:t>
+            </w:r>
+          </w:p>
+        </w:tc>
+        <w:tc>
+          <w:tcPr>
+            <w:tcW w:w="874" w:type="pct"/>
+            <w:tcBorders>
+              <w:top w:val="single" w:sz="4" w:space="0" w:color="auto"/>
+              <w:left w:val="single" w:sz="4" w:space="0" w:color="auto"/>
+              <w:bottom w:val="single" w:sz="4" w:space="0" w:color="auto"/>
+              <w:right w:val="single" w:sz="4" w:space="0" w:color="auto"/>
+            </w:tcBorders>
+          </w:tcPr>
+          <w:p>
+            <w:r>
+              <w:t>Suspended</w:t>
             </w:r>
           </w:p>
         </w:tc>
@@ -3931,7 +5311,7 @@
         </w:trPr>
         <w:tc>
           <w:tcPr>
-            <w:tcW w:w="1547" w:type="pct"/>
+            <w:tcW w:w="1006" w:type="pct"/>
             <w:tcBorders>
               <w:top w:val="single" w:sz="6" w:space="0" w:color="auto"/>
               <w:left w:val="single" w:sz="6" w:space="0" w:color="auto"/>
@@ -3949,7 +5329,7 @@
         </w:tc>
         <w:tc>
           <w:tcPr>
-            <w:tcW w:w="1718" w:type="pct"/>
+            <w:tcW w:w="1118" w:type="pct"/>
             <w:tcBorders>
               <w:top w:val="single" w:sz="6" w:space="0" w:color="auto"/>
               <w:left w:val="single" w:sz="6" w:space="0" w:color="auto"/>
@@ -3967,7 +5347,7 @@
         </w:tc>
         <w:tc>
           <w:tcPr>
-            <w:tcW w:w="388" w:type="pct"/>
+            <w:tcW w:w="253" w:type="pct"/>
             <w:tcBorders>
               <w:top w:val="single" w:sz="6" w:space="0" w:color="auto"/>
               <w:left w:val="single" w:sz="6" w:space="0" w:color="auto"/>
@@ -3985,12 +5365,12 @@
         </w:tc>
         <w:tc>
           <w:tcPr>
-            <w:tcW w:w="1347" w:type="pct"/>
+            <w:tcW w:w="875" w:type="pct"/>
             <w:tcBorders>
               <w:top w:val="single" w:sz="6" w:space="0" w:color="auto"/>
               <w:left w:val="single" w:sz="6" w:space="0" w:color="auto"/>
               <w:bottom w:val="single" w:sz="6" w:space="0" w:color="auto"/>
-              <w:right w:val="single" w:sz="6" w:space="0" w:color="auto"/>
+              <w:right w:val="single" w:sz="4" w:space="0" w:color="auto"/>
             </w:tcBorders>
             <w:vAlign w:val="center"/>
             <w:hideMark/>
@@ -3998,6 +5378,38 @@
           <w:p>
             <w:r>
               <w:t>013-3334444</w:t>
+            </w:r>
+          </w:p>
+        </w:tc>
+        <w:tc>
+          <w:tcPr>
+            <w:tcW w:w="874" w:type="pct"/>
+            <w:tcBorders>
+              <w:top w:val="single" w:sz="4" w:space="0" w:color="auto"/>
+              <w:left w:val="single" w:sz="4" w:space="0" w:color="auto"/>
+              <w:bottom w:val="single" w:sz="4" w:space="0" w:color="auto"/>
+              <w:right w:val="single" w:sz="4" w:space="0" w:color="auto"/>
+            </w:tcBorders>
+          </w:tcPr>
+          <w:p>
+            <w:r>
+              <w:t>Striker</w:t>
+            </w:r>
+          </w:p>
+        </w:tc>
+        <w:tc>
+          <w:tcPr>
+            <w:tcW w:w="874" w:type="pct"/>
+            <w:tcBorders>
+              <w:top w:val="single" w:sz="4" w:space="0" w:color="auto"/>
+              <w:left w:val="single" w:sz="4" w:space="0" w:color="auto"/>
+              <w:bottom w:val="single" w:sz="4" w:space="0" w:color="auto"/>
+              <w:right w:val="single" w:sz="4" w:space="0" w:color="auto"/>
+            </w:tcBorders>
+          </w:tcPr>
+          <w:p>
+            <w:r>
+              <w:t>Active</w:t>
             </w:r>
           </w:p>
         </w:tc>
@@ -4021,7 +5433,19 @@
         <w:rPr>
           <w:lang w:val="en-US"/>
         </w:rPr>
-        <w:t>Table 6: Sample for Tournament Table</w:t>
+        <w:t xml:space="preserve">Table </w:t>
+      </w:r>
+      <w:r>
+        <w:rPr>
+          <w:lang w:val="en-US"/>
+        </w:rPr>
+        <w:t>8</w:t>
+      </w:r>
+      <w:r>
+        <w:rPr>
+          <w:lang w:val="en-US"/>
+        </w:rPr>
+        <w:t>: Sample for Tournament Table</w:t>
       </w:r>
     </w:p>
     <w:tbl>
@@ -4407,7 +5831,19 @@
           <w:lang w:val="en-US"/>
         </w:rPr>
         <w:lastRenderedPageBreak/>
-        <w:t>Table 7: Sample for Match Table</w:t>
+        <w:t xml:space="preserve">Table </w:t>
+      </w:r>
+      <w:r>
+        <w:rPr>
+          <w:lang w:val="en-US"/>
+        </w:rPr>
+        <w:t>9</w:t>
+      </w:r>
+      <w:r>
+        <w:rPr>
+          <w:lang w:val="en-US"/>
+        </w:rPr>
+        <w:t>: Sample for Match Table</w:t>
       </w:r>
     </w:p>
     <w:tbl>
@@ -4690,7 +6126,19 @@
           </w:tcPr>
           <w:p>
             <w:r>
-              <w:t>2025-11-02 16:30:00</w:t>
+              <w:t>202</w:t>
+            </w:r>
+            <w:r>
+              <w:t>5</w:t>
+            </w:r>
+            <w:r>
+              <w:t>-1</w:t>
+            </w:r>
+            <w:r>
+              <w:t>1</w:t>
+            </w:r>
+            <w:r>
+              <w:t>-02 16:30:00</w:t>
             </w:r>
           </w:p>
         </w:tc>
@@ -4803,7 +6251,13 @@
           </w:tcPr>
           <w:p>
             <w:r>
-              <w:t>2025-11-05 16:30:00</w:t>
+              <w:t>2025-</w:t>
+            </w:r>
+            <w:r>
+              <w:t>1</w:t>
+            </w:r>
+            <w:r>
+              <w:t>1-05 16:30:00</w:t>
             </w:r>
           </w:p>
         </w:tc>
@@ -4976,7 +6430,19 @@
         <w:rPr>
           <w:lang w:val="en-US"/>
         </w:rPr>
-        <w:t>Table 8: Sample for Performance Table</w:t>
+        <w:t>Table</w:t>
+      </w:r>
+      <w:r>
+        <w:rPr>
+          <w:lang w:val="en-US"/>
+        </w:rPr>
+        <w:t xml:space="preserve"> 10</w:t>
+      </w:r>
+      <w:r>
+        <w:rPr>
+          <w:lang w:val="en-US"/>
+        </w:rPr>
+        <w:t>: Sample for Performance Table</w:t>
       </w:r>
     </w:p>
     <w:tbl>
@@ -5765,6 +7231,424 @@
     </w:p>
     <w:p>
       <w:pPr>
+        <w:jc w:val="center"/>
+        <w:rPr>
+          <w:lang w:val="en-US"/>
+        </w:rPr>
+      </w:pPr>
+      <w:r>
+        <w:rPr>
+          <w:lang w:val="en-US"/>
+        </w:rPr>
+        <w:t>Table 1</w:t>
+      </w:r>
+      <w:r>
+        <w:rPr>
+          <w:lang w:val="en-US"/>
+        </w:rPr>
+        <w:t>1</w:t>
+      </w:r>
+      <w:r>
+        <w:rPr>
+          <w:lang w:val="en-US"/>
+        </w:rPr>
+        <w:t xml:space="preserve">: Sample for </w:t>
+      </w:r>
+      <w:r>
+        <w:rPr>
+          <w:lang w:val="en-US"/>
+        </w:rPr>
+        <w:t>Sessions</w:t>
+      </w:r>
+      <w:r>
+        <w:rPr>
+          <w:lang w:val="en-US"/>
+        </w:rPr>
+        <w:t xml:space="preserve"> Table</w:t>
+      </w:r>
+    </w:p>
+    <w:tbl>
+      <w:tblPr>
+        <w:tblW w:w="4229" w:type="pct"/>
+        <w:jc w:val="center"/>
+        <w:tblCellMar>
+          <w:top w:w="15" w:type="dxa"/>
+          <w:left w:w="15" w:type="dxa"/>
+          <w:bottom w:w="15" w:type="dxa"/>
+          <w:right w:w="15" w:type="dxa"/>
+        </w:tblCellMar>
+        <w:tblLook w:val="04A0" w:firstRow="1" w:lastRow="0" w:firstColumn="1" w:lastColumn="0" w:noHBand="0" w:noVBand="1"/>
+      </w:tblPr>
+      <w:tblGrid>
+        <w:gridCol w:w="2468"/>
+        <w:gridCol w:w="1748"/>
+        <w:gridCol w:w="1710"/>
+        <w:gridCol w:w="1695"/>
+      </w:tblGrid>
+      <w:tr>
+        <w:trPr>
+          <w:tblHeader/>
+          <w:jc w:val="center"/>
+        </w:trPr>
+        <w:tc>
+          <w:tcPr>
+            <w:tcW w:w="1619" w:type="pct"/>
+            <w:tcBorders>
+              <w:top w:val="single" w:sz="6" w:space="0" w:color="auto"/>
+              <w:left w:val="single" w:sz="6" w:space="0" w:color="auto"/>
+              <w:bottom w:val="single" w:sz="6" w:space="0" w:color="auto"/>
+              <w:right w:val="single" w:sz="6" w:space="0" w:color="auto"/>
+            </w:tcBorders>
+            <w:shd w:val="clear" w:color="auto" w:fill="D0CECE" w:themeFill="background2" w:themeFillShade="E6"/>
+            <w:vAlign w:val="center"/>
+            <w:hideMark/>
+          </w:tcPr>
+          <w:p>
+            <w:pPr>
+              <w:jc w:val="center"/>
+            </w:pPr>
+            <w:proofErr w:type="spellStart"/>
+            <w:r>
+              <w:rPr>
+                <w:b/>
+                <w:bCs/>
+              </w:rPr>
+              <w:t>session</w:t>
+            </w:r>
+            <w:r>
+              <w:rPr>
+                <w:b/>
+                <w:bCs/>
+              </w:rPr>
+              <w:t>ID</w:t>
+            </w:r>
+            <w:proofErr w:type="spellEnd"/>
+            <w:r>
+              <w:rPr>
+                <w:b/>
+                <w:bCs/>
+              </w:rPr>
+              <w:t xml:space="preserve"> (PK)</w:t>
+            </w:r>
+          </w:p>
+        </w:tc>
+        <w:tc>
+          <w:tcPr>
+            <w:tcW w:w="1147" w:type="pct"/>
+            <w:tcBorders>
+              <w:top w:val="single" w:sz="6" w:space="0" w:color="auto"/>
+              <w:left w:val="single" w:sz="6" w:space="0" w:color="auto"/>
+              <w:bottom w:val="single" w:sz="6" w:space="0" w:color="auto"/>
+              <w:right w:val="single" w:sz="6" w:space="0" w:color="auto"/>
+            </w:tcBorders>
+            <w:shd w:val="clear" w:color="auto" w:fill="D0CECE" w:themeFill="background2" w:themeFillShade="E6"/>
+            <w:vAlign w:val="center"/>
+            <w:hideMark/>
+          </w:tcPr>
+          <w:p>
+            <w:pPr>
+              <w:jc w:val="center"/>
+            </w:pPr>
+            <w:proofErr w:type="spellStart"/>
+            <w:r>
+              <w:rPr>
+                <w:b/>
+                <w:bCs/>
+              </w:rPr>
+              <w:t>sessionDate</w:t>
+            </w:r>
+            <w:proofErr w:type="spellEnd"/>
+          </w:p>
+        </w:tc>
+        <w:tc>
+          <w:tcPr>
+            <w:tcW w:w="1122" w:type="pct"/>
+            <w:tcBorders>
+              <w:top w:val="single" w:sz="6" w:space="0" w:color="auto"/>
+              <w:left w:val="single" w:sz="6" w:space="0" w:color="auto"/>
+              <w:bottom w:val="single" w:sz="6" w:space="0" w:color="auto"/>
+              <w:right w:val="single" w:sz="6" w:space="0" w:color="auto"/>
+            </w:tcBorders>
+            <w:shd w:val="clear" w:color="auto" w:fill="D0CECE" w:themeFill="background2" w:themeFillShade="E6"/>
+            <w:vAlign w:val="center"/>
+            <w:hideMark/>
+          </w:tcPr>
+          <w:p>
+            <w:pPr>
+              <w:jc w:val="center"/>
+            </w:pPr>
+            <w:r>
+              <w:rPr>
+                <w:b/>
+                <w:bCs/>
+              </w:rPr>
+              <w:t>venue</w:t>
+            </w:r>
+          </w:p>
+        </w:tc>
+        <w:tc>
+          <w:tcPr>
+            <w:tcW w:w="1112" w:type="pct"/>
+            <w:tcBorders>
+              <w:top w:val="single" w:sz="6" w:space="0" w:color="auto"/>
+              <w:left w:val="single" w:sz="6" w:space="0" w:color="auto"/>
+              <w:bottom w:val="single" w:sz="6" w:space="0" w:color="auto"/>
+              <w:right w:val="single" w:sz="6" w:space="0" w:color="auto"/>
+            </w:tcBorders>
+            <w:shd w:val="clear" w:color="auto" w:fill="D0CECE" w:themeFill="background2" w:themeFillShade="E6"/>
+            <w:vAlign w:val="center"/>
+            <w:hideMark/>
+          </w:tcPr>
+          <w:p>
+            <w:pPr>
+              <w:jc w:val="center"/>
+            </w:pPr>
+            <w:proofErr w:type="spellStart"/>
+            <w:r>
+              <w:rPr>
+                <w:b/>
+                <w:bCs/>
+              </w:rPr>
+              <w:t>focusArea</w:t>
+            </w:r>
+            <w:proofErr w:type="spellEnd"/>
+          </w:p>
+        </w:tc>
+      </w:tr>
+      <w:tr>
+        <w:trPr>
+          <w:jc w:val="center"/>
+        </w:trPr>
+        <w:tc>
+          <w:tcPr>
+            <w:tcW w:w="1619" w:type="pct"/>
+            <w:tcBorders>
+              <w:top w:val="single" w:sz="6" w:space="0" w:color="auto"/>
+              <w:left w:val="single" w:sz="6" w:space="0" w:color="auto"/>
+              <w:bottom w:val="single" w:sz="6" w:space="0" w:color="auto"/>
+              <w:right w:val="single" w:sz="6" w:space="0" w:color="auto"/>
+            </w:tcBorders>
+            <w:vAlign w:val="center"/>
+            <w:hideMark/>
+          </w:tcPr>
+          <w:p>
+            <w:r>
+              <w:t>53</w:t>
+            </w:r>
+          </w:p>
+        </w:tc>
+        <w:tc>
+          <w:tcPr>
+            <w:tcW w:w="1147" w:type="pct"/>
+            <w:tcBorders>
+              <w:top w:val="single" w:sz="6" w:space="0" w:color="auto"/>
+              <w:left w:val="single" w:sz="6" w:space="0" w:color="auto"/>
+              <w:bottom w:val="single" w:sz="6" w:space="0" w:color="auto"/>
+              <w:right w:val="single" w:sz="6" w:space="0" w:color="auto"/>
+            </w:tcBorders>
+            <w:vAlign w:val="center"/>
+            <w:hideMark/>
+          </w:tcPr>
+          <w:p>
+            <w:r>
+              <w:t>2025-11-25</w:t>
+            </w:r>
+          </w:p>
+        </w:tc>
+        <w:tc>
+          <w:tcPr>
+            <w:tcW w:w="1122" w:type="pct"/>
+            <w:tcBorders>
+              <w:top w:val="single" w:sz="6" w:space="0" w:color="auto"/>
+              <w:left w:val="single" w:sz="6" w:space="0" w:color="auto"/>
+              <w:bottom w:val="single" w:sz="6" w:space="0" w:color="auto"/>
+              <w:right w:val="single" w:sz="6" w:space="0" w:color="auto"/>
+            </w:tcBorders>
+            <w:vAlign w:val="center"/>
+            <w:hideMark/>
+          </w:tcPr>
+          <w:p>
+            <w:r>
+              <w:t>Gymnasium</w:t>
+            </w:r>
+          </w:p>
+        </w:tc>
+        <w:tc>
+          <w:tcPr>
+            <w:tcW w:w="1112" w:type="pct"/>
+            <w:tcBorders>
+              <w:top w:val="single" w:sz="6" w:space="0" w:color="auto"/>
+              <w:left w:val="single" w:sz="6" w:space="0" w:color="auto"/>
+              <w:bottom w:val="single" w:sz="6" w:space="0" w:color="auto"/>
+              <w:right w:val="single" w:sz="6" w:space="0" w:color="auto"/>
+            </w:tcBorders>
+            <w:vAlign w:val="center"/>
+            <w:hideMark/>
+          </w:tcPr>
+          <w:p>
+            <w:r>
+              <w:t>Cardio</w:t>
+            </w:r>
+          </w:p>
+        </w:tc>
+      </w:tr>
+      <w:tr>
+        <w:trPr>
+          <w:jc w:val="center"/>
+        </w:trPr>
+        <w:tc>
+          <w:tcPr>
+            <w:tcW w:w="1619" w:type="pct"/>
+            <w:tcBorders>
+              <w:top w:val="single" w:sz="6" w:space="0" w:color="auto"/>
+              <w:left w:val="single" w:sz="6" w:space="0" w:color="auto"/>
+              <w:bottom w:val="single" w:sz="6" w:space="0" w:color="auto"/>
+              <w:right w:val="single" w:sz="6" w:space="0" w:color="auto"/>
+            </w:tcBorders>
+            <w:vAlign w:val="center"/>
+            <w:hideMark/>
+          </w:tcPr>
+          <w:p>
+            <w:r>
+              <w:t>54</w:t>
+            </w:r>
+          </w:p>
+        </w:tc>
+        <w:tc>
+          <w:tcPr>
+            <w:tcW w:w="1147" w:type="pct"/>
+            <w:tcBorders>
+              <w:top w:val="single" w:sz="6" w:space="0" w:color="auto"/>
+              <w:left w:val="single" w:sz="6" w:space="0" w:color="auto"/>
+              <w:bottom w:val="single" w:sz="6" w:space="0" w:color="auto"/>
+              <w:right w:val="single" w:sz="6" w:space="0" w:color="auto"/>
+            </w:tcBorders>
+            <w:vAlign w:val="center"/>
+            <w:hideMark/>
+          </w:tcPr>
+          <w:p>
+            <w:r>
+              <w:t>2025-11-31</w:t>
+            </w:r>
+          </w:p>
+        </w:tc>
+        <w:tc>
+          <w:tcPr>
+            <w:tcW w:w="1122" w:type="pct"/>
+            <w:tcBorders>
+              <w:top w:val="single" w:sz="6" w:space="0" w:color="auto"/>
+              <w:left w:val="single" w:sz="6" w:space="0" w:color="auto"/>
+              <w:bottom w:val="single" w:sz="6" w:space="0" w:color="auto"/>
+              <w:right w:val="single" w:sz="6" w:space="0" w:color="auto"/>
+            </w:tcBorders>
+            <w:vAlign w:val="center"/>
+            <w:hideMark/>
+          </w:tcPr>
+          <w:p>
+            <w:r>
+              <w:t>Field</w:t>
+            </w:r>
+          </w:p>
+        </w:tc>
+        <w:tc>
+          <w:tcPr>
+            <w:tcW w:w="1112" w:type="pct"/>
+            <w:tcBorders>
+              <w:top w:val="single" w:sz="6" w:space="0" w:color="auto"/>
+              <w:left w:val="single" w:sz="6" w:space="0" w:color="auto"/>
+              <w:bottom w:val="single" w:sz="6" w:space="0" w:color="auto"/>
+              <w:right w:val="single" w:sz="6" w:space="0" w:color="auto"/>
+            </w:tcBorders>
+            <w:vAlign w:val="center"/>
+            <w:hideMark/>
+          </w:tcPr>
+          <w:p>
+            <w:r>
+              <w:t>Training</w:t>
+            </w:r>
+          </w:p>
+        </w:tc>
+      </w:tr>
+      <w:tr>
+        <w:trPr>
+          <w:jc w:val="center"/>
+        </w:trPr>
+        <w:tc>
+          <w:tcPr>
+            <w:tcW w:w="1619" w:type="pct"/>
+            <w:tcBorders>
+              <w:top w:val="single" w:sz="6" w:space="0" w:color="auto"/>
+              <w:left w:val="single" w:sz="6" w:space="0" w:color="auto"/>
+              <w:bottom w:val="single" w:sz="6" w:space="0" w:color="auto"/>
+              <w:right w:val="single" w:sz="6" w:space="0" w:color="auto"/>
+            </w:tcBorders>
+            <w:vAlign w:val="center"/>
+            <w:hideMark/>
+          </w:tcPr>
+          <w:p>
+            <w:r>
+              <w:t>55</w:t>
+            </w:r>
+          </w:p>
+        </w:tc>
+        <w:tc>
+          <w:tcPr>
+            <w:tcW w:w="1147" w:type="pct"/>
+            <w:tcBorders>
+              <w:top w:val="single" w:sz="6" w:space="0" w:color="auto"/>
+              <w:left w:val="single" w:sz="6" w:space="0" w:color="auto"/>
+              <w:bottom w:val="single" w:sz="6" w:space="0" w:color="auto"/>
+              <w:right w:val="single" w:sz="6" w:space="0" w:color="auto"/>
+            </w:tcBorders>
+            <w:vAlign w:val="center"/>
+            <w:hideMark/>
+          </w:tcPr>
+          <w:p>
+            <w:r>
+              <w:t>2025-12-05</w:t>
+            </w:r>
+          </w:p>
+        </w:tc>
+        <w:tc>
+          <w:tcPr>
+            <w:tcW w:w="1122" w:type="pct"/>
+            <w:tcBorders>
+              <w:top w:val="single" w:sz="6" w:space="0" w:color="auto"/>
+              <w:left w:val="single" w:sz="6" w:space="0" w:color="auto"/>
+              <w:bottom w:val="single" w:sz="6" w:space="0" w:color="auto"/>
+              <w:right w:val="single" w:sz="6" w:space="0" w:color="auto"/>
+            </w:tcBorders>
+            <w:vAlign w:val="center"/>
+            <w:hideMark/>
+          </w:tcPr>
+          <w:p>
+            <w:r>
+              <w:t>Field</w:t>
+            </w:r>
+          </w:p>
+        </w:tc>
+        <w:tc>
+          <w:tcPr>
+            <w:tcW w:w="1112" w:type="pct"/>
+            <w:tcBorders>
+              <w:top w:val="single" w:sz="6" w:space="0" w:color="auto"/>
+              <w:left w:val="single" w:sz="6" w:space="0" w:color="auto"/>
+              <w:bottom w:val="single" w:sz="6" w:space="0" w:color="auto"/>
+              <w:right w:val="single" w:sz="6" w:space="0" w:color="auto"/>
+            </w:tcBorders>
+            <w:vAlign w:val="center"/>
+            <w:hideMark/>
+          </w:tcPr>
+          <w:p>
+            <w:r>
+              <w:t>Training</w:t>
+            </w:r>
+          </w:p>
+        </w:tc>
+      </w:tr>
+    </w:tbl>
+    <w:p>
+      <w:pPr>
         <w:rPr>
           <w:lang w:val="en-US"/>
         </w:rPr>
@@ -5772,18 +7656,433 @@
     </w:p>
     <w:p>
       <w:pPr>
+        <w:jc w:val="center"/>
         <w:rPr>
           <w:lang w:val="en-US"/>
         </w:rPr>
       </w:pPr>
+      <w:r>
+        <w:rPr>
+          <w:lang w:val="en-US"/>
+        </w:rPr>
+        <w:t>Table 1</w:t>
+      </w:r>
+      <w:r>
+        <w:rPr>
+          <w:lang w:val="en-US"/>
+        </w:rPr>
+        <w:t>2</w:t>
+      </w:r>
+      <w:r>
+        <w:rPr>
+          <w:lang w:val="en-US"/>
+        </w:rPr>
+        <w:t xml:space="preserve">: Sample for </w:t>
+      </w:r>
+      <w:r>
+        <w:rPr>
+          <w:lang w:val="en-US"/>
+        </w:rPr>
+        <w:t>Attendance</w:t>
+      </w:r>
+      <w:r>
+        <w:rPr>
+          <w:lang w:val="en-US"/>
+        </w:rPr>
+        <w:t xml:space="preserve"> Table</w:t>
+      </w:r>
     </w:p>
-    <w:p>
-      <w:pPr>
-        <w:rPr>
-          <w:lang w:val="en-US"/>
-        </w:rPr>
-      </w:pPr>
-    </w:p>
+    <w:tbl>
+      <w:tblPr>
+        <w:tblW w:w="4229" w:type="pct"/>
+        <w:jc w:val="center"/>
+        <w:tblCellMar>
+          <w:top w:w="15" w:type="dxa"/>
+          <w:left w:w="15" w:type="dxa"/>
+          <w:bottom w:w="15" w:type="dxa"/>
+          <w:right w:w="15" w:type="dxa"/>
+        </w:tblCellMar>
+        <w:tblLook w:val="04A0" w:firstRow="1" w:lastRow="0" w:firstColumn="1" w:lastColumn="0" w:noHBand="0" w:noVBand="1"/>
+      </w:tblPr>
+      <w:tblGrid>
+        <w:gridCol w:w="2468"/>
+        <w:gridCol w:w="1748"/>
+        <w:gridCol w:w="1710"/>
+        <w:gridCol w:w="1695"/>
+      </w:tblGrid>
+      <w:tr>
+        <w:trPr>
+          <w:tblHeader/>
+          <w:jc w:val="center"/>
+        </w:trPr>
+        <w:tc>
+          <w:tcPr>
+            <w:tcW w:w="1619" w:type="pct"/>
+            <w:tcBorders>
+              <w:top w:val="single" w:sz="6" w:space="0" w:color="auto"/>
+              <w:left w:val="single" w:sz="6" w:space="0" w:color="auto"/>
+              <w:bottom w:val="single" w:sz="6" w:space="0" w:color="auto"/>
+              <w:right w:val="single" w:sz="6" w:space="0" w:color="auto"/>
+            </w:tcBorders>
+            <w:shd w:val="clear" w:color="auto" w:fill="D0CECE" w:themeFill="background2" w:themeFillShade="E6"/>
+            <w:vAlign w:val="center"/>
+            <w:hideMark/>
+          </w:tcPr>
+          <w:p>
+            <w:pPr>
+              <w:jc w:val="center"/>
+            </w:pPr>
+            <w:proofErr w:type="spellStart"/>
+            <w:r>
+              <w:rPr>
+                <w:b/>
+                <w:bCs/>
+              </w:rPr>
+              <w:t>attendance</w:t>
+            </w:r>
+            <w:r>
+              <w:rPr>
+                <w:b/>
+                <w:bCs/>
+              </w:rPr>
+              <w:t>ID</w:t>
+            </w:r>
+            <w:proofErr w:type="spellEnd"/>
+            <w:r>
+              <w:rPr>
+                <w:b/>
+                <w:bCs/>
+              </w:rPr>
+              <w:t xml:space="preserve"> (PK)</w:t>
+            </w:r>
+          </w:p>
+        </w:tc>
+        <w:tc>
+          <w:tcPr>
+            <w:tcW w:w="1147" w:type="pct"/>
+            <w:tcBorders>
+              <w:top w:val="single" w:sz="6" w:space="0" w:color="auto"/>
+              <w:left w:val="single" w:sz="6" w:space="0" w:color="auto"/>
+              <w:bottom w:val="single" w:sz="6" w:space="0" w:color="auto"/>
+              <w:right w:val="single" w:sz="6" w:space="0" w:color="auto"/>
+            </w:tcBorders>
+            <w:shd w:val="clear" w:color="auto" w:fill="D0CECE" w:themeFill="background2" w:themeFillShade="E6"/>
+            <w:vAlign w:val="center"/>
+            <w:hideMark/>
+          </w:tcPr>
+          <w:p>
+            <w:pPr>
+              <w:jc w:val="center"/>
+            </w:pPr>
+            <w:proofErr w:type="spellStart"/>
+            <w:r>
+              <w:rPr>
+                <w:b/>
+                <w:bCs/>
+              </w:rPr>
+              <w:t>session</w:t>
+            </w:r>
+            <w:r>
+              <w:rPr>
+                <w:b/>
+                <w:bCs/>
+              </w:rPr>
+              <w:t>ID</w:t>
+            </w:r>
+            <w:proofErr w:type="spellEnd"/>
+          </w:p>
+        </w:tc>
+        <w:tc>
+          <w:tcPr>
+            <w:tcW w:w="1122" w:type="pct"/>
+            <w:tcBorders>
+              <w:top w:val="single" w:sz="6" w:space="0" w:color="auto"/>
+              <w:left w:val="single" w:sz="6" w:space="0" w:color="auto"/>
+              <w:bottom w:val="single" w:sz="6" w:space="0" w:color="auto"/>
+              <w:right w:val="single" w:sz="6" w:space="0" w:color="auto"/>
+            </w:tcBorders>
+            <w:shd w:val="clear" w:color="auto" w:fill="D0CECE" w:themeFill="background2" w:themeFillShade="E6"/>
+            <w:vAlign w:val="center"/>
+            <w:hideMark/>
+          </w:tcPr>
+          <w:p>
+            <w:pPr>
+              <w:jc w:val="center"/>
+            </w:pPr>
+            <w:proofErr w:type="spellStart"/>
+            <w:r>
+              <w:rPr>
+                <w:b/>
+                <w:bCs/>
+              </w:rPr>
+              <w:t>playerID</w:t>
+            </w:r>
+            <w:proofErr w:type="spellEnd"/>
+          </w:p>
+        </w:tc>
+        <w:tc>
+          <w:tcPr>
+            <w:tcW w:w="1112" w:type="pct"/>
+            <w:tcBorders>
+              <w:top w:val="single" w:sz="6" w:space="0" w:color="auto"/>
+              <w:left w:val="single" w:sz="6" w:space="0" w:color="auto"/>
+              <w:bottom w:val="single" w:sz="6" w:space="0" w:color="auto"/>
+              <w:right w:val="single" w:sz="6" w:space="0" w:color="auto"/>
+            </w:tcBorders>
+            <w:shd w:val="clear" w:color="auto" w:fill="D0CECE" w:themeFill="background2" w:themeFillShade="E6"/>
+            <w:vAlign w:val="center"/>
+            <w:hideMark/>
+          </w:tcPr>
+          <w:p>
+            <w:pPr>
+              <w:jc w:val="center"/>
+              <w:rPr>
+                <w:b/>
+                <w:bCs/>
+              </w:rPr>
+            </w:pPr>
+            <w:r>
+              <w:rPr>
+                <w:b/>
+                <w:bCs/>
+              </w:rPr>
+              <w:t>status</w:t>
+            </w:r>
+          </w:p>
+        </w:tc>
+      </w:tr>
+      <w:tr>
+        <w:trPr>
+          <w:jc w:val="center"/>
+        </w:trPr>
+        <w:tc>
+          <w:tcPr>
+            <w:tcW w:w="1619" w:type="pct"/>
+            <w:tcBorders>
+              <w:top w:val="single" w:sz="6" w:space="0" w:color="auto"/>
+              <w:left w:val="single" w:sz="6" w:space="0" w:color="auto"/>
+              <w:bottom w:val="single" w:sz="6" w:space="0" w:color="auto"/>
+              <w:right w:val="single" w:sz="6" w:space="0" w:color="auto"/>
+            </w:tcBorders>
+            <w:vAlign w:val="center"/>
+            <w:hideMark/>
+          </w:tcPr>
+          <w:p>
+            <w:r>
+              <w:t>21</w:t>
+            </w:r>
+          </w:p>
+        </w:tc>
+        <w:tc>
+          <w:tcPr>
+            <w:tcW w:w="1147" w:type="pct"/>
+            <w:tcBorders>
+              <w:top w:val="single" w:sz="6" w:space="0" w:color="auto"/>
+              <w:left w:val="single" w:sz="6" w:space="0" w:color="auto"/>
+              <w:bottom w:val="single" w:sz="6" w:space="0" w:color="auto"/>
+              <w:right w:val="single" w:sz="6" w:space="0" w:color="auto"/>
+            </w:tcBorders>
+            <w:vAlign w:val="center"/>
+            <w:hideMark/>
+          </w:tcPr>
+          <w:p>
+            <w:r>
+              <w:t>53</w:t>
+            </w:r>
+          </w:p>
+        </w:tc>
+        <w:tc>
+          <w:tcPr>
+            <w:tcW w:w="1122" w:type="pct"/>
+            <w:tcBorders>
+              <w:top w:val="single" w:sz="6" w:space="0" w:color="auto"/>
+              <w:left w:val="single" w:sz="6" w:space="0" w:color="auto"/>
+              <w:bottom w:val="single" w:sz="6" w:space="0" w:color="auto"/>
+              <w:right w:val="single" w:sz="6" w:space="0" w:color="auto"/>
+            </w:tcBorders>
+            <w:vAlign w:val="center"/>
+            <w:hideMark/>
+          </w:tcPr>
+          <w:p>
+            <w:r>
+              <w:t>1001</w:t>
+            </w:r>
+          </w:p>
+        </w:tc>
+        <w:tc>
+          <w:tcPr>
+            <w:tcW w:w="1112" w:type="pct"/>
+            <w:tcBorders>
+              <w:top w:val="single" w:sz="6" w:space="0" w:color="auto"/>
+              <w:left w:val="single" w:sz="6" w:space="0" w:color="auto"/>
+              <w:bottom w:val="single" w:sz="6" w:space="0" w:color="auto"/>
+              <w:right w:val="single" w:sz="6" w:space="0" w:color="auto"/>
+            </w:tcBorders>
+            <w:vAlign w:val="center"/>
+            <w:hideMark/>
+          </w:tcPr>
+          <w:p>
+            <w:r>
+              <w:t>Present</w:t>
+            </w:r>
+          </w:p>
+        </w:tc>
+      </w:tr>
+      <w:tr>
+        <w:trPr>
+          <w:jc w:val="center"/>
+        </w:trPr>
+        <w:tc>
+          <w:tcPr>
+            <w:tcW w:w="1619" w:type="pct"/>
+            <w:tcBorders>
+              <w:top w:val="single" w:sz="6" w:space="0" w:color="auto"/>
+              <w:left w:val="single" w:sz="6" w:space="0" w:color="auto"/>
+              <w:bottom w:val="single" w:sz="6" w:space="0" w:color="auto"/>
+              <w:right w:val="single" w:sz="6" w:space="0" w:color="auto"/>
+            </w:tcBorders>
+            <w:vAlign w:val="center"/>
+            <w:hideMark/>
+          </w:tcPr>
+          <w:p>
+            <w:r>
+              <w:t>22</w:t>
+            </w:r>
+          </w:p>
+        </w:tc>
+        <w:tc>
+          <w:tcPr>
+            <w:tcW w:w="1147" w:type="pct"/>
+            <w:tcBorders>
+              <w:top w:val="single" w:sz="6" w:space="0" w:color="auto"/>
+              <w:left w:val="single" w:sz="6" w:space="0" w:color="auto"/>
+              <w:bottom w:val="single" w:sz="6" w:space="0" w:color="auto"/>
+              <w:right w:val="single" w:sz="6" w:space="0" w:color="auto"/>
+            </w:tcBorders>
+            <w:vAlign w:val="center"/>
+            <w:hideMark/>
+          </w:tcPr>
+          <w:p>
+            <w:r>
+              <w:t>54</w:t>
+            </w:r>
+          </w:p>
+        </w:tc>
+        <w:tc>
+          <w:tcPr>
+            <w:tcW w:w="1122" w:type="pct"/>
+            <w:tcBorders>
+              <w:top w:val="single" w:sz="6" w:space="0" w:color="auto"/>
+              <w:left w:val="single" w:sz="6" w:space="0" w:color="auto"/>
+              <w:bottom w:val="single" w:sz="6" w:space="0" w:color="auto"/>
+              <w:right w:val="single" w:sz="6" w:space="0" w:color="auto"/>
+            </w:tcBorders>
+            <w:vAlign w:val="center"/>
+            <w:hideMark/>
+          </w:tcPr>
+          <w:p>
+            <w:r>
+              <w:t>1003</w:t>
+            </w:r>
+          </w:p>
+        </w:tc>
+        <w:tc>
+          <w:tcPr>
+            <w:tcW w:w="1112" w:type="pct"/>
+            <w:tcBorders>
+              <w:top w:val="single" w:sz="6" w:space="0" w:color="auto"/>
+              <w:left w:val="single" w:sz="6" w:space="0" w:color="auto"/>
+              <w:bottom w:val="single" w:sz="6" w:space="0" w:color="auto"/>
+              <w:right w:val="single" w:sz="6" w:space="0" w:color="auto"/>
+            </w:tcBorders>
+            <w:vAlign w:val="center"/>
+            <w:hideMark/>
+          </w:tcPr>
+          <w:p>
+            <w:r>
+              <w:t>Leave</w:t>
+            </w:r>
+          </w:p>
+        </w:tc>
+      </w:tr>
+      <w:tr>
+        <w:trPr>
+          <w:jc w:val="center"/>
+        </w:trPr>
+        <w:tc>
+          <w:tcPr>
+            <w:tcW w:w="1619" w:type="pct"/>
+            <w:tcBorders>
+              <w:top w:val="single" w:sz="6" w:space="0" w:color="auto"/>
+              <w:left w:val="single" w:sz="6" w:space="0" w:color="auto"/>
+              <w:bottom w:val="single" w:sz="6" w:space="0" w:color="auto"/>
+              <w:right w:val="single" w:sz="6" w:space="0" w:color="auto"/>
+            </w:tcBorders>
+            <w:vAlign w:val="center"/>
+            <w:hideMark/>
+          </w:tcPr>
+          <w:p>
+            <w:r>
+              <w:t>23</w:t>
+            </w:r>
+          </w:p>
+        </w:tc>
+        <w:tc>
+          <w:tcPr>
+            <w:tcW w:w="1147" w:type="pct"/>
+            <w:tcBorders>
+              <w:top w:val="single" w:sz="6" w:space="0" w:color="auto"/>
+              <w:left w:val="single" w:sz="6" w:space="0" w:color="auto"/>
+              <w:bottom w:val="single" w:sz="6" w:space="0" w:color="auto"/>
+              <w:right w:val="single" w:sz="6" w:space="0" w:color="auto"/>
+            </w:tcBorders>
+            <w:vAlign w:val="center"/>
+            <w:hideMark/>
+          </w:tcPr>
+          <w:p>
+            <w:r>
+              <w:t>55</w:t>
+            </w:r>
+          </w:p>
+        </w:tc>
+        <w:tc>
+          <w:tcPr>
+            <w:tcW w:w="1122" w:type="pct"/>
+            <w:tcBorders>
+              <w:top w:val="single" w:sz="6" w:space="0" w:color="auto"/>
+              <w:left w:val="single" w:sz="6" w:space="0" w:color="auto"/>
+              <w:bottom w:val="single" w:sz="6" w:space="0" w:color="auto"/>
+              <w:right w:val="single" w:sz="6" w:space="0" w:color="auto"/>
+            </w:tcBorders>
+            <w:vAlign w:val="center"/>
+            <w:hideMark/>
+          </w:tcPr>
+          <w:p>
+            <w:r>
+              <w:t>1002</w:t>
+            </w:r>
+          </w:p>
+        </w:tc>
+        <w:tc>
+          <w:tcPr>
+            <w:tcW w:w="1112" w:type="pct"/>
+            <w:tcBorders>
+              <w:top w:val="single" w:sz="6" w:space="0" w:color="auto"/>
+              <w:left w:val="single" w:sz="6" w:space="0" w:color="auto"/>
+              <w:bottom w:val="single" w:sz="6" w:space="0" w:color="auto"/>
+              <w:right w:val="single" w:sz="6" w:space="0" w:color="auto"/>
+            </w:tcBorders>
+            <w:vAlign w:val="center"/>
+            <w:hideMark/>
+          </w:tcPr>
+          <w:p>
+            <w:r>
+              <w:t>Present</w:t>
+            </w:r>
+          </w:p>
+        </w:tc>
+      </w:tr>
+    </w:tbl>
     <w:p>
       <w:pPr>
         <w:rPr>
@@ -9008,7 +11307,19 @@
         <w:rPr>
           <w:lang w:val="en-US"/>
         </w:rPr>
-        <w:t>Table 9: Cost Estimation Table</w:t>
+        <w:t xml:space="preserve">Table </w:t>
+      </w:r>
+      <w:r>
+        <w:rPr>
+          <w:lang w:val="en-US"/>
+        </w:rPr>
+        <w:t>13</w:t>
+      </w:r>
+      <w:r>
+        <w:rPr>
+          <w:lang w:val="en-US"/>
+        </w:rPr>
+        <w:t>: Cost Estimation Table</w:t>
       </w:r>
     </w:p>
     <w:tbl>
@@ -14001,7 +16312,7 @@
   <w:style w:type="paragraph" w:default="1" w:styleId="Normal">
     <w:name w:val="Normal"/>
     <w:qFormat/>
-    <w:rsid w:val="00864CE8"/>
+    <w:rsid w:val="00B609BB"/>
     <w:rPr>
       <w:rFonts w:ascii="Times New Roman" w:hAnsi="Times New Roman"/>
       <w:sz w:val="24"/>
